--- a/4 курс/Metrology/606-22_РечукДМ_Лаб4.docx
+++ b/4 курс/Metrology/606-22_РечукДМ_Лаб4.docx
@@ -426,17 +426,20 @@
         <w:jc w:val="center"/>
         <w:rPr>
           <w:rFonts w:ascii="Times New Roman" w:hAnsi="Times New Roman" w:cs="Times New Roman"/>
+          <w:bCs/>
           <w:noProof/>
           <w:sz w:val="28"/>
           <w:szCs w:val="28"/>
+          <w:lang w:val="en-US"/>
         </w:rPr>
       </w:pPr>
       <w:bookmarkStart w:id="0" w:name="_Toc221953235"/>
       <w:bookmarkStart w:id="1" w:name="_Toc223028920"/>
-      <w:r>
-        <w:rPr>
-          <w:rFonts w:ascii="Times New Roman" w:hAnsi="Times New Roman" w:cs="Times New Roman"/>
-          <w:b/>
+      <w:bookmarkStart w:id="2" w:name="_Toc223678865"/>
+      <w:r>
+        <w:rPr>
+          <w:rFonts w:ascii="Times New Roman" w:hAnsi="Times New Roman" w:cs="Times New Roman"/>
+          <w:bCs/>
           <w:color w:val="auto"/>
           <w:sz w:val="28"/>
           <w:szCs w:val="28"/>
@@ -446,9 +449,11 @@
       </w:r>
       <w:bookmarkEnd w:id="0"/>
       <w:bookmarkEnd w:id="1"/>
-      <w:r>
-        <w:rPr>
-          <w:rFonts w:ascii="Times New Roman" w:hAnsi="Times New Roman" w:cs="Times New Roman"/>
+      <w:bookmarkEnd w:id="2"/>
+      <w:r>
+        <w:rPr>
+          <w:rFonts w:ascii="Times New Roman" w:hAnsi="Times New Roman" w:cs="Times New Roman"/>
+          <w:bCs/>
           <w:color w:val="auto"/>
           <w:kern w:val="2"/>
           <w:sz w:val="28"/>
@@ -460,6 +465,7 @@
       <w:r>
         <w:rPr>
           <w:rFonts w:ascii="Times New Roman" w:hAnsi="Times New Roman" w:cs="Times New Roman"/>
+          <w:bCs/>
           <w:color w:val="auto"/>
           <w:sz w:val="28"/>
           <w:szCs w:val="28"/>
@@ -469,6 +475,7 @@
       <w:r>
         <w:rPr>
           <w:rFonts w:ascii="Times New Roman" w:hAnsi="Times New Roman" w:cs="Times New Roman"/>
+          <w:bCs/>
           <w:color w:val="auto"/>
           <w:kern w:val="2"/>
           <w:sz w:val="28"/>
@@ -484,23 +491,23 @@
         <w:tabs>
           <w:tab w:val="right" w:leader="dot" w:pos="9345"/>
         </w:tabs>
-        <w:spacing w:after="0" w:line="360" w:lineRule="auto"/>
-        <w:jc w:val="both"/>
         <w:rPr>
           <w:rFonts w:ascii="Times New Roman" w:eastAsiaTheme="minorEastAsia" w:hAnsi="Times New Roman" w:cs="Times New Roman"/>
+          <w:bCs/>
           <w:noProof/>
           <w:kern w:val="2"/>
           <w:sz w:val="28"/>
           <w:szCs w:val="28"/>
-          <w:lang w:eastAsia="ja-JP"/>
+          <w:lang w:eastAsia="ru-RU"/>
           <w14:ligatures w14:val="standardContextual"/>
         </w:rPr>
       </w:pPr>
-      <w:hyperlink w:anchor="_Toc223028921" w:history="1">
+      <w:hyperlink w:anchor="_Toc223678866" w:history="1">
         <w:r>
           <w:rPr>
             <w:rStyle w:val="ac"/>
             <w:rFonts w:ascii="Times New Roman" w:hAnsi="Times New Roman" w:cs="Times New Roman"/>
+            <w:bCs/>
             <w:noProof/>
             <w:sz w:val="28"/>
             <w:szCs w:val="28"/>
@@ -510,6 +517,7 @@
         <w:r>
           <w:rPr>
             <w:rFonts w:ascii="Times New Roman" w:hAnsi="Times New Roman" w:cs="Times New Roman"/>
+            <w:bCs/>
             <w:noProof/>
             <w:webHidden/>
             <w:sz w:val="28"/>
@@ -520,6 +528,7 @@
         <w:r>
           <w:rPr>
             <w:rFonts w:ascii="Times New Roman" w:hAnsi="Times New Roman" w:cs="Times New Roman"/>
+            <w:bCs/>
             <w:noProof/>
             <w:webHidden/>
             <w:sz w:val="28"/>
@@ -530,16 +539,18 @@
         <w:r>
           <w:rPr>
             <w:rFonts w:ascii="Times New Roman" w:hAnsi="Times New Roman" w:cs="Times New Roman"/>
+            <w:bCs/>
             <w:noProof/>
             <w:webHidden/>
             <w:sz w:val="28"/>
             <w:szCs w:val="28"/>
           </w:rPr>
-          <w:instrText xml:space="preserve"> PAGEREF _Toc223028921 \h </w:instrText>
+          <w:instrText xml:space="preserve"> PAGEREF _Toc223678866 \h </w:instrText>
         </w:r>
         <w:r>
           <w:rPr>
             <w:rFonts w:ascii="Times New Roman" w:hAnsi="Times New Roman" w:cs="Times New Roman"/>
+            <w:bCs/>
             <w:noProof/>
             <w:webHidden/>
             <w:sz w:val="28"/>
@@ -549,6 +560,7 @@
         <w:r>
           <w:rPr>
             <w:rFonts w:ascii="Times New Roman" w:hAnsi="Times New Roman" w:cs="Times New Roman"/>
+            <w:bCs/>
             <w:noProof/>
             <w:webHidden/>
             <w:sz w:val="28"/>
@@ -559,6 +571,7 @@
         <w:r>
           <w:rPr>
             <w:rFonts w:ascii="Times New Roman" w:hAnsi="Times New Roman" w:cs="Times New Roman"/>
+            <w:bCs/>
             <w:noProof/>
             <w:webHidden/>
             <w:sz w:val="28"/>
@@ -569,6 +582,7 @@
         <w:r>
           <w:rPr>
             <w:rFonts w:ascii="Times New Roman" w:hAnsi="Times New Roman" w:cs="Times New Roman"/>
+            <w:bCs/>
             <w:noProof/>
             <w:webHidden/>
             <w:sz w:val="28"/>
@@ -584,23 +598,23 @@
         <w:tabs>
           <w:tab w:val="right" w:leader="dot" w:pos="9345"/>
         </w:tabs>
-        <w:spacing w:after="0" w:line="360" w:lineRule="auto"/>
-        <w:jc w:val="both"/>
         <w:rPr>
           <w:rFonts w:ascii="Times New Roman" w:eastAsiaTheme="minorEastAsia" w:hAnsi="Times New Roman" w:cs="Times New Roman"/>
+          <w:bCs/>
           <w:noProof/>
           <w:kern w:val="2"/>
           <w:sz w:val="28"/>
           <w:szCs w:val="28"/>
-          <w:lang w:eastAsia="ja-JP"/>
+          <w:lang w:eastAsia="ru-RU"/>
           <w14:ligatures w14:val="standardContextual"/>
         </w:rPr>
       </w:pPr>
-      <w:hyperlink w:anchor="_Toc223028922" w:history="1">
+      <w:hyperlink w:anchor="_Toc223678867" w:history="1">
         <w:r>
           <w:rPr>
             <w:rStyle w:val="ac"/>
             <w:rFonts w:ascii="Times New Roman" w:hAnsi="Times New Roman" w:cs="Times New Roman"/>
+            <w:bCs/>
             <w:noProof/>
             <w:sz w:val="28"/>
             <w:szCs w:val="28"/>
@@ -610,6 +624,7 @@
         <w:r>
           <w:rPr>
             <w:rFonts w:ascii="Times New Roman" w:hAnsi="Times New Roman" w:cs="Times New Roman"/>
+            <w:bCs/>
             <w:noProof/>
             <w:webHidden/>
             <w:sz w:val="28"/>
@@ -620,6 +635,7 @@
         <w:r>
           <w:rPr>
             <w:rFonts w:ascii="Times New Roman" w:hAnsi="Times New Roman" w:cs="Times New Roman"/>
+            <w:bCs/>
             <w:noProof/>
             <w:webHidden/>
             <w:sz w:val="28"/>
@@ -630,16 +646,18 @@
         <w:r>
           <w:rPr>
             <w:rFonts w:ascii="Times New Roman" w:hAnsi="Times New Roman" w:cs="Times New Roman"/>
+            <w:bCs/>
             <w:noProof/>
             <w:webHidden/>
             <w:sz w:val="28"/>
             <w:szCs w:val="28"/>
           </w:rPr>
-          <w:instrText xml:space="preserve"> PAGEREF _Toc223028922 \h </w:instrText>
+          <w:instrText xml:space="preserve"> PAGEREF _Toc223678867 \h </w:instrText>
         </w:r>
         <w:r>
           <w:rPr>
             <w:rFonts w:ascii="Times New Roman" w:hAnsi="Times New Roman" w:cs="Times New Roman"/>
+            <w:bCs/>
             <w:noProof/>
             <w:webHidden/>
             <w:sz w:val="28"/>
@@ -649,6 +667,7 @@
         <w:r>
           <w:rPr>
             <w:rFonts w:ascii="Times New Roman" w:hAnsi="Times New Roman" w:cs="Times New Roman"/>
+            <w:bCs/>
             <w:noProof/>
             <w:webHidden/>
             <w:sz w:val="28"/>
@@ -659,6 +678,7 @@
         <w:r>
           <w:rPr>
             <w:rFonts w:ascii="Times New Roman" w:hAnsi="Times New Roman" w:cs="Times New Roman"/>
+            <w:bCs/>
             <w:noProof/>
             <w:webHidden/>
             <w:sz w:val="28"/>
@@ -669,6 +689,7 @@
         <w:r>
           <w:rPr>
             <w:rFonts w:ascii="Times New Roman" w:hAnsi="Times New Roman" w:cs="Times New Roman"/>
+            <w:bCs/>
             <w:noProof/>
             <w:webHidden/>
             <w:sz w:val="28"/>
@@ -680,54 +701,37 @@
     </w:p>
     <w:p>
       <w:pPr>
-        <w:pStyle w:val="23"/>
+        <w:pStyle w:val="11"/>
         <w:tabs>
-          <w:tab w:val="left" w:pos="720"/>
           <w:tab w:val="right" w:leader="dot" w:pos="9345"/>
         </w:tabs>
-        <w:spacing w:after="0" w:line="360" w:lineRule="auto"/>
-        <w:ind w:left="0"/>
-        <w:jc w:val="both"/>
-        <w:rPr>
-          <w:rFonts w:ascii="Times New Roman" w:hAnsi="Times New Roman" w:cs="Times New Roman"/>
+        <w:rPr>
+          <w:rFonts w:ascii="Times New Roman" w:eastAsiaTheme="minorEastAsia" w:hAnsi="Times New Roman" w:cs="Times New Roman"/>
+          <w:bCs/>
           <w:noProof/>
-          <w:sz w:val="28"/>
-          <w:szCs w:val="28"/>
-        </w:rPr>
-      </w:pPr>
-      <w:hyperlink w:anchor="_Toc223028923" w:history="1">
+          <w:kern w:val="2"/>
+          <w:sz w:val="28"/>
+          <w:szCs w:val="28"/>
+          <w:lang w:eastAsia="ru-RU"/>
+          <w14:ligatures w14:val="standardContextual"/>
+        </w:rPr>
+      </w:pPr>
+      <w:hyperlink w:anchor="_Toc223678868" w:history="1">
         <w:r>
           <w:rPr>
             <w:rStyle w:val="ac"/>
             <w:rFonts w:ascii="Times New Roman" w:hAnsi="Times New Roman" w:cs="Times New Roman"/>
+            <w:bCs/>
             <w:noProof/>
             <w:sz w:val="28"/>
             <w:szCs w:val="28"/>
           </w:rPr>
-          <w:t>1.</w:t>
+          <w:t>ЗАКЛЮЧЕНИЕ</w:t>
         </w:r>
         <w:r>
           <w:rPr>
             <w:rFonts w:ascii="Times New Roman" w:hAnsi="Times New Roman" w:cs="Times New Roman"/>
-            <w:noProof/>
-            <w:sz w:val="28"/>
-            <w:szCs w:val="28"/>
-          </w:rPr>
-          <w:tab/>
-        </w:r>
-        <w:r>
-          <w:rPr>
-            <w:rStyle w:val="ac"/>
-            <w:rFonts w:ascii="Times New Roman" w:hAnsi="Times New Roman" w:cs="Times New Roman"/>
-            <w:noProof/>
-            <w:sz w:val="28"/>
-            <w:szCs w:val="28"/>
-          </w:rPr>
-          <w:t>Изучение паспорта вольтметра В7-58/2</w:t>
-        </w:r>
-        <w:r>
-          <w:rPr>
-            <w:rFonts w:ascii="Times New Roman" w:hAnsi="Times New Roman" w:cs="Times New Roman"/>
+            <w:bCs/>
             <w:noProof/>
             <w:webHidden/>
             <w:sz w:val="28"/>
@@ -738,6 +742,7 @@
         <w:r>
           <w:rPr>
             <w:rFonts w:ascii="Times New Roman" w:hAnsi="Times New Roman" w:cs="Times New Roman"/>
+            <w:bCs/>
             <w:noProof/>
             <w:webHidden/>
             <w:sz w:val="28"/>
@@ -748,16 +753,18 @@
         <w:r>
           <w:rPr>
             <w:rFonts w:ascii="Times New Roman" w:hAnsi="Times New Roman" w:cs="Times New Roman"/>
+            <w:bCs/>
             <w:noProof/>
             <w:webHidden/>
             <w:sz w:val="28"/>
             <w:szCs w:val="28"/>
           </w:rPr>
-          <w:instrText xml:space="preserve"> PAGEREF _Toc223028923 \h </w:instrText>
+          <w:instrText xml:space="preserve"> PAGEREF _Toc223678868 \h </w:instrText>
         </w:r>
         <w:r>
           <w:rPr>
             <w:rFonts w:ascii="Times New Roman" w:hAnsi="Times New Roman" w:cs="Times New Roman"/>
+            <w:bCs/>
             <w:noProof/>
             <w:webHidden/>
             <w:sz w:val="28"/>
@@ -767,6 +774,7 @@
         <w:r>
           <w:rPr>
             <w:rFonts w:ascii="Times New Roman" w:hAnsi="Times New Roman" w:cs="Times New Roman"/>
+            <w:bCs/>
             <w:noProof/>
             <w:webHidden/>
             <w:sz w:val="28"/>
@@ -777,16 +785,18 @@
         <w:r>
           <w:rPr>
             <w:rFonts w:ascii="Times New Roman" w:hAnsi="Times New Roman" w:cs="Times New Roman"/>
+            <w:bCs/>
             <w:noProof/>
             <w:webHidden/>
             <w:sz w:val="28"/>
             <w:szCs w:val="28"/>
           </w:rPr>
-          <w:t>4</w:t>
+          <w:t>8</w:t>
         </w:r>
         <w:r>
           <w:rPr>
             <w:rFonts w:ascii="Times New Roman" w:hAnsi="Times New Roman" w:cs="Times New Roman"/>
+            <w:bCs/>
             <w:noProof/>
             <w:webHidden/>
             <w:sz w:val="28"/>
@@ -798,54 +808,37 @@
     </w:p>
     <w:p>
       <w:pPr>
-        <w:pStyle w:val="23"/>
+        <w:pStyle w:val="11"/>
         <w:tabs>
-          <w:tab w:val="left" w:pos="720"/>
           <w:tab w:val="right" w:leader="dot" w:pos="9345"/>
         </w:tabs>
-        <w:spacing w:after="0" w:line="360" w:lineRule="auto"/>
-        <w:ind w:left="0"/>
-        <w:jc w:val="both"/>
-        <w:rPr>
-          <w:rFonts w:ascii="Times New Roman" w:hAnsi="Times New Roman" w:cs="Times New Roman"/>
+        <w:rPr>
+          <w:rFonts w:ascii="Times New Roman" w:eastAsiaTheme="minorEastAsia" w:hAnsi="Times New Roman" w:cs="Times New Roman"/>
+          <w:bCs/>
           <w:noProof/>
-          <w:sz w:val="28"/>
-          <w:szCs w:val="28"/>
-        </w:rPr>
-      </w:pPr>
-      <w:hyperlink w:anchor="_Toc223028924" w:history="1">
+          <w:kern w:val="2"/>
+          <w:sz w:val="28"/>
+          <w:szCs w:val="28"/>
+          <w:lang w:eastAsia="ru-RU"/>
+          <w14:ligatures w14:val="standardContextual"/>
+        </w:rPr>
+      </w:pPr>
+      <w:hyperlink w:anchor="_Toc223678869" w:history="1">
         <w:r>
           <w:rPr>
             <w:rStyle w:val="ac"/>
             <w:rFonts w:ascii="Times New Roman" w:hAnsi="Times New Roman" w:cs="Times New Roman"/>
+            <w:bCs/>
             <w:noProof/>
             <w:sz w:val="28"/>
             <w:szCs w:val="28"/>
           </w:rPr>
-          <w:t>2.</w:t>
+          <w:t>СПИСОК ИСПОЛЬЗОВАННЫХ ИСТОЧНИКОВ</w:t>
         </w:r>
         <w:r>
           <w:rPr>
             <w:rFonts w:ascii="Times New Roman" w:hAnsi="Times New Roman" w:cs="Times New Roman"/>
-            <w:noProof/>
-            <w:sz w:val="28"/>
-            <w:szCs w:val="28"/>
-          </w:rPr>
-          <w:tab/>
-        </w:r>
-        <w:r>
-          <w:rPr>
-            <w:rStyle w:val="ac"/>
-            <w:rFonts w:ascii="Times New Roman" w:hAnsi="Times New Roman" w:cs="Times New Roman"/>
-            <w:noProof/>
-            <w:sz w:val="28"/>
-            <w:szCs w:val="28"/>
-          </w:rPr>
-          <w:t>Изучение паспорта мультиметра MY-60</w:t>
-        </w:r>
-        <w:r>
-          <w:rPr>
-            <w:rFonts w:ascii="Times New Roman" w:hAnsi="Times New Roman" w:cs="Times New Roman"/>
+            <w:bCs/>
             <w:noProof/>
             <w:webHidden/>
             <w:sz w:val="28"/>
@@ -856,6 +849,7 @@
         <w:r>
           <w:rPr>
             <w:rFonts w:ascii="Times New Roman" w:hAnsi="Times New Roman" w:cs="Times New Roman"/>
+            <w:bCs/>
             <w:noProof/>
             <w:webHidden/>
             <w:sz w:val="28"/>
@@ -866,16 +860,18 @@
         <w:r>
           <w:rPr>
             <w:rFonts w:ascii="Times New Roman" w:hAnsi="Times New Roman" w:cs="Times New Roman"/>
+            <w:bCs/>
             <w:noProof/>
             <w:webHidden/>
             <w:sz w:val="28"/>
             <w:szCs w:val="28"/>
           </w:rPr>
-          <w:instrText xml:space="preserve"> PAGEREF _Toc223028924 \h </w:instrText>
+          <w:instrText xml:space="preserve"> PAGEREF _Toc223678869 \h </w:instrText>
         </w:r>
         <w:r>
           <w:rPr>
             <w:rFonts w:ascii="Times New Roman" w:hAnsi="Times New Roman" w:cs="Times New Roman"/>
+            <w:bCs/>
             <w:noProof/>
             <w:webHidden/>
             <w:sz w:val="28"/>
@@ -885,6 +881,7 @@
         <w:r>
           <w:rPr>
             <w:rFonts w:ascii="Times New Roman" w:hAnsi="Times New Roman" w:cs="Times New Roman"/>
+            <w:bCs/>
             <w:noProof/>
             <w:webHidden/>
             <w:sz w:val="28"/>
@@ -895,16 +892,18 @@
         <w:r>
           <w:rPr>
             <w:rFonts w:ascii="Times New Roman" w:hAnsi="Times New Roman" w:cs="Times New Roman"/>
+            <w:bCs/>
             <w:noProof/>
             <w:webHidden/>
             <w:sz w:val="28"/>
             <w:szCs w:val="28"/>
           </w:rPr>
-          <w:t>5</w:t>
+          <w:t>10</w:t>
         </w:r>
         <w:r>
           <w:rPr>
             <w:rFonts w:ascii="Times New Roman" w:hAnsi="Times New Roman" w:cs="Times New Roman"/>
+            <w:bCs/>
             <w:noProof/>
             <w:webHidden/>
             <w:sz w:val="28"/>
@@ -916,335 +915,19 @@
     </w:p>
     <w:p>
       <w:pPr>
-        <w:pStyle w:val="23"/>
-        <w:tabs>
-          <w:tab w:val="left" w:pos="720"/>
-          <w:tab w:val="right" w:leader="dot" w:pos="9345"/>
-        </w:tabs>
-        <w:spacing w:after="0" w:line="360" w:lineRule="auto"/>
-        <w:ind w:left="0"/>
-        <w:jc w:val="both"/>
-        <w:rPr>
-          <w:rFonts w:ascii="Times New Roman" w:hAnsi="Times New Roman" w:cs="Times New Roman"/>
-          <w:noProof/>
-          <w:sz w:val="28"/>
-          <w:szCs w:val="28"/>
-        </w:rPr>
-      </w:pPr>
-      <w:hyperlink w:anchor="_Toc223028925" w:history="1">
-        <w:r>
-          <w:rPr>
-            <w:rStyle w:val="ac"/>
-            <w:rFonts w:ascii="Times New Roman" w:hAnsi="Times New Roman" w:cs="Times New Roman"/>
-            <w:noProof/>
-            <w:sz w:val="28"/>
-            <w:szCs w:val="28"/>
-          </w:rPr>
-          <w:t>3.</w:t>
-        </w:r>
-        <w:r>
-          <w:rPr>
-            <w:rFonts w:ascii="Times New Roman" w:hAnsi="Times New Roman" w:cs="Times New Roman"/>
-            <w:noProof/>
-            <w:sz w:val="28"/>
-            <w:szCs w:val="28"/>
-          </w:rPr>
-          <w:tab/>
-        </w:r>
-        <w:r>
-          <w:rPr>
-            <w:rStyle w:val="ac"/>
-            <w:rFonts w:ascii="Times New Roman" w:hAnsi="Times New Roman" w:cs="Times New Roman"/>
-            <w:noProof/>
-            <w:sz w:val="28"/>
-            <w:szCs w:val="28"/>
-          </w:rPr>
-          <w:t>Изучение паспорта мультиметра UNI-T UT55</w:t>
-        </w:r>
-        <w:r>
-          <w:rPr>
-            <w:rFonts w:ascii="Times New Roman" w:hAnsi="Times New Roman" w:cs="Times New Roman"/>
-            <w:noProof/>
-            <w:webHidden/>
-            <w:sz w:val="28"/>
-            <w:szCs w:val="28"/>
-          </w:rPr>
-          <w:tab/>
-        </w:r>
-        <w:r>
-          <w:rPr>
-            <w:rFonts w:ascii="Times New Roman" w:hAnsi="Times New Roman" w:cs="Times New Roman"/>
-            <w:noProof/>
-            <w:webHidden/>
-            <w:sz w:val="28"/>
-            <w:szCs w:val="28"/>
-          </w:rPr>
-          <w:fldChar w:fldCharType="begin"/>
-        </w:r>
-        <w:r>
-          <w:rPr>
-            <w:rFonts w:ascii="Times New Roman" w:hAnsi="Times New Roman" w:cs="Times New Roman"/>
-            <w:noProof/>
-            <w:webHidden/>
-            <w:sz w:val="28"/>
-            <w:szCs w:val="28"/>
-          </w:rPr>
-          <w:instrText xml:space="preserve"> PAGEREF _Toc223028925 \h </w:instrText>
-        </w:r>
-        <w:r>
-          <w:rPr>
-            <w:rFonts w:ascii="Times New Roman" w:hAnsi="Times New Roman" w:cs="Times New Roman"/>
-            <w:noProof/>
-            <w:webHidden/>
-            <w:sz w:val="28"/>
-            <w:szCs w:val="28"/>
-          </w:rPr>
-        </w:r>
-        <w:r>
-          <w:rPr>
-            <w:rFonts w:ascii="Times New Roman" w:hAnsi="Times New Roman" w:cs="Times New Roman"/>
-            <w:noProof/>
-            <w:webHidden/>
-            <w:sz w:val="28"/>
-            <w:szCs w:val="28"/>
-          </w:rPr>
-          <w:fldChar w:fldCharType="separate"/>
-        </w:r>
-        <w:r>
-          <w:rPr>
-            <w:rFonts w:ascii="Times New Roman" w:hAnsi="Times New Roman" w:cs="Times New Roman"/>
-            <w:noProof/>
-            <w:webHidden/>
-            <w:sz w:val="28"/>
-            <w:szCs w:val="28"/>
-          </w:rPr>
-          <w:t>7</w:t>
-        </w:r>
-        <w:r>
-          <w:rPr>
-            <w:rFonts w:ascii="Times New Roman" w:hAnsi="Times New Roman" w:cs="Times New Roman"/>
-            <w:noProof/>
-            <w:webHidden/>
-            <w:sz w:val="28"/>
-            <w:szCs w:val="28"/>
-          </w:rPr>
-          <w:fldChar w:fldCharType="end"/>
-        </w:r>
-      </w:hyperlink>
-    </w:p>
-    <w:p>
-      <w:pPr>
-        <w:pStyle w:val="11"/>
-        <w:tabs>
-          <w:tab w:val="right" w:leader="dot" w:pos="9345"/>
-        </w:tabs>
         <w:spacing w:after="0" w:line="360" w:lineRule="auto"/>
         <w:jc w:val="both"/>
         <w:rPr>
-          <w:rFonts w:ascii="Times New Roman" w:eastAsiaTheme="minorEastAsia" w:hAnsi="Times New Roman" w:cs="Times New Roman"/>
-          <w:noProof/>
-          <w:kern w:val="2"/>
-          <w:sz w:val="28"/>
-          <w:szCs w:val="28"/>
-          <w:lang w:eastAsia="ja-JP"/>
-          <w14:ligatures w14:val="standardContextual"/>
-        </w:rPr>
-      </w:pPr>
-      <w:hyperlink w:anchor="_Toc223028926" w:history="1">
-        <w:r>
-          <w:rPr>
-            <w:rStyle w:val="ac"/>
-            <w:rFonts w:ascii="Times New Roman" w:hAnsi="Times New Roman" w:cs="Times New Roman"/>
-            <w:noProof/>
-            <w:sz w:val="28"/>
-            <w:szCs w:val="28"/>
-          </w:rPr>
-          <w:t>ЗАКЛЮЧЕНИЕ</w:t>
-        </w:r>
-        <w:r>
-          <w:rPr>
-            <w:rFonts w:ascii="Times New Roman" w:hAnsi="Times New Roman" w:cs="Times New Roman"/>
-            <w:noProof/>
-            <w:webHidden/>
-            <w:sz w:val="28"/>
-            <w:szCs w:val="28"/>
-          </w:rPr>
-          <w:tab/>
-        </w:r>
-        <w:r>
-          <w:rPr>
-            <w:rFonts w:ascii="Times New Roman" w:hAnsi="Times New Roman" w:cs="Times New Roman"/>
-            <w:noProof/>
-            <w:webHidden/>
-            <w:sz w:val="28"/>
-            <w:szCs w:val="28"/>
-          </w:rPr>
-          <w:fldChar w:fldCharType="begin"/>
-        </w:r>
-        <w:r>
-          <w:rPr>
-            <w:rFonts w:ascii="Times New Roman" w:hAnsi="Times New Roman" w:cs="Times New Roman"/>
-            <w:noProof/>
-            <w:webHidden/>
-            <w:sz w:val="28"/>
-            <w:szCs w:val="28"/>
-          </w:rPr>
-          <w:instrText xml:space="preserve"> PAGEREF _Toc223028926 \h </w:instrText>
-        </w:r>
-        <w:r>
-          <w:rPr>
-            <w:rFonts w:ascii="Times New Roman" w:hAnsi="Times New Roman" w:cs="Times New Roman"/>
-            <w:noProof/>
-            <w:webHidden/>
-            <w:sz w:val="28"/>
-            <w:szCs w:val="28"/>
-          </w:rPr>
-        </w:r>
-        <w:r>
-          <w:rPr>
-            <w:rFonts w:ascii="Times New Roman" w:hAnsi="Times New Roman" w:cs="Times New Roman"/>
-            <w:noProof/>
-            <w:webHidden/>
-            <w:sz w:val="28"/>
-            <w:szCs w:val="28"/>
-          </w:rPr>
-          <w:fldChar w:fldCharType="separate"/>
-        </w:r>
-        <w:r>
-          <w:rPr>
-            <w:rFonts w:ascii="Times New Roman" w:hAnsi="Times New Roman" w:cs="Times New Roman"/>
-            <w:noProof/>
-            <w:webHidden/>
-            <w:sz w:val="28"/>
-            <w:szCs w:val="28"/>
-          </w:rPr>
-          <w:t>10</w:t>
-        </w:r>
-        <w:r>
-          <w:rPr>
-            <w:rFonts w:ascii="Times New Roman" w:hAnsi="Times New Roman" w:cs="Times New Roman"/>
-            <w:noProof/>
-            <w:webHidden/>
-            <w:sz w:val="28"/>
-            <w:szCs w:val="28"/>
-          </w:rPr>
-          <w:fldChar w:fldCharType="end"/>
-        </w:r>
-      </w:hyperlink>
-    </w:p>
-    <w:p>
-      <w:pPr>
-        <w:pStyle w:val="11"/>
-        <w:tabs>
-          <w:tab w:val="right" w:leader="dot" w:pos="9345"/>
-        </w:tabs>
-        <w:spacing w:after="0" w:line="360" w:lineRule="auto"/>
-        <w:jc w:val="both"/>
-        <w:rPr>
-          <w:rFonts w:ascii="Times New Roman" w:eastAsiaTheme="minorEastAsia" w:hAnsi="Times New Roman" w:cs="Times New Roman"/>
-          <w:noProof/>
-          <w:kern w:val="2"/>
-          <w:sz w:val="28"/>
-          <w:szCs w:val="28"/>
-          <w:lang w:eastAsia="ja-JP"/>
-          <w14:ligatures w14:val="standardContextual"/>
-        </w:rPr>
-      </w:pPr>
-      <w:hyperlink w:anchor="_Toc223028927" w:history="1">
-        <w:r>
-          <w:rPr>
-            <w:rStyle w:val="ac"/>
-            <w:rFonts w:ascii="Times New Roman" w:hAnsi="Times New Roman" w:cs="Times New Roman"/>
-            <w:noProof/>
-            <w:sz w:val="28"/>
-            <w:szCs w:val="28"/>
-          </w:rPr>
-          <w:t>СПИСОК ИСПОЛЬЗОВАННЫХ ИСТОЧНИКОВ</w:t>
-        </w:r>
-        <w:r>
-          <w:rPr>
-            <w:rFonts w:ascii="Times New Roman" w:hAnsi="Times New Roman" w:cs="Times New Roman"/>
-            <w:noProof/>
-            <w:webHidden/>
-            <w:sz w:val="28"/>
-            <w:szCs w:val="28"/>
-          </w:rPr>
-          <w:tab/>
-        </w:r>
-        <w:r>
-          <w:rPr>
-            <w:rFonts w:ascii="Times New Roman" w:hAnsi="Times New Roman" w:cs="Times New Roman"/>
-            <w:noProof/>
-            <w:webHidden/>
-            <w:sz w:val="28"/>
-            <w:szCs w:val="28"/>
-          </w:rPr>
-          <w:fldChar w:fldCharType="begin"/>
-        </w:r>
-        <w:r>
-          <w:rPr>
-            <w:rFonts w:ascii="Times New Roman" w:hAnsi="Times New Roman" w:cs="Times New Roman"/>
-            <w:noProof/>
-            <w:webHidden/>
-            <w:sz w:val="28"/>
-            <w:szCs w:val="28"/>
-          </w:rPr>
-          <w:instrText xml:space="preserve"> PAGEREF _Toc223028927 \h </w:instrText>
-        </w:r>
-        <w:r>
-          <w:rPr>
-            <w:rFonts w:ascii="Times New Roman" w:hAnsi="Times New Roman" w:cs="Times New Roman"/>
-            <w:noProof/>
-            <w:webHidden/>
-            <w:sz w:val="28"/>
-            <w:szCs w:val="28"/>
-          </w:rPr>
-        </w:r>
-        <w:r>
-          <w:rPr>
-            <w:rFonts w:ascii="Times New Roman" w:hAnsi="Times New Roman" w:cs="Times New Roman"/>
-            <w:noProof/>
-            <w:webHidden/>
-            <w:sz w:val="28"/>
-            <w:szCs w:val="28"/>
-          </w:rPr>
-          <w:fldChar w:fldCharType="separate"/>
-        </w:r>
-        <w:r>
-          <w:rPr>
-            <w:rFonts w:ascii="Times New Roman" w:hAnsi="Times New Roman" w:cs="Times New Roman"/>
-            <w:noProof/>
-            <w:webHidden/>
-            <w:sz w:val="28"/>
-            <w:szCs w:val="28"/>
-          </w:rPr>
-          <w:t>12</w:t>
-        </w:r>
-        <w:r>
-          <w:rPr>
-            <w:rFonts w:ascii="Times New Roman" w:hAnsi="Times New Roman" w:cs="Times New Roman"/>
-            <w:noProof/>
-            <w:webHidden/>
-            <w:sz w:val="28"/>
-            <w:szCs w:val="28"/>
-          </w:rPr>
-          <w:fldChar w:fldCharType="end"/>
-        </w:r>
-      </w:hyperlink>
-    </w:p>
-    <w:p>
-      <w:pPr>
-        <w:spacing w:after="0" w:line="360" w:lineRule="auto"/>
-        <w:jc w:val="both"/>
-        <w:rPr>
-          <w:rFonts w:ascii="Times New Roman" w:hAnsi="Times New Roman" w:cs="Times New Roman"/>
-          <w:sz w:val="28"/>
-          <w:szCs w:val="28"/>
-        </w:rPr>
-      </w:pPr>
-      <w:r>
-        <w:rPr>
-          <w:rFonts w:ascii="Times New Roman" w:hAnsi="Times New Roman" w:cs="Times New Roman"/>
+          <w:rFonts w:ascii="Times New Roman" w:hAnsi="Times New Roman" w:cs="Times New Roman"/>
+          <w:bCs/>
+          <w:sz w:val="28"/>
+          <w:szCs w:val="28"/>
+        </w:rPr>
+      </w:pPr>
+      <w:r>
+        <w:rPr>
+          <w:rFonts w:ascii="Times New Roman" w:hAnsi="Times New Roman" w:cs="Times New Roman"/>
+          <w:bCs/>
           <w:sz w:val="28"/>
           <w:szCs w:val="28"/>
         </w:rPr>
@@ -1253,6 +936,7 @@
       <w:r>
         <w:rPr>
           <w:rFonts w:ascii="Times New Roman" w:hAnsi="Times New Roman" w:cs="Times New Roman"/>
+          <w:bCs/>
           <w:sz w:val="28"/>
           <w:szCs w:val="28"/>
         </w:rPr>
@@ -1272,7 +956,7 @@
           <w:szCs w:val="28"/>
         </w:rPr>
       </w:pPr>
-      <w:bookmarkStart w:id="2" w:name="_Toc223028921"/>
+      <w:bookmarkStart w:id="3" w:name="_Toc223678866"/>
       <w:r>
         <w:rPr>
           <w:rFonts w:ascii="Times New Roman" w:hAnsi="Times New Roman" w:cs="Times New Roman"/>
@@ -1284,7 +968,7 @@
         <w:lastRenderedPageBreak/>
         <w:t>ВВЕДЕНИЕ</w:t>
       </w:r>
-      <w:bookmarkEnd w:id="2"/>
+      <w:bookmarkEnd w:id="3"/>
     </w:p>
     <w:p>
       <w:pPr>
@@ -1486,9 +1170,9 @@
           <w:szCs w:val="28"/>
         </w:rPr>
       </w:pPr>
-      <w:bookmarkStart w:id="3" w:name="_Toc166246139"/>
-      <w:bookmarkStart w:id="4" w:name="_Toc223014593"/>
-      <w:bookmarkStart w:id="5" w:name="_Toc223028922"/>
+      <w:bookmarkStart w:id="4" w:name="_Toc166246139"/>
+      <w:bookmarkStart w:id="5" w:name="_Toc223014593"/>
+      <w:bookmarkStart w:id="6" w:name="_Toc223678867"/>
       <w:r>
         <w:rPr>
           <w:rFonts w:ascii="Times New Roman" w:hAnsi="Times New Roman" w:cs="Times New Roman"/>
@@ -1501,9 +1185,9 @@
         <w:lastRenderedPageBreak/>
         <w:t>ВЫПОЛНЕНИЕ ЛАБОРАТОРНОЙ РАБОТЫ</w:t>
       </w:r>
-      <w:bookmarkEnd w:id="3"/>
       <w:bookmarkEnd w:id="4"/>
       <w:bookmarkEnd w:id="5"/>
+      <w:bookmarkEnd w:id="6"/>
     </w:p>
     <w:p>
       <w:pPr>
@@ -6627,15 +6311,7 @@
             <w:sz w:val="28"/>
             <w:szCs w:val="28"/>
           </w:rPr>
-          <m:t>n</m:t>
-        </m:r>
-        <m:r>
-          <w:rPr>
-            <w:rFonts w:ascii="Cambria Math" w:hAnsi="Cambria Math" w:cs="Times New Roman"/>
-            <w:sz w:val="28"/>
-            <w:szCs w:val="28"/>
-          </w:rPr>
-          <m:t>=10</m:t>
+          <m:t>n=10</m:t>
         </m:r>
       </m:oMath>
       <w:r>
@@ -8442,8 +8118,8 @@
           <w:szCs w:val="28"/>
         </w:rPr>
       </w:pPr>
-      <w:bookmarkStart w:id="6" w:name="_Toc223014597"/>
-      <w:bookmarkStart w:id="7" w:name="_Toc223028926"/>
+      <w:bookmarkStart w:id="7" w:name="_Toc223014597"/>
+      <w:bookmarkStart w:id="8" w:name="_Toc223678868"/>
       <w:r>
         <w:rPr>
           <w:rFonts w:ascii="Times New Roman" w:hAnsi="Times New Roman" w:cs="Times New Roman"/>
@@ -8456,8 +8132,8 @@
         <w:lastRenderedPageBreak/>
         <w:t>ЗАКЛЮЧЕНИЕ</w:t>
       </w:r>
-      <w:bookmarkEnd w:id="6"/>
       <w:bookmarkEnd w:id="7"/>
+      <w:bookmarkEnd w:id="8"/>
     </w:p>
     <w:p>
       <w:pPr>
@@ -8767,8 +8443,8 @@
           <w:szCs w:val="28"/>
         </w:rPr>
       </w:pPr>
-      <w:bookmarkStart w:id="8" w:name="_Toc223014598"/>
-      <w:bookmarkStart w:id="9" w:name="_Toc223028927"/>
+      <w:bookmarkStart w:id="9" w:name="_Toc223014598"/>
+      <w:bookmarkStart w:id="10" w:name="_Toc223678869"/>
       <w:r>
         <w:rPr>
           <w:rFonts w:ascii="Times New Roman" w:hAnsi="Times New Roman" w:cs="Times New Roman"/>
@@ -8781,8 +8457,8 @@
         <w:lastRenderedPageBreak/>
         <w:t>СПИСОК ИСПОЛЬЗОВАННЫХ ИСТОЧНИКОВ</w:t>
       </w:r>
-      <w:bookmarkEnd w:id="8"/>
       <w:bookmarkEnd w:id="9"/>
+      <w:bookmarkEnd w:id="10"/>
     </w:p>
     <w:p>
       <w:pPr>

--- a/4 курс/Metrology/606-22_РечукДМ_Лаб4.docx
+++ b/4 курс/Metrology/606-22_РечукДМ_Лаб4.docx
@@ -5683,24 +5683,263 @@
     </w:p>
     <w:p>
       <w:pPr>
+        <w:keepNext/>
         <w:spacing w:after="0" w:line="360" w:lineRule="auto"/>
-        <w:ind w:firstLine="709"/>
+        <w:jc w:val="center"/>
+        <w:rPr>
+          <w:rFonts w:ascii="Times New Roman" w:hAnsi="Times New Roman" w:cs="Times New Roman"/>
+          <w:sz w:val="28"/>
+          <w:szCs w:val="28"/>
+        </w:rPr>
+      </w:pPr>
+      <w:r>
+        <w:rPr>
+          <w:rFonts w:ascii="Times New Roman" w:hAnsi="Times New Roman" w:cs="Times New Roman"/>
+          <w:sz w:val="28"/>
+          <w:szCs w:val="28"/>
+        </w:rPr>
+        <w:drawing>
+          <wp:inline distT="0" distB="0" distL="0" distR="0" wp14:anchorId="4E205B1A" wp14:editId="324CFA12">
+            <wp:extent cx="5940425" cy="3752215"/>
+            <wp:effectExtent l="0" t="0" r="3175" b="635"/>
+            <wp:docPr id="1" name="Рисунок 1"/>
+            <wp:cNvGraphicFramePr>
+              <a:graphicFrameLocks xmlns:a="http://schemas.openxmlformats.org/drawingml/2006/main" noChangeAspect="1"/>
+            </wp:cNvGraphicFramePr>
+            <a:graphic xmlns:a="http://schemas.openxmlformats.org/drawingml/2006/main">
+              <a:graphicData uri="http://schemas.openxmlformats.org/drawingml/2006/picture">
+                <pic:pic xmlns:pic="http://schemas.openxmlformats.org/drawingml/2006/picture">
+                  <pic:nvPicPr>
+                    <pic:cNvPr id="1" name=""/>
+                    <pic:cNvPicPr/>
+                  </pic:nvPicPr>
+                  <pic:blipFill>
+                    <a:blip r:embed="rId7"/>
+                    <a:stretch>
+                      <a:fillRect/>
+                    </a:stretch>
+                  </pic:blipFill>
+                  <pic:spPr>
+                    <a:xfrm>
+                      <a:off x="0" y="0"/>
+                      <a:ext cx="5940425" cy="3752215"/>
+                    </a:xfrm>
+                    <a:prstGeom prst="rect">
+                      <a:avLst/>
+                    </a:prstGeom>
+                  </pic:spPr>
+                </pic:pic>
+              </a:graphicData>
+            </a:graphic>
+          </wp:inline>
+        </w:drawing>
+      </w:r>
+    </w:p>
+    <w:p>
+      <w:pPr>
+        <w:pStyle w:val="af6"/>
+        <w:ind w:left="0"/>
+        <w:rPr>
+          <w:sz w:val="28"/>
+          <w:szCs w:val="28"/>
+        </w:rPr>
+      </w:pPr>
+      <w:r>
+        <w:rPr>
+          <w:sz w:val="28"/>
+          <w:szCs w:val="28"/>
+        </w:rPr>
+        <w:t xml:space="preserve">Рисунок </w:t>
+      </w:r>
+      <w:r>
+        <w:rPr>
+          <w:sz w:val="28"/>
+          <w:szCs w:val="28"/>
+        </w:rPr>
+        <w:fldChar w:fldCharType="begin"/>
+      </w:r>
+      <w:r>
+        <w:rPr>
+          <w:sz w:val="28"/>
+          <w:szCs w:val="28"/>
+        </w:rPr>
+        <w:instrText xml:space="preserve"> SEQ Рисунок \* ARABIC </w:instrText>
+      </w:r>
+      <w:r>
+        <w:rPr>
+          <w:sz w:val="28"/>
+          <w:szCs w:val="28"/>
+        </w:rPr>
+        <w:fldChar w:fldCharType="separate"/>
+      </w:r>
+      <w:r>
+        <w:rPr>
+          <w:noProof/>
+          <w:sz w:val="28"/>
+          <w:szCs w:val="28"/>
+        </w:rPr>
+        <w:t>1</w:t>
+      </w:r>
+      <w:r>
+        <w:rPr>
+          <w:noProof/>
+          <w:sz w:val="28"/>
+          <w:szCs w:val="28"/>
+        </w:rPr>
+        <w:fldChar w:fldCharType="end"/>
+      </w:r>
+      <w:r>
+        <w:rPr>
+          <w:sz w:val="28"/>
+          <w:szCs w:val="28"/>
+        </w:rPr>
+        <w:t xml:space="preserve"> — Гистограмма отклонений результатов измерений (первый мультиметр)</w:t>
+      </w:r>
+    </w:p>
+    <w:p>
+      <w:pPr>
+        <w:pStyle w:val="af6"/>
+        <w:ind w:left="0"/>
         <w:jc w:val="both"/>
         <w:rPr>
-          <w:rFonts w:ascii="Times New Roman" w:hAnsi="Times New Roman" w:cs="Times New Roman"/>
-          <w:sz w:val="28"/>
-          <w:szCs w:val="28"/>
-        </w:rPr>
-      </w:pPr>
-      <w:r>
-        <w:rPr>
-          <w:rFonts w:ascii="Times New Roman" w:hAnsi="Times New Roman" w:cs="Times New Roman"/>
-          <w:i/>
-          <w:iCs/>
-          <w:sz w:val="28"/>
-          <w:szCs w:val="28"/>
-        </w:rPr>
-        <w:t>(должен быть вставлен скриншот гистограммы, построенной, например, в Excel)</w:t>
+          <w:sz w:val="28"/>
+          <w:szCs w:val="28"/>
+        </w:rPr>
+      </w:pPr>
+    </w:p>
+    <w:p>
+      <w:pPr>
+        <w:pStyle w:val="a7"/>
+        <w:keepNext/>
+        <w:spacing w:after="0" w:line="360" w:lineRule="auto"/>
+        <w:ind w:left="0"/>
+        <w:jc w:val="both"/>
+        <w:rPr>
+          <w:rFonts w:ascii="Times New Roman" w:hAnsi="Times New Roman" w:cs="Times New Roman"/>
+          <w:sz w:val="28"/>
+          <w:szCs w:val="28"/>
+        </w:rPr>
+      </w:pPr>
+      <w:r>
+        <w:rPr>
+          <w:rFonts w:ascii="Times New Roman" w:hAnsi="Times New Roman" w:cs="Times New Roman"/>
+          <w:sz w:val="28"/>
+          <w:szCs w:val="28"/>
+        </w:rPr>
+        <w:lastRenderedPageBreak/>
+        <w:drawing>
+          <wp:inline distT="0" distB="0" distL="0" distR="0" wp14:anchorId="0CEF7067" wp14:editId="119ABEDE">
+            <wp:extent cx="5940425" cy="3681095"/>
+            <wp:effectExtent l="0" t="0" r="3175" b="0"/>
+            <wp:docPr id="2" name="Рисунок 2"/>
+            <wp:cNvGraphicFramePr>
+              <a:graphicFrameLocks xmlns:a="http://schemas.openxmlformats.org/drawingml/2006/main" noChangeAspect="1"/>
+            </wp:cNvGraphicFramePr>
+            <a:graphic xmlns:a="http://schemas.openxmlformats.org/drawingml/2006/main">
+              <a:graphicData uri="http://schemas.openxmlformats.org/drawingml/2006/picture">
+                <pic:pic xmlns:pic="http://schemas.openxmlformats.org/drawingml/2006/picture">
+                  <pic:nvPicPr>
+                    <pic:cNvPr id="1" name=""/>
+                    <pic:cNvPicPr/>
+                  </pic:nvPicPr>
+                  <pic:blipFill>
+                    <a:blip r:embed="rId8"/>
+                    <a:stretch>
+                      <a:fillRect/>
+                    </a:stretch>
+                  </pic:blipFill>
+                  <pic:spPr>
+                    <a:xfrm>
+                      <a:off x="0" y="0"/>
+                      <a:ext cx="5940425" cy="3681095"/>
+                    </a:xfrm>
+                    <a:prstGeom prst="rect">
+                      <a:avLst/>
+                    </a:prstGeom>
+                  </pic:spPr>
+                </pic:pic>
+              </a:graphicData>
+            </a:graphic>
+          </wp:inline>
+        </w:drawing>
+      </w:r>
+    </w:p>
+    <w:p>
+      <w:pPr>
+        <w:spacing w:after="0" w:line="360" w:lineRule="auto"/>
+        <w:jc w:val="center"/>
+        <w:rPr>
+          <w:rFonts w:ascii="Times New Roman" w:hAnsi="Times New Roman" w:cs="Times New Roman"/>
+          <w:sz w:val="28"/>
+          <w:szCs w:val="28"/>
+        </w:rPr>
+      </w:pPr>
+      <w:r>
+        <w:rPr>
+          <w:rFonts w:ascii="Times New Roman" w:hAnsi="Times New Roman" w:cs="Times New Roman"/>
+          <w:sz w:val="28"/>
+          <w:szCs w:val="28"/>
+        </w:rPr>
+        <w:t xml:space="preserve">Рисунок </w:t>
+      </w:r>
+      <w:r>
+        <w:rPr>
+          <w:rFonts w:ascii="Times New Roman" w:hAnsi="Times New Roman" w:cs="Times New Roman"/>
+          <w:sz w:val="28"/>
+          <w:szCs w:val="28"/>
+        </w:rPr>
+        <w:fldChar w:fldCharType="begin"/>
+      </w:r>
+      <w:r>
+        <w:rPr>
+          <w:rFonts w:ascii="Times New Roman" w:hAnsi="Times New Roman" w:cs="Times New Roman"/>
+          <w:sz w:val="28"/>
+          <w:szCs w:val="28"/>
+        </w:rPr>
+        <w:instrText xml:space="preserve"> SEQ Рисунок \* ARABIC </w:instrText>
+      </w:r>
+      <w:r>
+        <w:rPr>
+          <w:rFonts w:ascii="Times New Roman" w:hAnsi="Times New Roman" w:cs="Times New Roman"/>
+          <w:sz w:val="28"/>
+          <w:szCs w:val="28"/>
+        </w:rPr>
+        <w:fldChar w:fldCharType="separate"/>
+      </w:r>
+      <w:r>
+        <w:rPr>
+          <w:rFonts w:ascii="Times New Roman" w:hAnsi="Times New Roman" w:cs="Times New Roman"/>
+          <w:noProof/>
+          <w:sz w:val="28"/>
+          <w:szCs w:val="28"/>
+        </w:rPr>
+        <w:t>2</w:t>
+      </w:r>
+      <w:r>
+        <w:rPr>
+          <w:rFonts w:ascii="Times New Roman" w:hAnsi="Times New Roman" w:cs="Times New Roman"/>
+          <w:noProof/>
+          <w:sz w:val="28"/>
+          <w:szCs w:val="28"/>
+        </w:rPr>
+        <w:fldChar w:fldCharType="end"/>
+      </w:r>
+      <w:r>
+        <w:rPr>
+          <w:rFonts w:ascii="Times New Roman" w:hAnsi="Times New Roman" w:cs="Times New Roman"/>
+          <w:noProof/>
+          <w:sz w:val="28"/>
+          <w:szCs w:val="28"/>
+        </w:rPr>
+        <w:t xml:space="preserve"> </w:t>
+      </w:r>
+      <w:r>
+        <w:rPr>
+          <w:rFonts w:ascii="Times New Roman" w:hAnsi="Times New Roman" w:cs="Times New Roman"/>
+          <w:sz w:val="28"/>
+          <w:szCs w:val="28"/>
+        </w:rPr>
+        <w:t>— Гистограмма отклонений результатов измерений (второй мультиметр)</w:t>
       </w:r>
     </w:p>
     <w:p>
@@ -6425,7 +6664,6 @@
                 <w:sz w:val="28"/>
                 <w:szCs w:val="28"/>
               </w:rPr>
-              <w:lastRenderedPageBreak/>
               <w:t>№</w:t>
             </w:r>
           </w:p>
@@ -7801,16 +8039,7 @@
           <w:sz w:val="28"/>
           <w:szCs w:val="28"/>
         </w:rPr>
-        <w:t xml:space="preserve">, имеют значительную отрицательную систематическую погрешность. </w:t>
-      </w:r>
-      <w:r>
-        <w:rPr>
-          <w:rFonts w:ascii="Times New Roman" w:hAnsi="Times New Roman" w:cs="Times New Roman"/>
-          <w:sz w:val="28"/>
-          <w:szCs w:val="28"/>
-        </w:rPr>
-        <w:lastRenderedPageBreak/>
-        <w:t xml:space="preserve">Результаты </w:t>
+        <w:t xml:space="preserve">, имеют значительную отрицательную систематическую погрешность. Результаты </w:t>
       </w:r>
       <w:r>
         <w:rPr>
@@ -7867,6 +8096,7 @@
           <w:sz w:val="28"/>
           <w:szCs w:val="28"/>
         </w:rPr>
+        <w:lastRenderedPageBreak/>
         <w:t>Резистор 4 (810 МОм):</w:t>
       </w:r>
     </w:p>
@@ -8613,7 +8843,7 @@
       </w:r>
     </w:p>
     <w:sectPr>
-      <w:footerReference w:type="default" r:id="rId7"/>
+      <w:footerReference w:type="default" r:id="rId9"/>
       <w:pgSz w:w="11906" w:h="16838"/>
       <w:pgMar w:top="1134" w:right="850" w:bottom="1134" w:left="1701" w:header="708" w:footer="708" w:gutter="0"/>
       <w:cols w:space="708"/>
@@ -11482,6 +11712,38 @@
       <w14:ligatures w14:val="none"/>
     </w:rPr>
   </w:style>
+  <w:style w:type="paragraph" w:customStyle="1" w:styleId="af6">
+    <w:name w:val="ИмяРис"/>
+    <w:basedOn w:val="a"/>
+    <w:link w:val="af7"/>
+    <w:qFormat/>
+    <w:rsid w:val="00CF702F"/>
+    <w:pPr>
+      <w:shd w:val="clear" w:color="auto" w:fill="FFFFFF" w:themeFill="background1"/>
+      <w:spacing w:after="0" w:line="360" w:lineRule="auto"/>
+      <w:ind w:left="709"/>
+      <w:jc w:val="center"/>
+    </w:pPr>
+    <w:rPr>
+      <w:rFonts w:ascii="Times New Roman" w:eastAsia="Times New Roman" w:hAnsi="Times New Roman" w:cs="Times New Roman"/>
+      <w:sz w:val="24"/>
+      <w:szCs w:val="24"/>
+      <w:lang w:eastAsia="ru-RU"/>
+    </w:rPr>
+  </w:style>
+  <w:style w:type="character" w:customStyle="1" w:styleId="af7">
+    <w:name w:val="ИмяРис Знак"/>
+    <w:basedOn w:val="a0"/>
+    <w:link w:val="af6"/>
+    <w:rsid w:val="00CF702F"/>
+    <w:rPr>
+      <w:rFonts w:ascii="Times New Roman" w:eastAsia="Times New Roman" w:hAnsi="Times New Roman" w:cs="Times New Roman"/>
+      <w:kern w:val="0"/>
+      <w:shd w:val="clear" w:color="auto" w:fill="FFFFFF" w:themeFill="background1"/>
+      <w:lang w:eastAsia="ru-RU"/>
+      <w14:ligatures w14:val="none"/>
+    </w:rPr>
+  </w:style>
 </w:styles>
 </file>
 

--- a/4 курс/Metrology/606-22_РечукДМ_Лаб4.docx
+++ b/4 курс/Metrology/606-22_РечукДМ_Лаб4.docx
@@ -82,16 +82,7 @@
           <w:szCs w:val="28"/>
           <w:shd w:val="clear" w:color="auto" w:fill="FFFFFF"/>
         </w:rPr>
-        <w:t>ОТЧЕТ ПО ЛАБОРАТОРНОЙ РАБОТЕ №</w:t>
-      </w:r>
-      <w:r>
-        <w:rPr>
-          <w:rFonts w:ascii="Times New Roman" w:hAnsi="Times New Roman" w:cs="Times New Roman"/>
-          <w:sz w:val="28"/>
-          <w:szCs w:val="28"/>
-          <w:shd w:val="clear" w:color="auto" w:fill="FFFFFF"/>
-        </w:rPr>
-        <w:t>4</w:t>
+        <w:t>ОТЧЕТ ПО ЛАБОРАТОРНОЙ РАБОТЕ №4</w:t>
       </w:r>
     </w:p>
     <w:p>
@@ -430,12 +421,12 @@
           <w:noProof/>
           <w:sz w:val="28"/>
           <w:szCs w:val="28"/>
-          <w:lang w:val="en-US"/>
         </w:rPr>
       </w:pPr>
       <w:bookmarkStart w:id="0" w:name="_Toc221953235"/>
       <w:bookmarkStart w:id="1" w:name="_Toc223028920"/>
       <w:bookmarkStart w:id="2" w:name="_Toc223678865"/>
+      <w:bookmarkStart w:id="3" w:name="_Toc223766101"/>
       <w:r>
         <w:rPr>
           <w:rFonts w:ascii="Times New Roman" w:hAnsi="Times New Roman" w:cs="Times New Roman"/>
@@ -450,6 +441,7 @@
       <w:bookmarkEnd w:id="0"/>
       <w:bookmarkEnd w:id="1"/>
       <w:bookmarkEnd w:id="2"/>
+      <w:bookmarkEnd w:id="3"/>
       <w:r>
         <w:rPr>
           <w:rFonts w:ascii="Times New Roman" w:hAnsi="Times New Roman" w:cs="Times New Roman"/>
@@ -502,7 +494,7 @@
           <w14:ligatures w14:val="standardContextual"/>
         </w:rPr>
       </w:pPr>
-      <w:hyperlink w:anchor="_Toc223678866" w:history="1">
+      <w:hyperlink w:anchor="_Toc223766102" w:history="1">
         <w:r>
           <w:rPr>
             <w:rStyle w:val="ac"/>
@@ -545,7 +537,7 @@
             <w:sz w:val="28"/>
             <w:szCs w:val="28"/>
           </w:rPr>
-          <w:instrText xml:space="preserve"> PAGEREF _Toc223678866 \h </w:instrText>
+          <w:instrText xml:space="preserve"> PAGEREF _Toc223766102 \h </w:instrText>
         </w:r>
         <w:r>
           <w:rPr>
@@ -609,7 +601,7 @@
           <w14:ligatures w14:val="standardContextual"/>
         </w:rPr>
       </w:pPr>
-      <w:hyperlink w:anchor="_Toc223678867" w:history="1">
+      <w:hyperlink w:anchor="_Toc223766103" w:history="1">
         <w:r>
           <w:rPr>
             <w:rStyle w:val="ac"/>
@@ -652,7 +644,7 @@
             <w:sz w:val="28"/>
             <w:szCs w:val="28"/>
           </w:rPr>
-          <w:instrText xml:space="preserve"> PAGEREF _Toc223678867 \h </w:instrText>
+          <w:instrText xml:space="preserve"> PAGEREF _Toc223766103 \h </w:instrText>
         </w:r>
         <w:r>
           <w:rPr>
@@ -716,7 +708,7 @@
           <w14:ligatures w14:val="standardContextual"/>
         </w:rPr>
       </w:pPr>
-      <w:hyperlink w:anchor="_Toc223678868" w:history="1">
+      <w:hyperlink w:anchor="_Toc223766104" w:history="1">
         <w:r>
           <w:rPr>
             <w:rStyle w:val="ac"/>
@@ -759,7 +751,7 @@
             <w:sz w:val="28"/>
             <w:szCs w:val="28"/>
           </w:rPr>
-          <w:instrText xml:space="preserve"> PAGEREF _Toc223678868 \h </w:instrText>
+          <w:instrText xml:space="preserve"> PAGEREF _Toc223766104 \h </w:instrText>
         </w:r>
         <w:r>
           <w:rPr>
@@ -791,7 +783,7 @@
             <w:sz w:val="28"/>
             <w:szCs w:val="28"/>
           </w:rPr>
-          <w:t>8</w:t>
+          <w:t>13</w:t>
         </w:r>
         <w:r>
           <w:rPr>
@@ -823,7 +815,7 @@
           <w14:ligatures w14:val="standardContextual"/>
         </w:rPr>
       </w:pPr>
-      <w:hyperlink w:anchor="_Toc223678869" w:history="1">
+      <w:hyperlink w:anchor="_Toc223766105" w:history="1">
         <w:r>
           <w:rPr>
             <w:rStyle w:val="ac"/>
@@ -866,7 +858,7 @@
             <w:sz w:val="28"/>
             <w:szCs w:val="28"/>
           </w:rPr>
-          <w:instrText xml:space="preserve"> PAGEREF _Toc223678869 \h </w:instrText>
+          <w:instrText xml:space="preserve"> PAGEREF _Toc223766105 \h </w:instrText>
         </w:r>
         <w:r>
           <w:rPr>
@@ -898,7 +890,7 @@
             <w:sz w:val="28"/>
             <w:szCs w:val="28"/>
           </w:rPr>
-          <w:t>10</w:t>
+          <w:t>15</w:t>
         </w:r>
         <w:r>
           <w:rPr>
@@ -956,7 +948,7 @@
           <w:szCs w:val="28"/>
         </w:rPr>
       </w:pPr>
-      <w:bookmarkStart w:id="3" w:name="_Toc223678866"/>
+      <w:bookmarkStart w:id="4" w:name="_Toc223766102"/>
       <w:r>
         <w:rPr>
           <w:rFonts w:ascii="Times New Roman" w:hAnsi="Times New Roman" w:cs="Times New Roman"/>
@@ -968,7 +960,7 @@
         <w:lastRenderedPageBreak/>
         <w:t>ВВЕДЕНИЕ</w:t>
       </w:r>
-      <w:bookmarkEnd w:id="3"/>
+      <w:bookmarkEnd w:id="4"/>
     </w:p>
     <w:p>
       <w:pPr>
@@ -1170,9 +1162,9 @@
           <w:szCs w:val="28"/>
         </w:rPr>
       </w:pPr>
-      <w:bookmarkStart w:id="4" w:name="_Toc166246139"/>
-      <w:bookmarkStart w:id="5" w:name="_Toc223014593"/>
-      <w:bookmarkStart w:id="6" w:name="_Toc223678867"/>
+      <w:bookmarkStart w:id="5" w:name="_Toc166246139"/>
+      <w:bookmarkStart w:id="6" w:name="_Toc223014593"/>
+      <w:bookmarkStart w:id="7" w:name="_Toc223766103"/>
       <w:r>
         <w:rPr>
           <w:rFonts w:ascii="Times New Roman" w:hAnsi="Times New Roman" w:cs="Times New Roman"/>
@@ -1185,9 +1177,9 @@
         <w:lastRenderedPageBreak/>
         <w:t>ВЫПОЛНЕНИЕ ЛАБОРАТОРНОЙ РАБОТЫ</w:t>
       </w:r>
-      <w:bookmarkEnd w:id="4"/>
       <w:bookmarkEnd w:id="5"/>
       <w:bookmarkEnd w:id="6"/>
+      <w:bookmarkEnd w:id="7"/>
     </w:p>
     <w:p>
       <w:pPr>
@@ -1231,15 +1223,7 @@
           <w:sz w:val="28"/>
           <w:szCs w:val="28"/>
         </w:rPr>
-        <w:t>Измерения проводились в лабораторных условиях. В качестве средств измерения использовались два портативных мультиметра</w:t>
-      </w:r>
-      <w:r>
-        <w:rPr>
-          <w:rFonts w:ascii="Times New Roman" w:hAnsi="Times New Roman" w:cs="Times New Roman"/>
-          <w:sz w:val="28"/>
-          <w:szCs w:val="28"/>
-        </w:rPr>
-        <w:t>.</w:t>
+        <w:t>Измерения проводились в лабораторных условиях. В качестве средств измерения использовались два портативных мультиметра.</w:t>
       </w:r>
     </w:p>
     <w:p>
@@ -1382,31 +1366,7 @@
           <w:sz w:val="28"/>
           <w:szCs w:val="28"/>
         </w:rPr>
-        <w:t>Результаты наблюдений (</w:t>
-      </w:r>
-      <w:r>
-        <w:rPr>
-          <w:rFonts w:ascii="Times New Roman" w:hAnsi="Times New Roman" w:cs="Times New Roman"/>
-          <w:sz w:val="28"/>
-          <w:szCs w:val="28"/>
-        </w:rPr>
-        <w:t>Первый м</w:t>
-      </w:r>
-      <w:r>
-        <w:rPr>
-          <w:rFonts w:ascii="Times New Roman" w:hAnsi="Times New Roman" w:cs="Times New Roman"/>
-          <w:sz w:val="28"/>
-          <w:szCs w:val="28"/>
-        </w:rPr>
-        <w:t>ультиметр</w:t>
-      </w:r>
-      <w:r>
-        <w:rPr>
-          <w:rFonts w:ascii="Times New Roman" w:hAnsi="Times New Roman" w:cs="Times New Roman"/>
-          <w:sz w:val="28"/>
-          <w:szCs w:val="28"/>
-        </w:rPr>
-        <w:t>)</w:t>
+        <w:t>Результаты наблюдений (Первый мультиметр)</w:t>
       </w:r>
     </w:p>
     <w:tbl>
@@ -1443,16 +1403,16 @@
               <w:jc w:val="center"/>
               <w:rPr>
                 <w:rFonts w:ascii="Times New Roman" w:hAnsi="Times New Roman" w:cs="Times New Roman"/>
-                <w:sz w:val="24"/>
-                <w:szCs w:val="24"/>
-              </w:rPr>
-            </w:pPr>
-            <w:r>
-              <w:rPr>
-                <w:rFonts w:ascii="Times New Roman" w:hAnsi="Times New Roman" w:cs="Times New Roman"/>
-                <w:color w:val="000000"/>
-                <w:sz w:val="24"/>
-                <w:szCs w:val="24"/>
+                <w:sz w:val="28"/>
+                <w:szCs w:val="28"/>
+              </w:rPr>
+            </w:pPr>
+            <w:r>
+              <w:rPr>
+                <w:rFonts w:ascii="Times New Roman" w:hAnsi="Times New Roman" w:cs="Times New Roman"/>
+                <w:color w:val="000000"/>
+                <w:sz w:val="28"/>
+                <w:szCs w:val="28"/>
               </w:rPr>
               <w:t>№</w:t>
             </w:r>
@@ -1469,16 +1429,16 @@
               <w:jc w:val="center"/>
               <w:rPr>
                 <w:rFonts w:ascii="Times New Roman" w:hAnsi="Times New Roman" w:cs="Times New Roman"/>
-                <w:sz w:val="24"/>
-                <w:szCs w:val="24"/>
-              </w:rPr>
-            </w:pPr>
-            <w:r>
-              <w:rPr>
-                <w:rFonts w:ascii="Times New Roman" w:hAnsi="Times New Roman" w:cs="Times New Roman"/>
-                <w:color w:val="000000"/>
-                <w:sz w:val="24"/>
-                <w:szCs w:val="24"/>
+                <w:sz w:val="28"/>
+                <w:szCs w:val="28"/>
+              </w:rPr>
+            </w:pPr>
+            <w:r>
+              <w:rPr>
+                <w:rFonts w:ascii="Times New Roman" w:hAnsi="Times New Roman" w:cs="Times New Roman"/>
+                <w:color w:val="000000"/>
+                <w:sz w:val="28"/>
+                <w:szCs w:val="28"/>
               </w:rPr>
               <w:t>Цвет</w:t>
             </w:r>
@@ -1495,16 +1455,16 @@
               <w:jc w:val="center"/>
               <w:rPr>
                 <w:rFonts w:ascii="Times New Roman" w:hAnsi="Times New Roman" w:cs="Times New Roman"/>
-                <w:sz w:val="24"/>
-                <w:szCs w:val="24"/>
-              </w:rPr>
-            </w:pPr>
-            <w:r>
-              <w:rPr>
-                <w:rFonts w:ascii="Times New Roman" w:hAnsi="Times New Roman" w:cs="Times New Roman"/>
-                <w:color w:val="000000"/>
-                <w:sz w:val="24"/>
-                <w:szCs w:val="24"/>
+                <w:sz w:val="28"/>
+                <w:szCs w:val="28"/>
+              </w:rPr>
+            </w:pPr>
+            <w:r>
+              <w:rPr>
+                <w:rFonts w:ascii="Times New Roman" w:hAnsi="Times New Roman" w:cs="Times New Roman"/>
+                <w:color w:val="000000"/>
+                <w:sz w:val="28"/>
+                <w:szCs w:val="28"/>
               </w:rPr>
               <w:t>Номинал</w:t>
             </w:r>
@@ -1521,16 +1481,16 @@
               <w:jc w:val="center"/>
               <w:rPr>
                 <w:rFonts w:ascii="Times New Roman" w:hAnsi="Times New Roman" w:cs="Times New Roman"/>
-                <w:sz w:val="24"/>
-                <w:szCs w:val="24"/>
-              </w:rPr>
-            </w:pPr>
-            <w:r>
-              <w:rPr>
-                <w:rFonts w:ascii="Times New Roman" w:hAnsi="Times New Roman" w:cs="Times New Roman"/>
-                <w:color w:val="000000"/>
-                <w:sz w:val="24"/>
-                <w:szCs w:val="24"/>
+                <w:sz w:val="28"/>
+                <w:szCs w:val="28"/>
+              </w:rPr>
+            </w:pPr>
+            <w:r>
+              <w:rPr>
+                <w:rFonts w:ascii="Times New Roman" w:hAnsi="Times New Roman" w:cs="Times New Roman"/>
+                <w:color w:val="000000"/>
+                <w:sz w:val="28"/>
+                <w:szCs w:val="28"/>
               </w:rPr>
               <w:t>Замер 1</w:t>
             </w:r>
@@ -1547,16 +1507,16 @@
               <w:jc w:val="center"/>
               <w:rPr>
                 <w:rFonts w:ascii="Times New Roman" w:hAnsi="Times New Roman" w:cs="Times New Roman"/>
-                <w:sz w:val="24"/>
-                <w:szCs w:val="24"/>
-              </w:rPr>
-            </w:pPr>
-            <w:r>
-              <w:rPr>
-                <w:rFonts w:ascii="Times New Roman" w:hAnsi="Times New Roman" w:cs="Times New Roman"/>
-                <w:color w:val="000000"/>
-                <w:sz w:val="24"/>
-                <w:szCs w:val="24"/>
+                <w:sz w:val="28"/>
+                <w:szCs w:val="28"/>
+              </w:rPr>
+            </w:pPr>
+            <w:r>
+              <w:rPr>
+                <w:rFonts w:ascii="Times New Roman" w:hAnsi="Times New Roman" w:cs="Times New Roman"/>
+                <w:color w:val="000000"/>
+                <w:sz w:val="28"/>
+                <w:szCs w:val="28"/>
               </w:rPr>
               <w:t>Замер 2</w:t>
             </w:r>
@@ -1573,16 +1533,16 @@
               <w:jc w:val="center"/>
               <w:rPr>
                 <w:rFonts w:ascii="Times New Roman" w:hAnsi="Times New Roman" w:cs="Times New Roman"/>
-                <w:sz w:val="24"/>
-                <w:szCs w:val="24"/>
-              </w:rPr>
-            </w:pPr>
-            <w:r>
-              <w:rPr>
-                <w:rFonts w:ascii="Times New Roman" w:hAnsi="Times New Roman" w:cs="Times New Roman"/>
-                <w:color w:val="000000"/>
-                <w:sz w:val="24"/>
-                <w:szCs w:val="24"/>
+                <w:sz w:val="28"/>
+                <w:szCs w:val="28"/>
+              </w:rPr>
+            </w:pPr>
+            <w:r>
+              <w:rPr>
+                <w:rFonts w:ascii="Times New Roman" w:hAnsi="Times New Roman" w:cs="Times New Roman"/>
+                <w:color w:val="000000"/>
+                <w:sz w:val="28"/>
+                <w:szCs w:val="28"/>
               </w:rPr>
               <w:t>Замер 3</w:t>
             </w:r>
@@ -1599,16 +1559,16 @@
               <w:jc w:val="center"/>
               <w:rPr>
                 <w:rFonts w:ascii="Times New Roman" w:hAnsi="Times New Roman" w:cs="Times New Roman"/>
-                <w:sz w:val="24"/>
-                <w:szCs w:val="24"/>
-              </w:rPr>
-            </w:pPr>
-            <w:r>
-              <w:rPr>
-                <w:rFonts w:ascii="Times New Roman" w:hAnsi="Times New Roman" w:cs="Times New Roman"/>
-                <w:color w:val="000000"/>
-                <w:sz w:val="24"/>
-                <w:szCs w:val="24"/>
+                <w:sz w:val="28"/>
+                <w:szCs w:val="28"/>
+              </w:rPr>
+            </w:pPr>
+            <w:r>
+              <w:rPr>
+                <w:rFonts w:ascii="Times New Roman" w:hAnsi="Times New Roman" w:cs="Times New Roman"/>
+                <w:color w:val="000000"/>
+                <w:sz w:val="28"/>
+                <w:szCs w:val="28"/>
               </w:rPr>
               <w:t>Замер 4</w:t>
             </w:r>
@@ -1625,16 +1585,16 @@
               <w:jc w:val="center"/>
               <w:rPr>
                 <w:rFonts w:ascii="Times New Roman" w:hAnsi="Times New Roman" w:cs="Times New Roman"/>
-                <w:sz w:val="24"/>
-                <w:szCs w:val="24"/>
-              </w:rPr>
-            </w:pPr>
-            <w:r>
-              <w:rPr>
-                <w:rFonts w:ascii="Times New Roman" w:hAnsi="Times New Roman" w:cs="Times New Roman"/>
-                <w:color w:val="000000"/>
-                <w:sz w:val="24"/>
-                <w:szCs w:val="24"/>
+                <w:sz w:val="28"/>
+                <w:szCs w:val="28"/>
+              </w:rPr>
+            </w:pPr>
+            <w:r>
+              <w:rPr>
+                <w:rFonts w:ascii="Times New Roman" w:hAnsi="Times New Roman" w:cs="Times New Roman"/>
+                <w:color w:val="000000"/>
+                <w:sz w:val="28"/>
+                <w:szCs w:val="28"/>
               </w:rPr>
               <w:t>Замер 5</w:t>
             </w:r>
@@ -1651,16 +1611,16 @@
               <w:jc w:val="center"/>
               <w:rPr>
                 <w:rFonts w:ascii="Times New Roman" w:hAnsi="Times New Roman" w:cs="Times New Roman"/>
-                <w:sz w:val="24"/>
-                <w:szCs w:val="24"/>
-              </w:rPr>
-            </w:pPr>
-            <w:r>
-              <w:rPr>
-                <w:rFonts w:ascii="Times New Roman" w:hAnsi="Times New Roman" w:cs="Times New Roman"/>
-                <w:color w:val="000000"/>
-                <w:sz w:val="24"/>
-                <w:szCs w:val="24"/>
+                <w:sz w:val="28"/>
+                <w:szCs w:val="28"/>
+              </w:rPr>
+            </w:pPr>
+            <w:r>
+              <w:rPr>
+                <w:rFonts w:ascii="Times New Roman" w:hAnsi="Times New Roman" w:cs="Times New Roman"/>
+                <w:color w:val="000000"/>
+                <w:sz w:val="28"/>
+                <w:szCs w:val="28"/>
               </w:rPr>
               <w:t>Замер 6</w:t>
             </w:r>
@@ -1677,16 +1637,16 @@
               <w:jc w:val="center"/>
               <w:rPr>
                 <w:rFonts w:ascii="Times New Roman" w:hAnsi="Times New Roman" w:cs="Times New Roman"/>
-                <w:sz w:val="24"/>
-                <w:szCs w:val="24"/>
-              </w:rPr>
-            </w:pPr>
-            <w:r>
-              <w:rPr>
-                <w:rFonts w:ascii="Times New Roman" w:hAnsi="Times New Roman" w:cs="Times New Roman"/>
-                <w:color w:val="000000"/>
-                <w:sz w:val="24"/>
-                <w:szCs w:val="24"/>
+                <w:sz w:val="28"/>
+                <w:szCs w:val="28"/>
+              </w:rPr>
+            </w:pPr>
+            <w:r>
+              <w:rPr>
+                <w:rFonts w:ascii="Times New Roman" w:hAnsi="Times New Roman" w:cs="Times New Roman"/>
+                <w:color w:val="000000"/>
+                <w:sz w:val="28"/>
+                <w:szCs w:val="28"/>
               </w:rPr>
               <w:t>Замер 7</w:t>
             </w:r>
@@ -1703,16 +1663,16 @@
               <w:jc w:val="center"/>
               <w:rPr>
                 <w:rFonts w:ascii="Times New Roman" w:hAnsi="Times New Roman" w:cs="Times New Roman"/>
-                <w:sz w:val="24"/>
-                <w:szCs w:val="24"/>
-              </w:rPr>
-            </w:pPr>
-            <w:r>
-              <w:rPr>
-                <w:rFonts w:ascii="Times New Roman" w:hAnsi="Times New Roman" w:cs="Times New Roman"/>
-                <w:color w:val="000000"/>
-                <w:sz w:val="24"/>
-                <w:szCs w:val="24"/>
+                <w:sz w:val="28"/>
+                <w:szCs w:val="28"/>
+              </w:rPr>
+            </w:pPr>
+            <w:r>
+              <w:rPr>
+                <w:rFonts w:ascii="Times New Roman" w:hAnsi="Times New Roman" w:cs="Times New Roman"/>
+                <w:color w:val="000000"/>
+                <w:sz w:val="28"/>
+                <w:szCs w:val="28"/>
               </w:rPr>
               <w:t>Замер 8</w:t>
             </w:r>
@@ -1729,16 +1689,16 @@
               <w:jc w:val="center"/>
               <w:rPr>
                 <w:rFonts w:ascii="Times New Roman" w:hAnsi="Times New Roman" w:cs="Times New Roman"/>
-                <w:sz w:val="24"/>
-                <w:szCs w:val="24"/>
-              </w:rPr>
-            </w:pPr>
-            <w:r>
-              <w:rPr>
-                <w:rFonts w:ascii="Times New Roman" w:hAnsi="Times New Roman" w:cs="Times New Roman"/>
-                <w:color w:val="000000"/>
-                <w:sz w:val="24"/>
-                <w:szCs w:val="24"/>
+                <w:sz w:val="28"/>
+                <w:szCs w:val="28"/>
+              </w:rPr>
+            </w:pPr>
+            <w:r>
+              <w:rPr>
+                <w:rFonts w:ascii="Times New Roman" w:hAnsi="Times New Roman" w:cs="Times New Roman"/>
+                <w:color w:val="000000"/>
+                <w:sz w:val="28"/>
+                <w:szCs w:val="28"/>
               </w:rPr>
               <w:t>Замер 9</w:t>
             </w:r>
@@ -1755,16 +1715,16 @@
               <w:jc w:val="center"/>
               <w:rPr>
                 <w:rFonts w:ascii="Times New Roman" w:hAnsi="Times New Roman" w:cs="Times New Roman"/>
-                <w:sz w:val="24"/>
-                <w:szCs w:val="24"/>
-              </w:rPr>
-            </w:pPr>
-            <w:r>
-              <w:rPr>
-                <w:rFonts w:ascii="Times New Roman" w:hAnsi="Times New Roman" w:cs="Times New Roman"/>
-                <w:color w:val="000000"/>
-                <w:sz w:val="24"/>
-                <w:szCs w:val="24"/>
+                <w:sz w:val="28"/>
+                <w:szCs w:val="28"/>
+              </w:rPr>
+            </w:pPr>
+            <w:r>
+              <w:rPr>
+                <w:rFonts w:ascii="Times New Roman" w:hAnsi="Times New Roman" w:cs="Times New Roman"/>
+                <w:color w:val="000000"/>
+                <w:sz w:val="28"/>
+                <w:szCs w:val="28"/>
               </w:rPr>
               <w:t>Замер 10</w:t>
             </w:r>
@@ -1783,16 +1743,16 @@
               <w:jc w:val="center"/>
               <w:rPr>
                 <w:rFonts w:ascii="Times New Roman" w:hAnsi="Times New Roman" w:cs="Times New Roman"/>
-                <w:sz w:val="24"/>
-                <w:szCs w:val="24"/>
-              </w:rPr>
-            </w:pPr>
-            <w:r>
-              <w:rPr>
-                <w:rFonts w:ascii="Times New Roman" w:hAnsi="Times New Roman" w:cs="Times New Roman"/>
-                <w:color w:val="000000"/>
-                <w:sz w:val="24"/>
-                <w:szCs w:val="24"/>
+                <w:sz w:val="28"/>
+                <w:szCs w:val="28"/>
+              </w:rPr>
+            </w:pPr>
+            <w:r>
+              <w:rPr>
+                <w:rFonts w:ascii="Times New Roman" w:hAnsi="Times New Roman" w:cs="Times New Roman"/>
+                <w:color w:val="000000"/>
+                <w:sz w:val="28"/>
+                <w:szCs w:val="28"/>
               </w:rPr>
               <w:t>1</w:t>
             </w:r>
@@ -1809,16 +1769,16 @@
               <w:jc w:val="center"/>
               <w:rPr>
                 <w:rFonts w:ascii="Times New Roman" w:hAnsi="Times New Roman" w:cs="Times New Roman"/>
-                <w:sz w:val="24"/>
-                <w:szCs w:val="24"/>
-              </w:rPr>
-            </w:pPr>
-            <w:r>
-              <w:rPr>
-                <w:rFonts w:ascii="Times New Roman" w:hAnsi="Times New Roman" w:cs="Times New Roman"/>
-                <w:color w:val="000000"/>
-                <w:sz w:val="24"/>
-                <w:szCs w:val="24"/>
+                <w:sz w:val="28"/>
+                <w:szCs w:val="28"/>
+              </w:rPr>
+            </w:pPr>
+            <w:r>
+              <w:rPr>
+                <w:rFonts w:ascii="Times New Roman" w:hAnsi="Times New Roman" w:cs="Times New Roman"/>
+                <w:color w:val="000000"/>
+                <w:sz w:val="28"/>
+                <w:szCs w:val="28"/>
               </w:rPr>
               <w:t>2К2</w:t>
             </w:r>
@@ -1835,16 +1795,16 @@
               <w:jc w:val="center"/>
               <w:rPr>
                 <w:rFonts w:ascii="Times New Roman" w:hAnsi="Times New Roman" w:cs="Times New Roman"/>
-                <w:sz w:val="24"/>
-                <w:szCs w:val="24"/>
-              </w:rPr>
-            </w:pPr>
-            <w:r>
-              <w:rPr>
-                <w:rFonts w:ascii="Times New Roman" w:hAnsi="Times New Roman" w:cs="Times New Roman"/>
-                <w:color w:val="000000"/>
-                <w:sz w:val="24"/>
-                <w:szCs w:val="24"/>
+                <w:sz w:val="28"/>
+                <w:szCs w:val="28"/>
+              </w:rPr>
+            </w:pPr>
+            <w:r>
+              <w:rPr>
+                <w:rFonts w:ascii="Times New Roman" w:hAnsi="Times New Roman" w:cs="Times New Roman"/>
+                <w:color w:val="000000"/>
+                <w:sz w:val="28"/>
+                <w:szCs w:val="28"/>
               </w:rPr>
               <w:t>2,2 кОм</w:t>
             </w:r>
@@ -1861,16 +1821,16 @@
               <w:jc w:val="center"/>
               <w:rPr>
                 <w:rFonts w:ascii="Times New Roman" w:hAnsi="Times New Roman" w:cs="Times New Roman"/>
-                <w:sz w:val="24"/>
-                <w:szCs w:val="24"/>
-              </w:rPr>
-            </w:pPr>
-            <w:r>
-              <w:rPr>
-                <w:rFonts w:ascii="Times New Roman" w:hAnsi="Times New Roman" w:cs="Times New Roman"/>
-                <w:color w:val="000000"/>
-                <w:sz w:val="24"/>
-                <w:szCs w:val="24"/>
+                <w:sz w:val="28"/>
+                <w:szCs w:val="28"/>
+              </w:rPr>
+            </w:pPr>
+            <w:r>
+              <w:rPr>
+                <w:rFonts w:ascii="Times New Roman" w:hAnsi="Times New Roman" w:cs="Times New Roman"/>
+                <w:color w:val="000000"/>
+                <w:sz w:val="28"/>
+                <w:szCs w:val="28"/>
               </w:rPr>
               <w:t>2,22</w:t>
             </w:r>
@@ -1887,16 +1847,16 @@
               <w:jc w:val="center"/>
               <w:rPr>
                 <w:rFonts w:ascii="Times New Roman" w:hAnsi="Times New Roman" w:cs="Times New Roman"/>
-                <w:sz w:val="24"/>
-                <w:szCs w:val="24"/>
-              </w:rPr>
-            </w:pPr>
-            <w:r>
-              <w:rPr>
-                <w:rFonts w:ascii="Times New Roman" w:hAnsi="Times New Roman" w:cs="Times New Roman"/>
-                <w:color w:val="000000"/>
-                <w:sz w:val="24"/>
-                <w:szCs w:val="24"/>
+                <w:sz w:val="28"/>
+                <w:szCs w:val="28"/>
+              </w:rPr>
+            </w:pPr>
+            <w:r>
+              <w:rPr>
+                <w:rFonts w:ascii="Times New Roman" w:hAnsi="Times New Roman" w:cs="Times New Roman"/>
+                <w:color w:val="000000"/>
+                <w:sz w:val="28"/>
+                <w:szCs w:val="28"/>
               </w:rPr>
               <w:t>2,19</w:t>
             </w:r>
@@ -1913,16 +1873,16 @@
               <w:jc w:val="center"/>
               <w:rPr>
                 <w:rFonts w:ascii="Times New Roman" w:hAnsi="Times New Roman" w:cs="Times New Roman"/>
-                <w:sz w:val="24"/>
-                <w:szCs w:val="24"/>
-              </w:rPr>
-            </w:pPr>
-            <w:r>
-              <w:rPr>
-                <w:rFonts w:ascii="Times New Roman" w:hAnsi="Times New Roman" w:cs="Times New Roman"/>
-                <w:color w:val="000000"/>
-                <w:sz w:val="24"/>
-                <w:szCs w:val="24"/>
+                <w:sz w:val="28"/>
+                <w:szCs w:val="28"/>
+              </w:rPr>
+            </w:pPr>
+            <w:r>
+              <w:rPr>
+                <w:rFonts w:ascii="Times New Roman" w:hAnsi="Times New Roman" w:cs="Times New Roman"/>
+                <w:color w:val="000000"/>
+                <w:sz w:val="28"/>
+                <w:szCs w:val="28"/>
               </w:rPr>
               <w:t>2,2</w:t>
             </w:r>
@@ -1939,16 +1899,16 @@
               <w:jc w:val="center"/>
               <w:rPr>
                 <w:rFonts w:ascii="Times New Roman" w:hAnsi="Times New Roman" w:cs="Times New Roman"/>
-                <w:sz w:val="24"/>
-                <w:szCs w:val="24"/>
-              </w:rPr>
-            </w:pPr>
-            <w:r>
-              <w:rPr>
-                <w:rFonts w:ascii="Times New Roman" w:hAnsi="Times New Roman" w:cs="Times New Roman"/>
-                <w:color w:val="000000"/>
-                <w:sz w:val="24"/>
-                <w:szCs w:val="24"/>
+                <w:sz w:val="28"/>
+                <w:szCs w:val="28"/>
+              </w:rPr>
+            </w:pPr>
+            <w:r>
+              <w:rPr>
+                <w:rFonts w:ascii="Times New Roman" w:hAnsi="Times New Roman" w:cs="Times New Roman"/>
+                <w:color w:val="000000"/>
+                <w:sz w:val="28"/>
+                <w:szCs w:val="28"/>
               </w:rPr>
               <w:t>2,21</w:t>
             </w:r>
@@ -1965,16 +1925,16 @@
               <w:jc w:val="center"/>
               <w:rPr>
                 <w:rFonts w:ascii="Times New Roman" w:hAnsi="Times New Roman" w:cs="Times New Roman"/>
-                <w:sz w:val="24"/>
-                <w:szCs w:val="24"/>
-              </w:rPr>
-            </w:pPr>
-            <w:r>
-              <w:rPr>
-                <w:rFonts w:ascii="Times New Roman" w:hAnsi="Times New Roman" w:cs="Times New Roman"/>
-                <w:color w:val="000000"/>
-                <w:sz w:val="24"/>
-                <w:szCs w:val="24"/>
+                <w:sz w:val="28"/>
+                <w:szCs w:val="28"/>
+              </w:rPr>
+            </w:pPr>
+            <w:r>
+              <w:rPr>
+                <w:rFonts w:ascii="Times New Roman" w:hAnsi="Times New Roman" w:cs="Times New Roman"/>
+                <w:color w:val="000000"/>
+                <w:sz w:val="28"/>
+                <w:szCs w:val="28"/>
               </w:rPr>
               <w:t>2,21</w:t>
             </w:r>
@@ -1991,16 +1951,16 @@
               <w:jc w:val="center"/>
               <w:rPr>
                 <w:rFonts w:ascii="Times New Roman" w:hAnsi="Times New Roman" w:cs="Times New Roman"/>
-                <w:sz w:val="24"/>
-                <w:szCs w:val="24"/>
-              </w:rPr>
-            </w:pPr>
-            <w:r>
-              <w:rPr>
-                <w:rFonts w:ascii="Times New Roman" w:hAnsi="Times New Roman" w:cs="Times New Roman"/>
-                <w:color w:val="000000"/>
-                <w:sz w:val="24"/>
-                <w:szCs w:val="24"/>
+                <w:sz w:val="28"/>
+                <w:szCs w:val="28"/>
+              </w:rPr>
+            </w:pPr>
+            <w:r>
+              <w:rPr>
+                <w:rFonts w:ascii="Times New Roman" w:hAnsi="Times New Roman" w:cs="Times New Roman"/>
+                <w:color w:val="000000"/>
+                <w:sz w:val="28"/>
+                <w:szCs w:val="28"/>
               </w:rPr>
               <w:t>2,21</w:t>
             </w:r>
@@ -2017,16 +1977,16 @@
               <w:jc w:val="center"/>
               <w:rPr>
                 <w:rFonts w:ascii="Times New Roman" w:hAnsi="Times New Roman" w:cs="Times New Roman"/>
-                <w:sz w:val="24"/>
-                <w:szCs w:val="24"/>
-              </w:rPr>
-            </w:pPr>
-            <w:r>
-              <w:rPr>
-                <w:rFonts w:ascii="Times New Roman" w:hAnsi="Times New Roman" w:cs="Times New Roman"/>
-                <w:color w:val="000000"/>
-                <w:sz w:val="24"/>
-                <w:szCs w:val="24"/>
+                <w:sz w:val="28"/>
+                <w:szCs w:val="28"/>
+              </w:rPr>
+            </w:pPr>
+            <w:r>
+              <w:rPr>
+                <w:rFonts w:ascii="Times New Roman" w:hAnsi="Times New Roman" w:cs="Times New Roman"/>
+                <w:color w:val="000000"/>
+                <w:sz w:val="28"/>
+                <w:szCs w:val="28"/>
               </w:rPr>
               <w:t>2,2</w:t>
             </w:r>
@@ -2043,16 +2003,16 @@
               <w:jc w:val="center"/>
               <w:rPr>
                 <w:rFonts w:ascii="Times New Roman" w:hAnsi="Times New Roman" w:cs="Times New Roman"/>
-                <w:sz w:val="24"/>
-                <w:szCs w:val="24"/>
-              </w:rPr>
-            </w:pPr>
-            <w:r>
-              <w:rPr>
-                <w:rFonts w:ascii="Times New Roman" w:hAnsi="Times New Roman" w:cs="Times New Roman"/>
-                <w:color w:val="000000"/>
-                <w:sz w:val="24"/>
-                <w:szCs w:val="24"/>
+                <w:sz w:val="28"/>
+                <w:szCs w:val="28"/>
+              </w:rPr>
+            </w:pPr>
+            <w:r>
+              <w:rPr>
+                <w:rFonts w:ascii="Times New Roman" w:hAnsi="Times New Roman" w:cs="Times New Roman"/>
+                <w:color w:val="000000"/>
+                <w:sz w:val="28"/>
+                <w:szCs w:val="28"/>
               </w:rPr>
               <w:t>2,21</w:t>
             </w:r>
@@ -2069,16 +2029,16 @@
               <w:jc w:val="center"/>
               <w:rPr>
                 <w:rFonts w:ascii="Times New Roman" w:hAnsi="Times New Roman" w:cs="Times New Roman"/>
-                <w:sz w:val="24"/>
-                <w:szCs w:val="24"/>
-              </w:rPr>
-            </w:pPr>
-            <w:r>
-              <w:rPr>
-                <w:rFonts w:ascii="Times New Roman" w:hAnsi="Times New Roman" w:cs="Times New Roman"/>
-                <w:color w:val="000000"/>
-                <w:sz w:val="24"/>
-                <w:szCs w:val="24"/>
+                <w:sz w:val="28"/>
+                <w:szCs w:val="28"/>
+              </w:rPr>
+            </w:pPr>
+            <w:r>
+              <w:rPr>
+                <w:rFonts w:ascii="Times New Roman" w:hAnsi="Times New Roman" w:cs="Times New Roman"/>
+                <w:color w:val="000000"/>
+                <w:sz w:val="28"/>
+                <w:szCs w:val="28"/>
               </w:rPr>
               <w:t>2,22</w:t>
             </w:r>
@@ -2095,16 +2055,16 @@
               <w:jc w:val="center"/>
               <w:rPr>
                 <w:rFonts w:ascii="Times New Roman" w:hAnsi="Times New Roman" w:cs="Times New Roman"/>
-                <w:sz w:val="24"/>
-                <w:szCs w:val="24"/>
-              </w:rPr>
-            </w:pPr>
-            <w:r>
-              <w:rPr>
-                <w:rFonts w:ascii="Times New Roman" w:hAnsi="Times New Roman" w:cs="Times New Roman"/>
-                <w:color w:val="000000"/>
-                <w:sz w:val="24"/>
-                <w:szCs w:val="24"/>
+                <w:sz w:val="28"/>
+                <w:szCs w:val="28"/>
+              </w:rPr>
+            </w:pPr>
+            <w:r>
+              <w:rPr>
+                <w:rFonts w:ascii="Times New Roman" w:hAnsi="Times New Roman" w:cs="Times New Roman"/>
+                <w:color w:val="000000"/>
+                <w:sz w:val="28"/>
+                <w:szCs w:val="28"/>
               </w:rPr>
               <w:t>2,21</w:t>
             </w:r>
@@ -2123,16 +2083,16 @@
               <w:jc w:val="center"/>
               <w:rPr>
                 <w:rFonts w:ascii="Times New Roman" w:hAnsi="Times New Roman" w:cs="Times New Roman"/>
-                <w:sz w:val="24"/>
-                <w:szCs w:val="24"/>
-              </w:rPr>
-            </w:pPr>
-            <w:r>
-              <w:rPr>
-                <w:rFonts w:ascii="Times New Roman" w:hAnsi="Times New Roman" w:cs="Times New Roman"/>
-                <w:color w:val="000000"/>
-                <w:sz w:val="24"/>
-                <w:szCs w:val="24"/>
+                <w:sz w:val="28"/>
+                <w:szCs w:val="28"/>
+              </w:rPr>
+            </w:pPr>
+            <w:r>
+              <w:rPr>
+                <w:rFonts w:ascii="Times New Roman" w:hAnsi="Times New Roman" w:cs="Times New Roman"/>
+                <w:color w:val="000000"/>
+                <w:sz w:val="28"/>
+                <w:szCs w:val="28"/>
               </w:rPr>
               <w:t>2</w:t>
             </w:r>
@@ -2149,16 +2109,16 @@
               <w:jc w:val="center"/>
               <w:rPr>
                 <w:rFonts w:ascii="Times New Roman" w:hAnsi="Times New Roman" w:cs="Times New Roman"/>
-                <w:sz w:val="24"/>
-                <w:szCs w:val="24"/>
-              </w:rPr>
-            </w:pPr>
-            <w:r>
-              <w:rPr>
-                <w:rFonts w:ascii="Times New Roman" w:hAnsi="Times New Roman" w:cs="Times New Roman"/>
-                <w:color w:val="000000"/>
-                <w:sz w:val="24"/>
-                <w:szCs w:val="24"/>
+                <w:sz w:val="28"/>
+                <w:szCs w:val="28"/>
+              </w:rPr>
+            </w:pPr>
+            <w:r>
+              <w:rPr>
+                <w:rFonts w:ascii="Times New Roman" w:hAnsi="Times New Roman" w:cs="Times New Roman"/>
+                <w:color w:val="000000"/>
+                <w:sz w:val="28"/>
+                <w:szCs w:val="28"/>
               </w:rPr>
               <w:t>6К8</w:t>
             </w:r>
@@ -2175,16 +2135,16 @@
               <w:jc w:val="center"/>
               <w:rPr>
                 <w:rFonts w:ascii="Times New Roman" w:hAnsi="Times New Roman" w:cs="Times New Roman"/>
-                <w:sz w:val="24"/>
-                <w:szCs w:val="24"/>
-              </w:rPr>
-            </w:pPr>
-            <w:r>
-              <w:rPr>
-                <w:rFonts w:ascii="Times New Roman" w:hAnsi="Times New Roman" w:cs="Times New Roman"/>
-                <w:color w:val="000000"/>
-                <w:sz w:val="24"/>
-                <w:szCs w:val="24"/>
+                <w:sz w:val="28"/>
+                <w:szCs w:val="28"/>
+              </w:rPr>
+            </w:pPr>
+            <w:r>
+              <w:rPr>
+                <w:rFonts w:ascii="Times New Roman" w:hAnsi="Times New Roman" w:cs="Times New Roman"/>
+                <w:color w:val="000000"/>
+                <w:sz w:val="28"/>
+                <w:szCs w:val="28"/>
               </w:rPr>
               <w:t>6,8 кОм</w:t>
             </w:r>
@@ -2201,16 +2161,16 @@
               <w:jc w:val="center"/>
               <w:rPr>
                 <w:rFonts w:ascii="Times New Roman" w:hAnsi="Times New Roman" w:cs="Times New Roman"/>
-                <w:sz w:val="24"/>
-                <w:szCs w:val="24"/>
-              </w:rPr>
-            </w:pPr>
-            <w:r>
-              <w:rPr>
-                <w:rFonts w:ascii="Times New Roman" w:hAnsi="Times New Roman" w:cs="Times New Roman"/>
-                <w:color w:val="000000"/>
-                <w:sz w:val="24"/>
-                <w:szCs w:val="24"/>
+                <w:sz w:val="28"/>
+                <w:szCs w:val="28"/>
+              </w:rPr>
+            </w:pPr>
+            <w:r>
+              <w:rPr>
+                <w:rFonts w:ascii="Times New Roman" w:hAnsi="Times New Roman" w:cs="Times New Roman"/>
+                <w:color w:val="000000"/>
+                <w:sz w:val="28"/>
+                <w:szCs w:val="28"/>
               </w:rPr>
               <w:t>6,85</w:t>
             </w:r>
@@ -2227,16 +2187,16 @@
               <w:jc w:val="center"/>
               <w:rPr>
                 <w:rFonts w:ascii="Times New Roman" w:hAnsi="Times New Roman" w:cs="Times New Roman"/>
-                <w:sz w:val="24"/>
-                <w:szCs w:val="24"/>
-              </w:rPr>
-            </w:pPr>
-            <w:r>
-              <w:rPr>
-                <w:rFonts w:ascii="Times New Roman" w:hAnsi="Times New Roman" w:cs="Times New Roman"/>
-                <w:color w:val="000000"/>
-                <w:sz w:val="24"/>
-                <w:szCs w:val="24"/>
+                <w:sz w:val="28"/>
+                <w:szCs w:val="28"/>
+              </w:rPr>
+            </w:pPr>
+            <w:r>
+              <w:rPr>
+                <w:rFonts w:ascii="Times New Roman" w:hAnsi="Times New Roman" w:cs="Times New Roman"/>
+                <w:color w:val="000000"/>
+                <w:sz w:val="28"/>
+                <w:szCs w:val="28"/>
               </w:rPr>
               <w:t>6,84</w:t>
             </w:r>
@@ -2253,16 +2213,16 @@
               <w:jc w:val="center"/>
               <w:rPr>
                 <w:rFonts w:ascii="Times New Roman" w:hAnsi="Times New Roman" w:cs="Times New Roman"/>
-                <w:sz w:val="24"/>
-                <w:szCs w:val="24"/>
-              </w:rPr>
-            </w:pPr>
-            <w:r>
-              <w:rPr>
-                <w:rFonts w:ascii="Times New Roman" w:hAnsi="Times New Roman" w:cs="Times New Roman"/>
-                <w:color w:val="000000"/>
-                <w:sz w:val="24"/>
-                <w:szCs w:val="24"/>
+                <w:sz w:val="28"/>
+                <w:szCs w:val="28"/>
+              </w:rPr>
+            </w:pPr>
+            <w:r>
+              <w:rPr>
+                <w:rFonts w:ascii="Times New Roman" w:hAnsi="Times New Roman" w:cs="Times New Roman"/>
+                <w:color w:val="000000"/>
+                <w:sz w:val="28"/>
+                <w:szCs w:val="28"/>
               </w:rPr>
               <w:t>6,86</w:t>
             </w:r>
@@ -2279,16 +2239,16 @@
               <w:jc w:val="center"/>
               <w:rPr>
                 <w:rFonts w:ascii="Times New Roman" w:hAnsi="Times New Roman" w:cs="Times New Roman"/>
-                <w:sz w:val="24"/>
-                <w:szCs w:val="24"/>
-              </w:rPr>
-            </w:pPr>
-            <w:r>
-              <w:rPr>
-                <w:rFonts w:ascii="Times New Roman" w:hAnsi="Times New Roman" w:cs="Times New Roman"/>
-                <w:color w:val="000000"/>
-                <w:sz w:val="24"/>
-                <w:szCs w:val="24"/>
+                <w:sz w:val="28"/>
+                <w:szCs w:val="28"/>
+              </w:rPr>
+            </w:pPr>
+            <w:r>
+              <w:rPr>
+                <w:rFonts w:ascii="Times New Roman" w:hAnsi="Times New Roman" w:cs="Times New Roman"/>
+                <w:color w:val="000000"/>
+                <w:sz w:val="28"/>
+                <w:szCs w:val="28"/>
               </w:rPr>
               <w:t>6,85</w:t>
             </w:r>
@@ -2305,16 +2265,16 @@
               <w:jc w:val="center"/>
               <w:rPr>
                 <w:rFonts w:ascii="Times New Roman" w:hAnsi="Times New Roman" w:cs="Times New Roman"/>
-                <w:sz w:val="24"/>
-                <w:szCs w:val="24"/>
-              </w:rPr>
-            </w:pPr>
-            <w:r>
-              <w:rPr>
-                <w:rFonts w:ascii="Times New Roman" w:hAnsi="Times New Roman" w:cs="Times New Roman"/>
-                <w:color w:val="000000"/>
-                <w:sz w:val="24"/>
-                <w:szCs w:val="24"/>
+                <w:sz w:val="28"/>
+                <w:szCs w:val="28"/>
+              </w:rPr>
+            </w:pPr>
+            <w:r>
+              <w:rPr>
+                <w:rFonts w:ascii="Times New Roman" w:hAnsi="Times New Roman" w:cs="Times New Roman"/>
+                <w:color w:val="000000"/>
+                <w:sz w:val="28"/>
+                <w:szCs w:val="28"/>
               </w:rPr>
               <w:t>6,84</w:t>
             </w:r>
@@ -2331,16 +2291,16 @@
               <w:jc w:val="center"/>
               <w:rPr>
                 <w:rFonts w:ascii="Times New Roman" w:hAnsi="Times New Roman" w:cs="Times New Roman"/>
-                <w:sz w:val="24"/>
-                <w:szCs w:val="24"/>
-              </w:rPr>
-            </w:pPr>
-            <w:r>
-              <w:rPr>
-                <w:rFonts w:ascii="Times New Roman" w:hAnsi="Times New Roman" w:cs="Times New Roman"/>
-                <w:color w:val="000000"/>
-                <w:sz w:val="24"/>
-                <w:szCs w:val="24"/>
+                <w:sz w:val="28"/>
+                <w:szCs w:val="28"/>
+              </w:rPr>
+            </w:pPr>
+            <w:r>
+              <w:rPr>
+                <w:rFonts w:ascii="Times New Roman" w:hAnsi="Times New Roman" w:cs="Times New Roman"/>
+                <w:color w:val="000000"/>
+                <w:sz w:val="28"/>
+                <w:szCs w:val="28"/>
               </w:rPr>
               <w:t>6,85</w:t>
             </w:r>
@@ -2357,16 +2317,16 @@
               <w:jc w:val="center"/>
               <w:rPr>
                 <w:rFonts w:ascii="Times New Roman" w:hAnsi="Times New Roman" w:cs="Times New Roman"/>
-                <w:sz w:val="24"/>
-                <w:szCs w:val="24"/>
-              </w:rPr>
-            </w:pPr>
-            <w:r>
-              <w:rPr>
-                <w:rFonts w:ascii="Times New Roman" w:hAnsi="Times New Roman" w:cs="Times New Roman"/>
-                <w:color w:val="000000"/>
-                <w:sz w:val="24"/>
-                <w:szCs w:val="24"/>
+                <w:sz w:val="28"/>
+                <w:szCs w:val="28"/>
+              </w:rPr>
+            </w:pPr>
+            <w:r>
+              <w:rPr>
+                <w:rFonts w:ascii="Times New Roman" w:hAnsi="Times New Roman" w:cs="Times New Roman"/>
+                <w:color w:val="000000"/>
+                <w:sz w:val="28"/>
+                <w:szCs w:val="28"/>
               </w:rPr>
               <w:t>6,85</w:t>
             </w:r>
@@ -2383,16 +2343,16 @@
               <w:jc w:val="center"/>
               <w:rPr>
                 <w:rFonts w:ascii="Times New Roman" w:hAnsi="Times New Roman" w:cs="Times New Roman"/>
-                <w:sz w:val="24"/>
-                <w:szCs w:val="24"/>
-              </w:rPr>
-            </w:pPr>
-            <w:r>
-              <w:rPr>
-                <w:rFonts w:ascii="Times New Roman" w:hAnsi="Times New Roman" w:cs="Times New Roman"/>
-                <w:color w:val="000000"/>
-                <w:sz w:val="24"/>
-                <w:szCs w:val="24"/>
+                <w:sz w:val="28"/>
+                <w:szCs w:val="28"/>
+              </w:rPr>
+            </w:pPr>
+            <w:r>
+              <w:rPr>
+                <w:rFonts w:ascii="Times New Roman" w:hAnsi="Times New Roman" w:cs="Times New Roman"/>
+                <w:color w:val="000000"/>
+                <w:sz w:val="28"/>
+                <w:szCs w:val="28"/>
               </w:rPr>
               <w:t>6,84</w:t>
             </w:r>
@@ -2409,16 +2369,16 @@
               <w:jc w:val="center"/>
               <w:rPr>
                 <w:rFonts w:ascii="Times New Roman" w:hAnsi="Times New Roman" w:cs="Times New Roman"/>
-                <w:sz w:val="24"/>
-                <w:szCs w:val="24"/>
-              </w:rPr>
-            </w:pPr>
-            <w:r>
-              <w:rPr>
-                <w:rFonts w:ascii="Times New Roman" w:hAnsi="Times New Roman" w:cs="Times New Roman"/>
-                <w:color w:val="000000"/>
-                <w:sz w:val="24"/>
-                <w:szCs w:val="24"/>
+                <w:sz w:val="28"/>
+                <w:szCs w:val="28"/>
+              </w:rPr>
+            </w:pPr>
+            <w:r>
+              <w:rPr>
+                <w:rFonts w:ascii="Times New Roman" w:hAnsi="Times New Roman" w:cs="Times New Roman"/>
+                <w:color w:val="000000"/>
+                <w:sz w:val="28"/>
+                <w:szCs w:val="28"/>
               </w:rPr>
               <w:t>6,84</w:t>
             </w:r>
@@ -2435,16 +2395,16 @@
               <w:jc w:val="center"/>
               <w:rPr>
                 <w:rFonts w:ascii="Times New Roman" w:hAnsi="Times New Roman" w:cs="Times New Roman"/>
-                <w:sz w:val="24"/>
-                <w:szCs w:val="24"/>
-              </w:rPr>
-            </w:pPr>
-            <w:r>
-              <w:rPr>
-                <w:rFonts w:ascii="Times New Roman" w:hAnsi="Times New Roman" w:cs="Times New Roman"/>
-                <w:color w:val="000000"/>
-                <w:sz w:val="24"/>
-                <w:szCs w:val="24"/>
+                <w:sz w:val="28"/>
+                <w:szCs w:val="28"/>
+              </w:rPr>
+            </w:pPr>
+            <w:r>
+              <w:rPr>
+                <w:rFonts w:ascii="Times New Roman" w:hAnsi="Times New Roman" w:cs="Times New Roman"/>
+                <w:color w:val="000000"/>
+                <w:sz w:val="28"/>
+                <w:szCs w:val="28"/>
               </w:rPr>
               <w:t>6,85</w:t>
             </w:r>
@@ -2463,16 +2423,16 @@
               <w:jc w:val="center"/>
               <w:rPr>
                 <w:rFonts w:ascii="Times New Roman" w:hAnsi="Times New Roman" w:cs="Times New Roman"/>
-                <w:sz w:val="24"/>
-                <w:szCs w:val="24"/>
-              </w:rPr>
-            </w:pPr>
-            <w:r>
-              <w:rPr>
-                <w:rFonts w:ascii="Times New Roman" w:hAnsi="Times New Roman" w:cs="Times New Roman"/>
-                <w:color w:val="000000"/>
-                <w:sz w:val="24"/>
-                <w:szCs w:val="24"/>
+                <w:sz w:val="28"/>
+                <w:szCs w:val="28"/>
+              </w:rPr>
+            </w:pPr>
+            <w:r>
+              <w:rPr>
+                <w:rFonts w:ascii="Times New Roman" w:hAnsi="Times New Roman" w:cs="Times New Roman"/>
+                <w:color w:val="000000"/>
+                <w:sz w:val="28"/>
+                <w:szCs w:val="28"/>
               </w:rPr>
               <w:t>3</w:t>
             </w:r>
@@ -2489,16 +2449,16 @@
               <w:jc w:val="center"/>
               <w:rPr>
                 <w:rFonts w:ascii="Times New Roman" w:hAnsi="Times New Roman" w:cs="Times New Roman"/>
-                <w:sz w:val="24"/>
-                <w:szCs w:val="24"/>
-              </w:rPr>
-            </w:pPr>
-            <w:r>
-              <w:rPr>
-                <w:rFonts w:ascii="Times New Roman" w:hAnsi="Times New Roman" w:cs="Times New Roman"/>
-                <w:color w:val="000000"/>
-                <w:sz w:val="24"/>
-                <w:szCs w:val="24"/>
+                <w:sz w:val="28"/>
+                <w:szCs w:val="28"/>
+              </w:rPr>
+            </w:pPr>
+            <w:r>
+              <w:rPr>
+                <w:rFonts w:ascii="Times New Roman" w:hAnsi="Times New Roman" w:cs="Times New Roman"/>
+                <w:color w:val="000000"/>
+                <w:sz w:val="28"/>
+                <w:szCs w:val="28"/>
               </w:rPr>
               <w:t>КЧЧОК</w:t>
             </w:r>
@@ -2515,16 +2475,16 @@
               <w:jc w:val="center"/>
               <w:rPr>
                 <w:rFonts w:ascii="Times New Roman" w:hAnsi="Times New Roman" w:cs="Times New Roman"/>
-                <w:sz w:val="24"/>
-                <w:szCs w:val="24"/>
-              </w:rPr>
-            </w:pPr>
-            <w:r>
-              <w:rPr>
-                <w:rFonts w:ascii="Times New Roman" w:hAnsi="Times New Roman" w:cs="Times New Roman"/>
-                <w:color w:val="000000"/>
-                <w:sz w:val="24"/>
-                <w:szCs w:val="24"/>
+                <w:sz w:val="28"/>
+                <w:szCs w:val="28"/>
+              </w:rPr>
+            </w:pPr>
+            <w:r>
+              <w:rPr>
+                <w:rFonts w:ascii="Times New Roman" w:hAnsi="Times New Roman" w:cs="Times New Roman"/>
+                <w:color w:val="000000"/>
+                <w:sz w:val="28"/>
+                <w:szCs w:val="28"/>
               </w:rPr>
               <w:t>100 кОм</w:t>
             </w:r>
@@ -2541,16 +2501,16 @@
               <w:jc w:val="center"/>
               <w:rPr>
                 <w:rFonts w:ascii="Times New Roman" w:hAnsi="Times New Roman" w:cs="Times New Roman"/>
-                <w:sz w:val="24"/>
-                <w:szCs w:val="24"/>
-              </w:rPr>
-            </w:pPr>
-            <w:r>
-              <w:rPr>
-                <w:rFonts w:ascii="Times New Roman" w:hAnsi="Times New Roman" w:cs="Times New Roman"/>
-                <w:color w:val="000000"/>
-                <w:sz w:val="24"/>
-                <w:szCs w:val="24"/>
+                <w:sz w:val="28"/>
+                <w:szCs w:val="28"/>
+              </w:rPr>
+            </w:pPr>
+            <w:r>
+              <w:rPr>
+                <w:rFonts w:ascii="Times New Roman" w:hAnsi="Times New Roman" w:cs="Times New Roman"/>
+                <w:color w:val="000000"/>
+                <w:sz w:val="28"/>
+                <w:szCs w:val="28"/>
               </w:rPr>
               <w:t>97,1</w:t>
             </w:r>
@@ -2567,16 +2527,16 @@
               <w:jc w:val="center"/>
               <w:rPr>
                 <w:rFonts w:ascii="Times New Roman" w:hAnsi="Times New Roman" w:cs="Times New Roman"/>
-                <w:sz w:val="24"/>
-                <w:szCs w:val="24"/>
-              </w:rPr>
-            </w:pPr>
-            <w:r>
-              <w:rPr>
-                <w:rFonts w:ascii="Times New Roman" w:hAnsi="Times New Roman" w:cs="Times New Roman"/>
-                <w:color w:val="000000"/>
-                <w:sz w:val="24"/>
-                <w:szCs w:val="24"/>
+                <w:sz w:val="28"/>
+                <w:szCs w:val="28"/>
+              </w:rPr>
+            </w:pPr>
+            <w:r>
+              <w:rPr>
+                <w:rFonts w:ascii="Times New Roman" w:hAnsi="Times New Roman" w:cs="Times New Roman"/>
+                <w:color w:val="000000"/>
+                <w:sz w:val="28"/>
+                <w:szCs w:val="28"/>
               </w:rPr>
               <w:t>99,5</w:t>
             </w:r>
@@ -2593,16 +2553,16 @@
               <w:jc w:val="center"/>
               <w:rPr>
                 <w:rFonts w:ascii="Times New Roman" w:hAnsi="Times New Roman" w:cs="Times New Roman"/>
-                <w:sz w:val="24"/>
-                <w:szCs w:val="24"/>
-              </w:rPr>
-            </w:pPr>
-            <w:r>
-              <w:rPr>
-                <w:rFonts w:ascii="Times New Roman" w:hAnsi="Times New Roman" w:cs="Times New Roman"/>
-                <w:color w:val="000000"/>
-                <w:sz w:val="24"/>
-                <w:szCs w:val="24"/>
+                <w:sz w:val="28"/>
+                <w:szCs w:val="28"/>
+              </w:rPr>
+            </w:pPr>
+            <w:r>
+              <w:rPr>
+                <w:rFonts w:ascii="Times New Roman" w:hAnsi="Times New Roman" w:cs="Times New Roman"/>
+                <w:color w:val="000000"/>
+                <w:sz w:val="28"/>
+                <w:szCs w:val="28"/>
               </w:rPr>
               <w:t>98,6</w:t>
             </w:r>
@@ -2619,16 +2579,16 @@
               <w:jc w:val="center"/>
               <w:rPr>
                 <w:rFonts w:ascii="Times New Roman" w:hAnsi="Times New Roman" w:cs="Times New Roman"/>
-                <w:sz w:val="24"/>
-                <w:szCs w:val="24"/>
-              </w:rPr>
-            </w:pPr>
-            <w:r>
-              <w:rPr>
-                <w:rFonts w:ascii="Times New Roman" w:hAnsi="Times New Roman" w:cs="Times New Roman"/>
-                <w:color w:val="000000"/>
-                <w:sz w:val="24"/>
-                <w:szCs w:val="24"/>
+                <w:sz w:val="28"/>
+                <w:szCs w:val="28"/>
+              </w:rPr>
+            </w:pPr>
+            <w:r>
+              <w:rPr>
+                <w:rFonts w:ascii="Times New Roman" w:hAnsi="Times New Roman" w:cs="Times New Roman"/>
+                <w:color w:val="000000"/>
+                <w:sz w:val="28"/>
+                <w:szCs w:val="28"/>
               </w:rPr>
               <w:t>99,3</w:t>
             </w:r>
@@ -2645,16 +2605,16 @@
               <w:jc w:val="center"/>
               <w:rPr>
                 <w:rFonts w:ascii="Times New Roman" w:hAnsi="Times New Roman" w:cs="Times New Roman"/>
-                <w:sz w:val="24"/>
-                <w:szCs w:val="24"/>
-              </w:rPr>
-            </w:pPr>
-            <w:r>
-              <w:rPr>
-                <w:rFonts w:ascii="Times New Roman" w:hAnsi="Times New Roman" w:cs="Times New Roman"/>
-                <w:color w:val="000000"/>
-                <w:sz w:val="24"/>
-                <w:szCs w:val="24"/>
+                <w:sz w:val="28"/>
+                <w:szCs w:val="28"/>
+              </w:rPr>
+            </w:pPr>
+            <w:r>
+              <w:rPr>
+                <w:rFonts w:ascii="Times New Roman" w:hAnsi="Times New Roman" w:cs="Times New Roman"/>
+                <w:color w:val="000000"/>
+                <w:sz w:val="28"/>
+                <w:szCs w:val="28"/>
               </w:rPr>
               <w:t>99,5</w:t>
             </w:r>
@@ -2671,16 +2631,16 @@
               <w:jc w:val="center"/>
               <w:rPr>
                 <w:rFonts w:ascii="Times New Roman" w:hAnsi="Times New Roman" w:cs="Times New Roman"/>
-                <w:sz w:val="24"/>
-                <w:szCs w:val="24"/>
-              </w:rPr>
-            </w:pPr>
-            <w:r>
-              <w:rPr>
-                <w:rFonts w:ascii="Times New Roman" w:hAnsi="Times New Roman" w:cs="Times New Roman"/>
-                <w:color w:val="000000"/>
-                <w:sz w:val="24"/>
-                <w:szCs w:val="24"/>
+                <w:sz w:val="28"/>
+                <w:szCs w:val="28"/>
+              </w:rPr>
+            </w:pPr>
+            <w:r>
+              <w:rPr>
+                <w:rFonts w:ascii="Times New Roman" w:hAnsi="Times New Roman" w:cs="Times New Roman"/>
+                <w:color w:val="000000"/>
+                <w:sz w:val="28"/>
+                <w:szCs w:val="28"/>
               </w:rPr>
               <w:t>98,7</w:t>
             </w:r>
@@ -2697,16 +2657,16 @@
               <w:jc w:val="center"/>
               <w:rPr>
                 <w:rFonts w:ascii="Times New Roman" w:hAnsi="Times New Roman" w:cs="Times New Roman"/>
-                <w:sz w:val="24"/>
-                <w:szCs w:val="24"/>
-              </w:rPr>
-            </w:pPr>
-            <w:r>
-              <w:rPr>
-                <w:rFonts w:ascii="Times New Roman" w:hAnsi="Times New Roman" w:cs="Times New Roman"/>
-                <w:color w:val="000000"/>
-                <w:sz w:val="24"/>
-                <w:szCs w:val="24"/>
+                <w:sz w:val="28"/>
+                <w:szCs w:val="28"/>
+              </w:rPr>
+            </w:pPr>
+            <w:r>
+              <w:rPr>
+                <w:rFonts w:ascii="Times New Roman" w:hAnsi="Times New Roman" w:cs="Times New Roman"/>
+                <w:color w:val="000000"/>
+                <w:sz w:val="28"/>
+                <w:szCs w:val="28"/>
               </w:rPr>
               <w:t>99,6</w:t>
             </w:r>
@@ -2723,16 +2683,16 @@
               <w:jc w:val="center"/>
               <w:rPr>
                 <w:rFonts w:ascii="Times New Roman" w:hAnsi="Times New Roman" w:cs="Times New Roman"/>
-                <w:sz w:val="24"/>
-                <w:szCs w:val="24"/>
-              </w:rPr>
-            </w:pPr>
-            <w:r>
-              <w:rPr>
-                <w:rFonts w:ascii="Times New Roman" w:hAnsi="Times New Roman" w:cs="Times New Roman"/>
-                <w:color w:val="000000"/>
-                <w:sz w:val="24"/>
-                <w:szCs w:val="24"/>
+                <w:sz w:val="28"/>
+                <w:szCs w:val="28"/>
+              </w:rPr>
+            </w:pPr>
+            <w:r>
+              <w:rPr>
+                <w:rFonts w:ascii="Times New Roman" w:hAnsi="Times New Roman" w:cs="Times New Roman"/>
+                <w:color w:val="000000"/>
+                <w:sz w:val="28"/>
+                <w:szCs w:val="28"/>
               </w:rPr>
               <w:t>99,5</w:t>
             </w:r>
@@ -2749,16 +2709,16 @@
               <w:jc w:val="center"/>
               <w:rPr>
                 <w:rFonts w:ascii="Times New Roman" w:hAnsi="Times New Roman" w:cs="Times New Roman"/>
-                <w:sz w:val="24"/>
-                <w:szCs w:val="24"/>
-              </w:rPr>
-            </w:pPr>
-            <w:r>
-              <w:rPr>
-                <w:rFonts w:ascii="Times New Roman" w:hAnsi="Times New Roman" w:cs="Times New Roman"/>
-                <w:color w:val="000000"/>
-                <w:sz w:val="24"/>
-                <w:szCs w:val="24"/>
+                <w:sz w:val="28"/>
+                <w:szCs w:val="28"/>
+              </w:rPr>
+            </w:pPr>
+            <w:r>
+              <w:rPr>
+                <w:rFonts w:ascii="Times New Roman" w:hAnsi="Times New Roman" w:cs="Times New Roman"/>
+                <w:color w:val="000000"/>
+                <w:sz w:val="28"/>
+                <w:szCs w:val="28"/>
               </w:rPr>
               <w:t>99,3</w:t>
             </w:r>
@@ -2775,16 +2735,16 @@
               <w:jc w:val="center"/>
               <w:rPr>
                 <w:rFonts w:ascii="Times New Roman" w:hAnsi="Times New Roman" w:cs="Times New Roman"/>
-                <w:sz w:val="24"/>
-                <w:szCs w:val="24"/>
-              </w:rPr>
-            </w:pPr>
-            <w:r>
-              <w:rPr>
-                <w:rFonts w:ascii="Times New Roman" w:hAnsi="Times New Roman" w:cs="Times New Roman"/>
-                <w:color w:val="000000"/>
-                <w:sz w:val="24"/>
-                <w:szCs w:val="24"/>
+                <w:sz w:val="28"/>
+                <w:szCs w:val="28"/>
+              </w:rPr>
+            </w:pPr>
+            <w:r>
+              <w:rPr>
+                <w:rFonts w:ascii="Times New Roman" w:hAnsi="Times New Roman" w:cs="Times New Roman"/>
+                <w:color w:val="000000"/>
+                <w:sz w:val="28"/>
+                <w:szCs w:val="28"/>
               </w:rPr>
               <w:t>99,9</w:t>
             </w:r>
@@ -2803,16 +2763,16 @@
               <w:jc w:val="center"/>
               <w:rPr>
                 <w:rFonts w:ascii="Times New Roman" w:hAnsi="Times New Roman" w:cs="Times New Roman"/>
-                <w:sz w:val="24"/>
-                <w:szCs w:val="24"/>
-              </w:rPr>
-            </w:pPr>
-            <w:r>
-              <w:rPr>
-                <w:rFonts w:ascii="Times New Roman" w:hAnsi="Times New Roman" w:cs="Times New Roman"/>
-                <w:color w:val="000000"/>
-                <w:sz w:val="24"/>
-                <w:szCs w:val="24"/>
+                <w:sz w:val="28"/>
+                <w:szCs w:val="28"/>
+              </w:rPr>
+            </w:pPr>
+            <w:r>
+              <w:rPr>
+                <w:rFonts w:ascii="Times New Roman" w:hAnsi="Times New Roman" w:cs="Times New Roman"/>
+                <w:color w:val="000000"/>
+                <w:sz w:val="28"/>
+                <w:szCs w:val="28"/>
               </w:rPr>
               <w:t>4</w:t>
             </w:r>
@@ -2829,16 +2789,16 @@
               <w:jc w:val="center"/>
               <w:rPr>
                 <w:rFonts w:ascii="Times New Roman" w:hAnsi="Times New Roman" w:cs="Times New Roman"/>
-                <w:sz w:val="24"/>
-                <w:szCs w:val="24"/>
-              </w:rPr>
-            </w:pPr>
-            <w:r>
-              <w:rPr>
-                <w:rFonts w:ascii="Times New Roman" w:hAnsi="Times New Roman" w:cs="Times New Roman"/>
-                <w:color w:val="000000"/>
-                <w:sz w:val="24"/>
-                <w:szCs w:val="24"/>
+                <w:sz w:val="28"/>
+                <w:szCs w:val="28"/>
+              </w:rPr>
+            </w:pPr>
+            <w:r>
+              <w:rPr>
+                <w:rFonts w:ascii="Times New Roman" w:hAnsi="Times New Roman" w:cs="Times New Roman"/>
+                <w:color w:val="000000"/>
+                <w:sz w:val="28"/>
+                <w:szCs w:val="28"/>
               </w:rPr>
               <w:t>СКФЗ</w:t>
             </w:r>
@@ -2855,16 +2815,16 @@
               <w:jc w:val="center"/>
               <w:rPr>
                 <w:rFonts w:ascii="Times New Roman" w:hAnsi="Times New Roman" w:cs="Times New Roman"/>
-                <w:sz w:val="24"/>
-                <w:szCs w:val="24"/>
-              </w:rPr>
-            </w:pPr>
-            <w:r>
-              <w:rPr>
-                <w:rFonts w:ascii="Times New Roman" w:hAnsi="Times New Roman" w:cs="Times New Roman"/>
-                <w:color w:val="000000"/>
-                <w:sz w:val="24"/>
-                <w:szCs w:val="24"/>
+                <w:sz w:val="28"/>
+                <w:szCs w:val="28"/>
+              </w:rPr>
+            </w:pPr>
+            <w:r>
+              <w:rPr>
+                <w:rFonts w:ascii="Times New Roman" w:hAnsi="Times New Roman" w:cs="Times New Roman"/>
+                <w:color w:val="000000"/>
+                <w:sz w:val="28"/>
+                <w:szCs w:val="28"/>
               </w:rPr>
               <w:t>810 МОм</w:t>
             </w:r>
@@ -2881,16 +2841,16 @@
               <w:jc w:val="center"/>
               <w:rPr>
                 <w:rFonts w:ascii="Times New Roman" w:hAnsi="Times New Roman" w:cs="Times New Roman"/>
-                <w:sz w:val="24"/>
-                <w:szCs w:val="24"/>
-              </w:rPr>
-            </w:pPr>
-            <w:r>
-              <w:rPr>
-                <w:rFonts w:ascii="Times New Roman" w:hAnsi="Times New Roman" w:cs="Times New Roman"/>
-                <w:color w:val="000000"/>
-                <w:sz w:val="24"/>
-                <w:szCs w:val="24"/>
+                <w:sz w:val="28"/>
+                <w:szCs w:val="28"/>
+              </w:rPr>
+            </w:pPr>
+            <w:r>
+              <w:rPr>
+                <w:rFonts w:ascii="Times New Roman" w:hAnsi="Times New Roman" w:cs="Times New Roman"/>
+                <w:color w:val="000000"/>
+                <w:sz w:val="28"/>
+                <w:szCs w:val="28"/>
               </w:rPr>
               <w:t>809,7</w:t>
             </w:r>
@@ -2907,16 +2867,16 @@
               <w:jc w:val="center"/>
               <w:rPr>
                 <w:rFonts w:ascii="Times New Roman" w:hAnsi="Times New Roman" w:cs="Times New Roman"/>
-                <w:sz w:val="24"/>
-                <w:szCs w:val="24"/>
-              </w:rPr>
-            </w:pPr>
-            <w:r>
-              <w:rPr>
-                <w:rFonts w:ascii="Times New Roman" w:hAnsi="Times New Roman" w:cs="Times New Roman"/>
-                <w:color w:val="000000"/>
-                <w:sz w:val="24"/>
-                <w:szCs w:val="24"/>
+                <w:sz w:val="28"/>
+                <w:szCs w:val="28"/>
+              </w:rPr>
+            </w:pPr>
+            <w:r>
+              <w:rPr>
+                <w:rFonts w:ascii="Times New Roman" w:hAnsi="Times New Roman" w:cs="Times New Roman"/>
+                <w:color w:val="000000"/>
+                <w:sz w:val="28"/>
+                <w:szCs w:val="28"/>
               </w:rPr>
               <w:t>809,8</w:t>
             </w:r>
@@ -2933,16 +2893,16 @@
               <w:jc w:val="center"/>
               <w:rPr>
                 <w:rFonts w:ascii="Times New Roman" w:hAnsi="Times New Roman" w:cs="Times New Roman"/>
-                <w:sz w:val="24"/>
-                <w:szCs w:val="24"/>
-              </w:rPr>
-            </w:pPr>
-            <w:r>
-              <w:rPr>
-                <w:rFonts w:ascii="Times New Roman" w:hAnsi="Times New Roman" w:cs="Times New Roman"/>
-                <w:color w:val="000000"/>
-                <w:sz w:val="24"/>
-                <w:szCs w:val="24"/>
+                <w:sz w:val="28"/>
+                <w:szCs w:val="28"/>
+              </w:rPr>
+            </w:pPr>
+            <w:r>
+              <w:rPr>
+                <w:rFonts w:ascii="Times New Roman" w:hAnsi="Times New Roman" w:cs="Times New Roman"/>
+                <w:color w:val="000000"/>
+                <w:sz w:val="28"/>
+                <w:szCs w:val="28"/>
               </w:rPr>
               <w:t>810,3</w:t>
             </w:r>
@@ -2959,16 +2919,16 @@
               <w:jc w:val="center"/>
               <w:rPr>
                 <w:rFonts w:ascii="Times New Roman" w:hAnsi="Times New Roman" w:cs="Times New Roman"/>
-                <w:sz w:val="24"/>
-                <w:szCs w:val="24"/>
-              </w:rPr>
-            </w:pPr>
-            <w:r>
-              <w:rPr>
-                <w:rFonts w:ascii="Times New Roman" w:hAnsi="Times New Roman" w:cs="Times New Roman"/>
-                <w:color w:val="000000"/>
-                <w:sz w:val="24"/>
-                <w:szCs w:val="24"/>
+                <w:sz w:val="28"/>
+                <w:szCs w:val="28"/>
+              </w:rPr>
+            </w:pPr>
+            <w:r>
+              <w:rPr>
+                <w:rFonts w:ascii="Times New Roman" w:hAnsi="Times New Roman" w:cs="Times New Roman"/>
+                <w:color w:val="000000"/>
+                <w:sz w:val="28"/>
+                <w:szCs w:val="28"/>
               </w:rPr>
               <w:t>810,2</w:t>
             </w:r>
@@ -2985,16 +2945,16 @@
               <w:jc w:val="center"/>
               <w:rPr>
                 <w:rFonts w:ascii="Times New Roman" w:hAnsi="Times New Roman" w:cs="Times New Roman"/>
-                <w:sz w:val="24"/>
-                <w:szCs w:val="24"/>
-              </w:rPr>
-            </w:pPr>
-            <w:r>
-              <w:rPr>
-                <w:rFonts w:ascii="Times New Roman" w:hAnsi="Times New Roman" w:cs="Times New Roman"/>
-                <w:color w:val="000000"/>
-                <w:sz w:val="24"/>
-                <w:szCs w:val="24"/>
+                <w:sz w:val="28"/>
+                <w:szCs w:val="28"/>
+              </w:rPr>
+            </w:pPr>
+            <w:r>
+              <w:rPr>
+                <w:rFonts w:ascii="Times New Roman" w:hAnsi="Times New Roman" w:cs="Times New Roman"/>
+                <w:color w:val="000000"/>
+                <w:sz w:val="28"/>
+                <w:szCs w:val="28"/>
               </w:rPr>
               <w:t>809,8</w:t>
             </w:r>
@@ -3011,16 +2971,16 @@
               <w:jc w:val="center"/>
               <w:rPr>
                 <w:rFonts w:ascii="Times New Roman" w:hAnsi="Times New Roman" w:cs="Times New Roman"/>
-                <w:sz w:val="24"/>
-                <w:szCs w:val="24"/>
-              </w:rPr>
-            </w:pPr>
-            <w:r>
-              <w:rPr>
-                <w:rFonts w:ascii="Times New Roman" w:hAnsi="Times New Roman" w:cs="Times New Roman"/>
-                <w:color w:val="000000"/>
-                <w:sz w:val="24"/>
-                <w:szCs w:val="24"/>
+                <w:sz w:val="28"/>
+                <w:szCs w:val="28"/>
+              </w:rPr>
+            </w:pPr>
+            <w:r>
+              <w:rPr>
+                <w:rFonts w:ascii="Times New Roman" w:hAnsi="Times New Roman" w:cs="Times New Roman"/>
+                <w:color w:val="000000"/>
+                <w:sz w:val="28"/>
+                <w:szCs w:val="28"/>
               </w:rPr>
               <w:t>809,5</w:t>
             </w:r>
@@ -3037,16 +2997,16 @@
               <w:jc w:val="center"/>
               <w:rPr>
                 <w:rFonts w:ascii="Times New Roman" w:hAnsi="Times New Roman" w:cs="Times New Roman"/>
-                <w:sz w:val="24"/>
-                <w:szCs w:val="24"/>
-              </w:rPr>
-            </w:pPr>
-            <w:r>
-              <w:rPr>
-                <w:rFonts w:ascii="Times New Roman" w:hAnsi="Times New Roman" w:cs="Times New Roman"/>
-                <w:color w:val="000000"/>
-                <w:sz w:val="24"/>
-                <w:szCs w:val="24"/>
+                <w:sz w:val="28"/>
+                <w:szCs w:val="28"/>
+              </w:rPr>
+            </w:pPr>
+            <w:r>
+              <w:rPr>
+                <w:rFonts w:ascii="Times New Roman" w:hAnsi="Times New Roman" w:cs="Times New Roman"/>
+                <w:color w:val="000000"/>
+                <w:sz w:val="28"/>
+                <w:szCs w:val="28"/>
               </w:rPr>
               <w:t>810,1</w:t>
             </w:r>
@@ -3063,16 +3023,16 @@
               <w:jc w:val="center"/>
               <w:rPr>
                 <w:rFonts w:ascii="Times New Roman" w:hAnsi="Times New Roman" w:cs="Times New Roman"/>
-                <w:sz w:val="24"/>
-                <w:szCs w:val="24"/>
-              </w:rPr>
-            </w:pPr>
-            <w:r>
-              <w:rPr>
-                <w:rFonts w:ascii="Times New Roman" w:hAnsi="Times New Roman" w:cs="Times New Roman"/>
-                <w:color w:val="000000"/>
-                <w:sz w:val="24"/>
-                <w:szCs w:val="24"/>
+                <w:sz w:val="28"/>
+                <w:szCs w:val="28"/>
+              </w:rPr>
+            </w:pPr>
+            <w:r>
+              <w:rPr>
+                <w:rFonts w:ascii="Times New Roman" w:hAnsi="Times New Roman" w:cs="Times New Roman"/>
+                <w:color w:val="000000"/>
+                <w:sz w:val="28"/>
+                <w:szCs w:val="28"/>
               </w:rPr>
               <w:t>809,9</w:t>
             </w:r>
@@ -3089,16 +3049,16 @@
               <w:jc w:val="center"/>
               <w:rPr>
                 <w:rFonts w:ascii="Times New Roman" w:hAnsi="Times New Roman" w:cs="Times New Roman"/>
-                <w:sz w:val="24"/>
-                <w:szCs w:val="24"/>
-              </w:rPr>
-            </w:pPr>
-            <w:r>
-              <w:rPr>
-                <w:rFonts w:ascii="Times New Roman" w:hAnsi="Times New Roman" w:cs="Times New Roman"/>
-                <w:color w:val="000000"/>
-                <w:sz w:val="24"/>
-                <w:szCs w:val="24"/>
+                <w:sz w:val="28"/>
+                <w:szCs w:val="28"/>
+              </w:rPr>
+            </w:pPr>
+            <w:r>
+              <w:rPr>
+                <w:rFonts w:ascii="Times New Roman" w:hAnsi="Times New Roman" w:cs="Times New Roman"/>
+                <w:color w:val="000000"/>
+                <w:sz w:val="28"/>
+                <w:szCs w:val="28"/>
               </w:rPr>
               <w:t>810,3</w:t>
             </w:r>
@@ -3115,16 +3075,16 @@
               <w:jc w:val="center"/>
               <w:rPr>
                 <w:rFonts w:ascii="Times New Roman" w:hAnsi="Times New Roman" w:cs="Times New Roman"/>
-                <w:sz w:val="24"/>
-                <w:szCs w:val="24"/>
-              </w:rPr>
-            </w:pPr>
-            <w:r>
-              <w:rPr>
-                <w:rFonts w:ascii="Times New Roman" w:hAnsi="Times New Roman" w:cs="Times New Roman"/>
-                <w:color w:val="000000"/>
-                <w:sz w:val="24"/>
-                <w:szCs w:val="24"/>
+                <w:sz w:val="28"/>
+                <w:szCs w:val="28"/>
+              </w:rPr>
+            </w:pPr>
+            <w:r>
+              <w:rPr>
+                <w:rFonts w:ascii="Times New Roman" w:hAnsi="Times New Roman" w:cs="Times New Roman"/>
+                <w:color w:val="000000"/>
+                <w:sz w:val="28"/>
+                <w:szCs w:val="28"/>
               </w:rPr>
               <w:t>810,4</w:t>
             </w:r>
@@ -3143,16 +3103,16 @@
               <w:jc w:val="center"/>
               <w:rPr>
                 <w:rFonts w:ascii="Times New Roman" w:hAnsi="Times New Roman" w:cs="Times New Roman"/>
-                <w:sz w:val="24"/>
-                <w:szCs w:val="24"/>
-              </w:rPr>
-            </w:pPr>
-            <w:r>
-              <w:rPr>
-                <w:rFonts w:ascii="Times New Roman" w:hAnsi="Times New Roman" w:cs="Times New Roman"/>
-                <w:color w:val="000000"/>
-                <w:sz w:val="24"/>
-                <w:szCs w:val="24"/>
+                <w:sz w:val="28"/>
+                <w:szCs w:val="28"/>
+              </w:rPr>
+            </w:pPr>
+            <w:r>
+              <w:rPr>
+                <w:rFonts w:ascii="Times New Roman" w:hAnsi="Times New Roman" w:cs="Times New Roman"/>
+                <w:color w:val="000000"/>
+                <w:sz w:val="28"/>
+                <w:szCs w:val="28"/>
               </w:rPr>
               <w:t>5</w:t>
             </w:r>
@@ -3169,16 +3129,16 @@
               <w:jc w:val="center"/>
               <w:rPr>
                 <w:rFonts w:ascii="Times New Roman" w:hAnsi="Times New Roman" w:cs="Times New Roman"/>
-                <w:sz w:val="24"/>
-                <w:szCs w:val="24"/>
-              </w:rPr>
-            </w:pPr>
-            <w:r>
-              <w:rPr>
-                <w:rFonts w:ascii="Times New Roman" w:hAnsi="Times New Roman" w:cs="Times New Roman"/>
-                <w:color w:val="000000"/>
-                <w:sz w:val="24"/>
-                <w:szCs w:val="24"/>
+                <w:sz w:val="28"/>
+                <w:szCs w:val="28"/>
+              </w:rPr>
+            </w:pPr>
+            <w:r>
+              <w:rPr>
+                <w:rFonts w:ascii="Times New Roman" w:hAnsi="Times New Roman" w:cs="Times New Roman"/>
+                <w:color w:val="000000"/>
+                <w:sz w:val="28"/>
+                <w:szCs w:val="28"/>
               </w:rPr>
               <w:t>СЧГК</w:t>
             </w:r>
@@ -3195,16 +3155,16 @@
               <w:jc w:val="center"/>
               <w:rPr>
                 <w:rFonts w:ascii="Times New Roman" w:hAnsi="Times New Roman" w:cs="Times New Roman"/>
-                <w:sz w:val="24"/>
-                <w:szCs w:val="24"/>
-              </w:rPr>
-            </w:pPr>
-            <w:r>
-              <w:rPr>
-                <w:rFonts w:ascii="Times New Roman" w:hAnsi="Times New Roman" w:cs="Times New Roman"/>
-                <w:color w:val="000000"/>
-                <w:sz w:val="24"/>
-                <w:szCs w:val="24"/>
+                <w:sz w:val="28"/>
+                <w:szCs w:val="28"/>
+              </w:rPr>
+            </w:pPr>
+            <w:r>
+              <w:rPr>
+                <w:rFonts w:ascii="Times New Roman" w:hAnsi="Times New Roman" w:cs="Times New Roman"/>
+                <w:color w:val="000000"/>
+                <w:sz w:val="28"/>
+                <w:szCs w:val="28"/>
               </w:rPr>
               <w:t>80 МОм</w:t>
             </w:r>
@@ -3221,16 +3181,16 @@
               <w:jc w:val="center"/>
               <w:rPr>
                 <w:rFonts w:ascii="Times New Roman" w:hAnsi="Times New Roman" w:cs="Times New Roman"/>
-                <w:sz w:val="24"/>
-                <w:szCs w:val="24"/>
-              </w:rPr>
-            </w:pPr>
-            <w:r>
-              <w:rPr>
-                <w:rFonts w:ascii="Times New Roman" w:hAnsi="Times New Roman" w:cs="Times New Roman"/>
-                <w:color w:val="000000"/>
-                <w:sz w:val="24"/>
-                <w:szCs w:val="24"/>
+                <w:sz w:val="28"/>
+                <w:szCs w:val="28"/>
+              </w:rPr>
+            </w:pPr>
+            <w:r>
+              <w:rPr>
+                <w:rFonts w:ascii="Times New Roman" w:hAnsi="Times New Roman" w:cs="Times New Roman"/>
+                <w:color w:val="000000"/>
+                <w:sz w:val="28"/>
+                <w:szCs w:val="28"/>
               </w:rPr>
               <w:t>80,6</w:t>
             </w:r>
@@ -3247,16 +3207,16 @@
               <w:jc w:val="center"/>
               <w:rPr>
                 <w:rFonts w:ascii="Times New Roman" w:hAnsi="Times New Roman" w:cs="Times New Roman"/>
-                <w:sz w:val="24"/>
-                <w:szCs w:val="24"/>
-              </w:rPr>
-            </w:pPr>
-            <w:r>
-              <w:rPr>
-                <w:rFonts w:ascii="Times New Roman" w:hAnsi="Times New Roman" w:cs="Times New Roman"/>
-                <w:color w:val="000000"/>
-                <w:sz w:val="24"/>
-                <w:szCs w:val="24"/>
+                <w:sz w:val="28"/>
+                <w:szCs w:val="28"/>
+              </w:rPr>
+            </w:pPr>
+            <w:r>
+              <w:rPr>
+                <w:rFonts w:ascii="Times New Roman" w:hAnsi="Times New Roman" w:cs="Times New Roman"/>
+                <w:color w:val="000000"/>
+                <w:sz w:val="28"/>
+                <w:szCs w:val="28"/>
               </w:rPr>
               <w:t>80,2</w:t>
             </w:r>
@@ -3273,16 +3233,16 @@
               <w:jc w:val="center"/>
               <w:rPr>
                 <w:rFonts w:ascii="Times New Roman" w:hAnsi="Times New Roman" w:cs="Times New Roman"/>
-                <w:sz w:val="24"/>
-                <w:szCs w:val="24"/>
-              </w:rPr>
-            </w:pPr>
-            <w:r>
-              <w:rPr>
-                <w:rFonts w:ascii="Times New Roman" w:hAnsi="Times New Roman" w:cs="Times New Roman"/>
-                <w:color w:val="000000"/>
-                <w:sz w:val="24"/>
-                <w:szCs w:val="24"/>
+                <w:sz w:val="28"/>
+                <w:szCs w:val="28"/>
+              </w:rPr>
+            </w:pPr>
+            <w:r>
+              <w:rPr>
+                <w:rFonts w:ascii="Times New Roman" w:hAnsi="Times New Roman" w:cs="Times New Roman"/>
+                <w:color w:val="000000"/>
+                <w:sz w:val="28"/>
+                <w:szCs w:val="28"/>
               </w:rPr>
               <w:t>80,5</w:t>
             </w:r>
@@ -3299,16 +3259,16 @@
               <w:jc w:val="center"/>
               <w:rPr>
                 <w:rFonts w:ascii="Times New Roman" w:hAnsi="Times New Roman" w:cs="Times New Roman"/>
-                <w:sz w:val="24"/>
-                <w:szCs w:val="24"/>
-              </w:rPr>
-            </w:pPr>
-            <w:r>
-              <w:rPr>
-                <w:rFonts w:ascii="Times New Roman" w:hAnsi="Times New Roman" w:cs="Times New Roman"/>
-                <w:color w:val="000000"/>
-                <w:sz w:val="24"/>
-                <w:szCs w:val="24"/>
+                <w:sz w:val="28"/>
+                <w:szCs w:val="28"/>
+              </w:rPr>
+            </w:pPr>
+            <w:r>
+              <w:rPr>
+                <w:rFonts w:ascii="Times New Roman" w:hAnsi="Times New Roman" w:cs="Times New Roman"/>
+                <w:color w:val="000000"/>
+                <w:sz w:val="28"/>
+                <w:szCs w:val="28"/>
               </w:rPr>
               <w:t>79,8</w:t>
             </w:r>
@@ -3325,16 +3285,16 @@
               <w:jc w:val="center"/>
               <w:rPr>
                 <w:rFonts w:ascii="Times New Roman" w:hAnsi="Times New Roman" w:cs="Times New Roman"/>
-                <w:sz w:val="24"/>
-                <w:szCs w:val="24"/>
-              </w:rPr>
-            </w:pPr>
-            <w:r>
-              <w:rPr>
-                <w:rFonts w:ascii="Times New Roman" w:hAnsi="Times New Roman" w:cs="Times New Roman"/>
-                <w:color w:val="000000"/>
-                <w:sz w:val="24"/>
-                <w:szCs w:val="24"/>
+                <w:sz w:val="28"/>
+                <w:szCs w:val="28"/>
+              </w:rPr>
+            </w:pPr>
+            <w:r>
+              <w:rPr>
+                <w:rFonts w:ascii="Times New Roman" w:hAnsi="Times New Roman" w:cs="Times New Roman"/>
+                <w:color w:val="000000"/>
+                <w:sz w:val="28"/>
+                <w:szCs w:val="28"/>
               </w:rPr>
               <w:t>80,1</w:t>
             </w:r>
@@ -3351,16 +3311,16 @@
               <w:jc w:val="center"/>
               <w:rPr>
                 <w:rFonts w:ascii="Times New Roman" w:hAnsi="Times New Roman" w:cs="Times New Roman"/>
-                <w:sz w:val="24"/>
-                <w:szCs w:val="24"/>
-              </w:rPr>
-            </w:pPr>
-            <w:r>
-              <w:rPr>
-                <w:rFonts w:ascii="Times New Roman" w:hAnsi="Times New Roman" w:cs="Times New Roman"/>
-                <w:color w:val="000000"/>
-                <w:sz w:val="24"/>
-                <w:szCs w:val="24"/>
+                <w:sz w:val="28"/>
+                <w:szCs w:val="28"/>
+              </w:rPr>
+            </w:pPr>
+            <w:r>
+              <w:rPr>
+                <w:rFonts w:ascii="Times New Roman" w:hAnsi="Times New Roman" w:cs="Times New Roman"/>
+                <w:color w:val="000000"/>
+                <w:sz w:val="28"/>
+                <w:szCs w:val="28"/>
               </w:rPr>
               <w:t>79,6</w:t>
             </w:r>
@@ -3377,16 +3337,16 @@
               <w:jc w:val="center"/>
               <w:rPr>
                 <w:rFonts w:ascii="Times New Roman" w:hAnsi="Times New Roman" w:cs="Times New Roman"/>
-                <w:sz w:val="24"/>
-                <w:szCs w:val="24"/>
-              </w:rPr>
-            </w:pPr>
-            <w:r>
-              <w:rPr>
-                <w:rFonts w:ascii="Times New Roman" w:hAnsi="Times New Roman" w:cs="Times New Roman"/>
-                <w:color w:val="000000"/>
-                <w:sz w:val="24"/>
-                <w:szCs w:val="24"/>
+                <w:sz w:val="28"/>
+                <w:szCs w:val="28"/>
+              </w:rPr>
+            </w:pPr>
+            <w:r>
+              <w:rPr>
+                <w:rFonts w:ascii="Times New Roman" w:hAnsi="Times New Roman" w:cs="Times New Roman"/>
+                <w:color w:val="000000"/>
+                <w:sz w:val="28"/>
+                <w:szCs w:val="28"/>
               </w:rPr>
               <w:t>79,8</w:t>
             </w:r>
@@ -3403,16 +3363,16 @@
               <w:jc w:val="center"/>
               <w:rPr>
                 <w:rFonts w:ascii="Times New Roman" w:hAnsi="Times New Roman" w:cs="Times New Roman"/>
-                <w:sz w:val="24"/>
-                <w:szCs w:val="24"/>
-              </w:rPr>
-            </w:pPr>
-            <w:r>
-              <w:rPr>
-                <w:rFonts w:ascii="Times New Roman" w:hAnsi="Times New Roman" w:cs="Times New Roman"/>
-                <w:color w:val="000000"/>
-                <w:sz w:val="24"/>
-                <w:szCs w:val="24"/>
+                <w:sz w:val="28"/>
+                <w:szCs w:val="28"/>
+              </w:rPr>
+            </w:pPr>
+            <w:r>
+              <w:rPr>
+                <w:rFonts w:ascii="Times New Roman" w:hAnsi="Times New Roman" w:cs="Times New Roman"/>
+                <w:color w:val="000000"/>
+                <w:sz w:val="28"/>
+                <w:szCs w:val="28"/>
               </w:rPr>
               <w:t>80,2</w:t>
             </w:r>
@@ -3429,16 +3389,16 @@
               <w:jc w:val="center"/>
               <w:rPr>
                 <w:rFonts w:ascii="Times New Roman" w:hAnsi="Times New Roman" w:cs="Times New Roman"/>
-                <w:sz w:val="24"/>
-                <w:szCs w:val="24"/>
-              </w:rPr>
-            </w:pPr>
-            <w:r>
-              <w:rPr>
-                <w:rFonts w:ascii="Times New Roman" w:hAnsi="Times New Roman" w:cs="Times New Roman"/>
-                <w:color w:val="000000"/>
-                <w:sz w:val="24"/>
-                <w:szCs w:val="24"/>
+                <w:sz w:val="28"/>
+                <w:szCs w:val="28"/>
+              </w:rPr>
+            </w:pPr>
+            <w:r>
+              <w:rPr>
+                <w:rFonts w:ascii="Times New Roman" w:hAnsi="Times New Roman" w:cs="Times New Roman"/>
+                <w:color w:val="000000"/>
+                <w:sz w:val="28"/>
+                <w:szCs w:val="28"/>
               </w:rPr>
               <w:t>80,4</w:t>
             </w:r>
@@ -3455,16 +3415,16 @@
               <w:jc w:val="center"/>
               <w:rPr>
                 <w:rFonts w:ascii="Times New Roman" w:hAnsi="Times New Roman" w:cs="Times New Roman"/>
-                <w:sz w:val="24"/>
-                <w:szCs w:val="24"/>
-              </w:rPr>
-            </w:pPr>
-            <w:r>
-              <w:rPr>
-                <w:rFonts w:ascii="Times New Roman" w:hAnsi="Times New Roman" w:cs="Times New Roman"/>
-                <w:color w:val="000000"/>
-                <w:sz w:val="24"/>
-                <w:szCs w:val="24"/>
+                <w:sz w:val="28"/>
+                <w:szCs w:val="28"/>
+              </w:rPr>
+            </w:pPr>
+            <w:r>
+              <w:rPr>
+                <w:rFonts w:ascii="Times New Roman" w:hAnsi="Times New Roman" w:cs="Times New Roman"/>
+                <w:color w:val="000000"/>
+                <w:sz w:val="28"/>
+                <w:szCs w:val="28"/>
               </w:rPr>
               <w:t>79,7</w:t>
             </w:r>
@@ -3501,7 +3461,17 @@
           <w:sz w:val="28"/>
           <w:szCs w:val="28"/>
         </w:rPr>
-        <w:t>Таблица</w:t>
+        <w:t xml:space="preserve">Таблица 2 </w:t>
+      </w:r>
+      <w:r>
+        <w:rPr>
+          <w:rFonts w:ascii="Times New Roman" w:eastAsia="Times New Roman" w:hAnsi="Times New Roman" w:cs="Times New Roman"/>
+          <w:b/>
+          <w:spacing w:val="5"/>
+          <w:sz w:val="28"/>
+          <w:szCs w:val="28"/>
+        </w:rPr>
+        <w:t>—</w:t>
       </w:r>
       <w:r>
         <w:rPr>
@@ -3511,26 +3481,6 @@
           <w:sz w:val="28"/>
           <w:szCs w:val="28"/>
         </w:rPr>
-        <w:t xml:space="preserve"> 2 </w:t>
-      </w:r>
-      <w:r>
-        <w:rPr>
-          <w:rFonts w:ascii="Times New Roman" w:eastAsia="Times New Roman" w:hAnsi="Times New Roman" w:cs="Times New Roman"/>
-          <w:b/>
-          <w:spacing w:val="5"/>
-          <w:sz w:val="28"/>
-          <w:szCs w:val="28"/>
-        </w:rPr>
-        <w:t>—</w:t>
-      </w:r>
-      <w:r>
-        <w:rPr>
-          <w:rStyle w:val="af"/>
-          <w:rFonts w:ascii="Times New Roman" w:eastAsia="Times New Roman" w:hAnsi="Times New Roman" w:cs="Times New Roman"/>
-          <w:bCs/>
-          <w:sz w:val="28"/>
-          <w:szCs w:val="28"/>
-        </w:rPr>
         <w:t xml:space="preserve"> </w:t>
       </w:r>
       <w:r>
@@ -3539,31 +3489,7 @@
           <w:sz w:val="28"/>
           <w:szCs w:val="28"/>
         </w:rPr>
-        <w:t>Результаты наблюдений (</w:t>
-      </w:r>
-      <w:r>
-        <w:rPr>
-          <w:rFonts w:ascii="Times New Roman" w:hAnsi="Times New Roman" w:cs="Times New Roman"/>
-          <w:sz w:val="28"/>
-          <w:szCs w:val="28"/>
-        </w:rPr>
-        <w:t>Второй м</w:t>
-      </w:r>
-      <w:r>
-        <w:rPr>
-          <w:rFonts w:ascii="Times New Roman" w:hAnsi="Times New Roman" w:cs="Times New Roman"/>
-          <w:sz w:val="28"/>
-          <w:szCs w:val="28"/>
-        </w:rPr>
-        <w:t>ультиметр</w:t>
-      </w:r>
-      <w:r>
-        <w:rPr>
-          <w:rFonts w:ascii="Times New Roman" w:hAnsi="Times New Roman" w:cs="Times New Roman"/>
-          <w:sz w:val="28"/>
-          <w:szCs w:val="28"/>
-        </w:rPr>
-        <w:t>)</w:t>
+        <w:t>Результаты наблюдений (Второй мультиметр)</w:t>
       </w:r>
     </w:p>
     <w:tbl>
@@ -3600,17 +3526,18 @@
               <w:jc w:val="center"/>
               <w:rPr>
                 <w:rFonts w:ascii="Times New Roman" w:hAnsi="Times New Roman" w:cs="Times New Roman"/>
-                <w:sz w:val="24"/>
-                <w:szCs w:val="24"/>
-              </w:rPr>
-            </w:pPr>
-            <w:r>
-              <w:rPr>
-                <w:rFonts w:ascii="Times New Roman" w:hAnsi="Times New Roman" w:cs="Times New Roman"/>
-                <w:color w:val="000000"/>
-                <w:sz w:val="24"/>
-                <w:szCs w:val="24"/>
-              </w:rPr>
+                <w:sz w:val="28"/>
+                <w:szCs w:val="28"/>
+              </w:rPr>
+            </w:pPr>
+            <w:r>
+              <w:rPr>
+                <w:rFonts w:ascii="Times New Roman" w:hAnsi="Times New Roman" w:cs="Times New Roman"/>
+                <w:color w:val="000000"/>
+                <w:sz w:val="28"/>
+                <w:szCs w:val="28"/>
+              </w:rPr>
+              <w:lastRenderedPageBreak/>
               <w:t>№</w:t>
             </w:r>
           </w:p>
@@ -3626,16 +3553,16 @@
               <w:jc w:val="center"/>
               <w:rPr>
                 <w:rFonts w:ascii="Times New Roman" w:hAnsi="Times New Roman" w:cs="Times New Roman"/>
-                <w:sz w:val="24"/>
-                <w:szCs w:val="24"/>
-              </w:rPr>
-            </w:pPr>
-            <w:r>
-              <w:rPr>
-                <w:rFonts w:ascii="Times New Roman" w:hAnsi="Times New Roman" w:cs="Times New Roman"/>
-                <w:color w:val="000000"/>
-                <w:sz w:val="24"/>
-                <w:szCs w:val="24"/>
+                <w:sz w:val="28"/>
+                <w:szCs w:val="28"/>
+              </w:rPr>
+            </w:pPr>
+            <w:r>
+              <w:rPr>
+                <w:rFonts w:ascii="Times New Roman" w:hAnsi="Times New Roman" w:cs="Times New Roman"/>
+                <w:color w:val="000000"/>
+                <w:sz w:val="28"/>
+                <w:szCs w:val="28"/>
               </w:rPr>
               <w:t>Цвет</w:t>
             </w:r>
@@ -3652,16 +3579,16 @@
               <w:jc w:val="center"/>
               <w:rPr>
                 <w:rFonts w:ascii="Times New Roman" w:hAnsi="Times New Roman" w:cs="Times New Roman"/>
-                <w:sz w:val="24"/>
-                <w:szCs w:val="24"/>
-              </w:rPr>
-            </w:pPr>
-            <w:r>
-              <w:rPr>
-                <w:rFonts w:ascii="Times New Roman" w:hAnsi="Times New Roman" w:cs="Times New Roman"/>
-                <w:color w:val="000000"/>
-                <w:sz w:val="24"/>
-                <w:szCs w:val="24"/>
+                <w:sz w:val="28"/>
+                <w:szCs w:val="28"/>
+              </w:rPr>
+            </w:pPr>
+            <w:r>
+              <w:rPr>
+                <w:rFonts w:ascii="Times New Roman" w:hAnsi="Times New Roman" w:cs="Times New Roman"/>
+                <w:color w:val="000000"/>
+                <w:sz w:val="28"/>
+                <w:szCs w:val="28"/>
               </w:rPr>
               <w:t>Номинал</w:t>
             </w:r>
@@ -3678,16 +3605,16 @@
               <w:jc w:val="center"/>
               <w:rPr>
                 <w:rFonts w:ascii="Times New Roman" w:hAnsi="Times New Roman" w:cs="Times New Roman"/>
-                <w:sz w:val="24"/>
-                <w:szCs w:val="24"/>
-              </w:rPr>
-            </w:pPr>
-            <w:r>
-              <w:rPr>
-                <w:rFonts w:ascii="Times New Roman" w:hAnsi="Times New Roman" w:cs="Times New Roman"/>
-                <w:color w:val="000000"/>
-                <w:sz w:val="24"/>
-                <w:szCs w:val="24"/>
+                <w:sz w:val="28"/>
+                <w:szCs w:val="28"/>
+              </w:rPr>
+            </w:pPr>
+            <w:r>
+              <w:rPr>
+                <w:rFonts w:ascii="Times New Roman" w:hAnsi="Times New Roman" w:cs="Times New Roman"/>
+                <w:color w:val="000000"/>
+                <w:sz w:val="28"/>
+                <w:szCs w:val="28"/>
               </w:rPr>
               <w:t>Замер 1</w:t>
             </w:r>
@@ -3704,16 +3631,16 @@
               <w:jc w:val="center"/>
               <w:rPr>
                 <w:rFonts w:ascii="Times New Roman" w:hAnsi="Times New Roman" w:cs="Times New Roman"/>
-                <w:sz w:val="24"/>
-                <w:szCs w:val="24"/>
-              </w:rPr>
-            </w:pPr>
-            <w:r>
-              <w:rPr>
-                <w:rFonts w:ascii="Times New Roman" w:hAnsi="Times New Roman" w:cs="Times New Roman"/>
-                <w:color w:val="000000"/>
-                <w:sz w:val="24"/>
-                <w:szCs w:val="24"/>
+                <w:sz w:val="28"/>
+                <w:szCs w:val="28"/>
+              </w:rPr>
+            </w:pPr>
+            <w:r>
+              <w:rPr>
+                <w:rFonts w:ascii="Times New Roman" w:hAnsi="Times New Roman" w:cs="Times New Roman"/>
+                <w:color w:val="000000"/>
+                <w:sz w:val="28"/>
+                <w:szCs w:val="28"/>
               </w:rPr>
               <w:t>Замер 2</w:t>
             </w:r>
@@ -3730,16 +3657,16 @@
               <w:jc w:val="center"/>
               <w:rPr>
                 <w:rFonts w:ascii="Times New Roman" w:hAnsi="Times New Roman" w:cs="Times New Roman"/>
-                <w:sz w:val="24"/>
-                <w:szCs w:val="24"/>
-              </w:rPr>
-            </w:pPr>
-            <w:r>
-              <w:rPr>
-                <w:rFonts w:ascii="Times New Roman" w:hAnsi="Times New Roman" w:cs="Times New Roman"/>
-                <w:color w:val="000000"/>
-                <w:sz w:val="24"/>
-                <w:szCs w:val="24"/>
+                <w:sz w:val="28"/>
+                <w:szCs w:val="28"/>
+              </w:rPr>
+            </w:pPr>
+            <w:r>
+              <w:rPr>
+                <w:rFonts w:ascii="Times New Roman" w:hAnsi="Times New Roman" w:cs="Times New Roman"/>
+                <w:color w:val="000000"/>
+                <w:sz w:val="28"/>
+                <w:szCs w:val="28"/>
               </w:rPr>
               <w:t>Замер 3</w:t>
             </w:r>
@@ -3756,16 +3683,16 @@
               <w:jc w:val="center"/>
               <w:rPr>
                 <w:rFonts w:ascii="Times New Roman" w:hAnsi="Times New Roman" w:cs="Times New Roman"/>
-                <w:sz w:val="24"/>
-                <w:szCs w:val="24"/>
-              </w:rPr>
-            </w:pPr>
-            <w:r>
-              <w:rPr>
-                <w:rFonts w:ascii="Times New Roman" w:hAnsi="Times New Roman" w:cs="Times New Roman"/>
-                <w:color w:val="000000"/>
-                <w:sz w:val="24"/>
-                <w:szCs w:val="24"/>
+                <w:sz w:val="28"/>
+                <w:szCs w:val="28"/>
+              </w:rPr>
+            </w:pPr>
+            <w:r>
+              <w:rPr>
+                <w:rFonts w:ascii="Times New Roman" w:hAnsi="Times New Roman" w:cs="Times New Roman"/>
+                <w:color w:val="000000"/>
+                <w:sz w:val="28"/>
+                <w:szCs w:val="28"/>
               </w:rPr>
               <w:t>Замер 4</w:t>
             </w:r>
@@ -3782,16 +3709,16 @@
               <w:jc w:val="center"/>
               <w:rPr>
                 <w:rFonts w:ascii="Times New Roman" w:hAnsi="Times New Roman" w:cs="Times New Roman"/>
-                <w:sz w:val="24"/>
-                <w:szCs w:val="24"/>
-              </w:rPr>
-            </w:pPr>
-            <w:r>
-              <w:rPr>
-                <w:rFonts w:ascii="Times New Roman" w:hAnsi="Times New Roman" w:cs="Times New Roman"/>
-                <w:color w:val="000000"/>
-                <w:sz w:val="24"/>
-                <w:szCs w:val="24"/>
+                <w:sz w:val="28"/>
+                <w:szCs w:val="28"/>
+              </w:rPr>
+            </w:pPr>
+            <w:r>
+              <w:rPr>
+                <w:rFonts w:ascii="Times New Roman" w:hAnsi="Times New Roman" w:cs="Times New Roman"/>
+                <w:color w:val="000000"/>
+                <w:sz w:val="28"/>
+                <w:szCs w:val="28"/>
               </w:rPr>
               <w:t>Замер 5</w:t>
             </w:r>
@@ -3808,16 +3735,16 @@
               <w:jc w:val="center"/>
               <w:rPr>
                 <w:rFonts w:ascii="Times New Roman" w:hAnsi="Times New Roman" w:cs="Times New Roman"/>
-                <w:sz w:val="24"/>
-                <w:szCs w:val="24"/>
-              </w:rPr>
-            </w:pPr>
-            <w:r>
-              <w:rPr>
-                <w:rFonts w:ascii="Times New Roman" w:hAnsi="Times New Roman" w:cs="Times New Roman"/>
-                <w:color w:val="000000"/>
-                <w:sz w:val="24"/>
-                <w:szCs w:val="24"/>
+                <w:sz w:val="28"/>
+                <w:szCs w:val="28"/>
+              </w:rPr>
+            </w:pPr>
+            <w:r>
+              <w:rPr>
+                <w:rFonts w:ascii="Times New Roman" w:hAnsi="Times New Roman" w:cs="Times New Roman"/>
+                <w:color w:val="000000"/>
+                <w:sz w:val="28"/>
+                <w:szCs w:val="28"/>
               </w:rPr>
               <w:t>Замер 6</w:t>
             </w:r>
@@ -3834,16 +3761,16 @@
               <w:jc w:val="center"/>
               <w:rPr>
                 <w:rFonts w:ascii="Times New Roman" w:hAnsi="Times New Roman" w:cs="Times New Roman"/>
-                <w:sz w:val="24"/>
-                <w:szCs w:val="24"/>
-              </w:rPr>
-            </w:pPr>
-            <w:r>
-              <w:rPr>
-                <w:rFonts w:ascii="Times New Roman" w:hAnsi="Times New Roman" w:cs="Times New Roman"/>
-                <w:color w:val="000000"/>
-                <w:sz w:val="24"/>
-                <w:szCs w:val="24"/>
+                <w:sz w:val="28"/>
+                <w:szCs w:val="28"/>
+              </w:rPr>
+            </w:pPr>
+            <w:r>
+              <w:rPr>
+                <w:rFonts w:ascii="Times New Roman" w:hAnsi="Times New Roman" w:cs="Times New Roman"/>
+                <w:color w:val="000000"/>
+                <w:sz w:val="28"/>
+                <w:szCs w:val="28"/>
               </w:rPr>
               <w:t>Замер 7</w:t>
             </w:r>
@@ -3860,16 +3787,16 @@
               <w:jc w:val="center"/>
               <w:rPr>
                 <w:rFonts w:ascii="Times New Roman" w:hAnsi="Times New Roman" w:cs="Times New Roman"/>
-                <w:sz w:val="24"/>
-                <w:szCs w:val="24"/>
-              </w:rPr>
-            </w:pPr>
-            <w:r>
-              <w:rPr>
-                <w:rFonts w:ascii="Times New Roman" w:hAnsi="Times New Roman" w:cs="Times New Roman"/>
-                <w:color w:val="000000"/>
-                <w:sz w:val="24"/>
-                <w:szCs w:val="24"/>
+                <w:sz w:val="28"/>
+                <w:szCs w:val="28"/>
+              </w:rPr>
+            </w:pPr>
+            <w:r>
+              <w:rPr>
+                <w:rFonts w:ascii="Times New Roman" w:hAnsi="Times New Roman" w:cs="Times New Roman"/>
+                <w:color w:val="000000"/>
+                <w:sz w:val="28"/>
+                <w:szCs w:val="28"/>
               </w:rPr>
               <w:t>Замер 8</w:t>
             </w:r>
@@ -3886,16 +3813,16 @@
               <w:jc w:val="center"/>
               <w:rPr>
                 <w:rFonts w:ascii="Times New Roman" w:hAnsi="Times New Roman" w:cs="Times New Roman"/>
-                <w:sz w:val="24"/>
-                <w:szCs w:val="24"/>
-              </w:rPr>
-            </w:pPr>
-            <w:r>
-              <w:rPr>
-                <w:rFonts w:ascii="Times New Roman" w:hAnsi="Times New Roman" w:cs="Times New Roman"/>
-                <w:color w:val="000000"/>
-                <w:sz w:val="24"/>
-                <w:szCs w:val="24"/>
+                <w:sz w:val="28"/>
+                <w:szCs w:val="28"/>
+              </w:rPr>
+            </w:pPr>
+            <w:r>
+              <w:rPr>
+                <w:rFonts w:ascii="Times New Roman" w:hAnsi="Times New Roman" w:cs="Times New Roman"/>
+                <w:color w:val="000000"/>
+                <w:sz w:val="28"/>
+                <w:szCs w:val="28"/>
               </w:rPr>
               <w:t>Замер 9</w:t>
             </w:r>
@@ -3912,16 +3839,16 @@
               <w:jc w:val="center"/>
               <w:rPr>
                 <w:rFonts w:ascii="Times New Roman" w:hAnsi="Times New Roman" w:cs="Times New Roman"/>
-                <w:sz w:val="24"/>
-                <w:szCs w:val="24"/>
-              </w:rPr>
-            </w:pPr>
-            <w:r>
-              <w:rPr>
-                <w:rFonts w:ascii="Times New Roman" w:hAnsi="Times New Roman" w:cs="Times New Roman"/>
-                <w:color w:val="000000"/>
-                <w:sz w:val="24"/>
-                <w:szCs w:val="24"/>
+                <w:sz w:val="28"/>
+                <w:szCs w:val="28"/>
+              </w:rPr>
+            </w:pPr>
+            <w:r>
+              <w:rPr>
+                <w:rFonts w:ascii="Times New Roman" w:hAnsi="Times New Roman" w:cs="Times New Roman"/>
+                <w:color w:val="000000"/>
+                <w:sz w:val="28"/>
+                <w:szCs w:val="28"/>
               </w:rPr>
               <w:t>Замер 10</w:t>
             </w:r>
@@ -3940,16 +3867,16 @@
               <w:jc w:val="center"/>
               <w:rPr>
                 <w:rFonts w:ascii="Times New Roman" w:hAnsi="Times New Roman" w:cs="Times New Roman"/>
-                <w:sz w:val="24"/>
-                <w:szCs w:val="24"/>
-              </w:rPr>
-            </w:pPr>
-            <w:r>
-              <w:rPr>
-                <w:rFonts w:ascii="Times New Roman" w:hAnsi="Times New Roman" w:cs="Times New Roman"/>
-                <w:color w:val="000000"/>
-                <w:sz w:val="24"/>
-                <w:szCs w:val="24"/>
+                <w:sz w:val="28"/>
+                <w:szCs w:val="28"/>
+              </w:rPr>
+            </w:pPr>
+            <w:r>
+              <w:rPr>
+                <w:rFonts w:ascii="Times New Roman" w:hAnsi="Times New Roman" w:cs="Times New Roman"/>
+                <w:color w:val="000000"/>
+                <w:sz w:val="28"/>
+                <w:szCs w:val="28"/>
               </w:rPr>
               <w:t>1</w:t>
             </w:r>
@@ -3966,16 +3893,16 @@
               <w:jc w:val="center"/>
               <w:rPr>
                 <w:rFonts w:ascii="Times New Roman" w:hAnsi="Times New Roman" w:cs="Times New Roman"/>
-                <w:sz w:val="24"/>
-                <w:szCs w:val="24"/>
-              </w:rPr>
-            </w:pPr>
-            <w:r>
-              <w:rPr>
-                <w:rFonts w:ascii="Times New Roman" w:hAnsi="Times New Roman" w:cs="Times New Roman"/>
-                <w:color w:val="000000"/>
-                <w:sz w:val="24"/>
-                <w:szCs w:val="24"/>
+                <w:sz w:val="28"/>
+                <w:szCs w:val="28"/>
+              </w:rPr>
+            </w:pPr>
+            <w:r>
+              <w:rPr>
+                <w:rFonts w:ascii="Times New Roman" w:hAnsi="Times New Roman" w:cs="Times New Roman"/>
+                <w:color w:val="000000"/>
+                <w:sz w:val="28"/>
+                <w:szCs w:val="28"/>
               </w:rPr>
               <w:t>2К2</w:t>
             </w:r>
@@ -3992,16 +3919,16 @@
               <w:jc w:val="center"/>
               <w:rPr>
                 <w:rFonts w:ascii="Times New Roman" w:hAnsi="Times New Roman" w:cs="Times New Roman"/>
-                <w:sz w:val="24"/>
-                <w:szCs w:val="24"/>
-              </w:rPr>
-            </w:pPr>
-            <w:r>
-              <w:rPr>
-                <w:rFonts w:ascii="Times New Roman" w:hAnsi="Times New Roman" w:cs="Times New Roman"/>
-                <w:color w:val="000000"/>
-                <w:sz w:val="24"/>
-                <w:szCs w:val="24"/>
+                <w:sz w:val="28"/>
+                <w:szCs w:val="28"/>
+              </w:rPr>
+            </w:pPr>
+            <w:r>
+              <w:rPr>
+                <w:rFonts w:ascii="Times New Roman" w:hAnsi="Times New Roman" w:cs="Times New Roman"/>
+                <w:color w:val="000000"/>
+                <w:sz w:val="28"/>
+                <w:szCs w:val="28"/>
               </w:rPr>
               <w:t>2,2 кОм</w:t>
             </w:r>
@@ -4018,16 +3945,16 @@
               <w:jc w:val="center"/>
               <w:rPr>
                 <w:rFonts w:ascii="Times New Roman" w:hAnsi="Times New Roman" w:cs="Times New Roman"/>
-                <w:sz w:val="24"/>
-                <w:szCs w:val="24"/>
-              </w:rPr>
-            </w:pPr>
-            <w:r>
-              <w:rPr>
-                <w:rFonts w:ascii="Times New Roman" w:hAnsi="Times New Roman" w:cs="Times New Roman"/>
-                <w:color w:val="000000"/>
-                <w:sz w:val="24"/>
-                <w:szCs w:val="24"/>
+                <w:sz w:val="28"/>
+                <w:szCs w:val="28"/>
+              </w:rPr>
+            </w:pPr>
+            <w:r>
+              <w:rPr>
+                <w:rFonts w:ascii="Times New Roman" w:hAnsi="Times New Roman" w:cs="Times New Roman"/>
+                <w:color w:val="000000"/>
+                <w:sz w:val="28"/>
+                <w:szCs w:val="28"/>
               </w:rPr>
               <w:t>2,21</w:t>
             </w:r>
@@ -4044,16 +3971,16 @@
               <w:jc w:val="center"/>
               <w:rPr>
                 <w:rFonts w:ascii="Times New Roman" w:hAnsi="Times New Roman" w:cs="Times New Roman"/>
-                <w:sz w:val="24"/>
-                <w:szCs w:val="24"/>
-              </w:rPr>
-            </w:pPr>
-            <w:r>
-              <w:rPr>
-                <w:rFonts w:ascii="Times New Roman" w:hAnsi="Times New Roman" w:cs="Times New Roman"/>
-                <w:color w:val="000000"/>
-                <w:sz w:val="24"/>
-                <w:szCs w:val="24"/>
+                <w:sz w:val="28"/>
+                <w:szCs w:val="28"/>
+              </w:rPr>
+            </w:pPr>
+            <w:r>
+              <w:rPr>
+                <w:rFonts w:ascii="Times New Roman" w:hAnsi="Times New Roman" w:cs="Times New Roman"/>
+                <w:color w:val="000000"/>
+                <w:sz w:val="28"/>
+                <w:szCs w:val="28"/>
               </w:rPr>
               <w:t>2,21</w:t>
             </w:r>
@@ -4070,16 +3997,16 @@
               <w:jc w:val="center"/>
               <w:rPr>
                 <w:rFonts w:ascii="Times New Roman" w:hAnsi="Times New Roman" w:cs="Times New Roman"/>
-                <w:sz w:val="24"/>
-                <w:szCs w:val="24"/>
-              </w:rPr>
-            </w:pPr>
-            <w:r>
-              <w:rPr>
-                <w:rFonts w:ascii="Times New Roman" w:hAnsi="Times New Roman" w:cs="Times New Roman"/>
-                <w:color w:val="000000"/>
-                <w:sz w:val="24"/>
-                <w:szCs w:val="24"/>
+                <w:sz w:val="28"/>
+                <w:szCs w:val="28"/>
+              </w:rPr>
+            </w:pPr>
+            <w:r>
+              <w:rPr>
+                <w:rFonts w:ascii="Times New Roman" w:hAnsi="Times New Roman" w:cs="Times New Roman"/>
+                <w:color w:val="000000"/>
+                <w:sz w:val="28"/>
+                <w:szCs w:val="28"/>
               </w:rPr>
               <w:t>2,2</w:t>
             </w:r>
@@ -4096,16 +4023,16 @@
               <w:jc w:val="center"/>
               <w:rPr>
                 <w:rFonts w:ascii="Times New Roman" w:hAnsi="Times New Roman" w:cs="Times New Roman"/>
-                <w:sz w:val="24"/>
-                <w:szCs w:val="24"/>
-              </w:rPr>
-            </w:pPr>
-            <w:r>
-              <w:rPr>
-                <w:rFonts w:ascii="Times New Roman" w:hAnsi="Times New Roman" w:cs="Times New Roman"/>
-                <w:color w:val="000000"/>
-                <w:sz w:val="24"/>
-                <w:szCs w:val="24"/>
+                <w:sz w:val="28"/>
+                <w:szCs w:val="28"/>
+              </w:rPr>
+            </w:pPr>
+            <w:r>
+              <w:rPr>
+                <w:rFonts w:ascii="Times New Roman" w:hAnsi="Times New Roman" w:cs="Times New Roman"/>
+                <w:color w:val="000000"/>
+                <w:sz w:val="28"/>
+                <w:szCs w:val="28"/>
               </w:rPr>
               <w:t>2,21</w:t>
             </w:r>
@@ -4122,16 +4049,16 @@
               <w:jc w:val="center"/>
               <w:rPr>
                 <w:rFonts w:ascii="Times New Roman" w:hAnsi="Times New Roman" w:cs="Times New Roman"/>
-                <w:sz w:val="24"/>
-                <w:szCs w:val="24"/>
-              </w:rPr>
-            </w:pPr>
-            <w:r>
-              <w:rPr>
-                <w:rFonts w:ascii="Times New Roman" w:hAnsi="Times New Roman" w:cs="Times New Roman"/>
-                <w:color w:val="000000"/>
-                <w:sz w:val="24"/>
-                <w:szCs w:val="24"/>
+                <w:sz w:val="28"/>
+                <w:szCs w:val="28"/>
+              </w:rPr>
+            </w:pPr>
+            <w:r>
+              <w:rPr>
+                <w:rFonts w:ascii="Times New Roman" w:hAnsi="Times New Roman" w:cs="Times New Roman"/>
+                <w:color w:val="000000"/>
+                <w:sz w:val="28"/>
+                <w:szCs w:val="28"/>
               </w:rPr>
               <w:t>2,22</w:t>
             </w:r>
@@ -4148,16 +4075,16 @@
               <w:jc w:val="center"/>
               <w:rPr>
                 <w:rFonts w:ascii="Times New Roman" w:hAnsi="Times New Roman" w:cs="Times New Roman"/>
-                <w:sz w:val="24"/>
-                <w:szCs w:val="24"/>
-              </w:rPr>
-            </w:pPr>
-            <w:r>
-              <w:rPr>
-                <w:rFonts w:ascii="Times New Roman" w:hAnsi="Times New Roman" w:cs="Times New Roman"/>
-                <w:color w:val="000000"/>
-                <w:sz w:val="24"/>
-                <w:szCs w:val="24"/>
+                <w:sz w:val="28"/>
+                <w:szCs w:val="28"/>
+              </w:rPr>
+            </w:pPr>
+            <w:r>
+              <w:rPr>
+                <w:rFonts w:ascii="Times New Roman" w:hAnsi="Times New Roman" w:cs="Times New Roman"/>
+                <w:color w:val="000000"/>
+                <w:sz w:val="28"/>
+                <w:szCs w:val="28"/>
               </w:rPr>
               <w:t>2,21</w:t>
             </w:r>
@@ -4174,16 +4101,16 @@
               <w:jc w:val="center"/>
               <w:rPr>
                 <w:rFonts w:ascii="Times New Roman" w:hAnsi="Times New Roman" w:cs="Times New Roman"/>
-                <w:sz w:val="24"/>
-                <w:szCs w:val="24"/>
-              </w:rPr>
-            </w:pPr>
-            <w:r>
-              <w:rPr>
-                <w:rFonts w:ascii="Times New Roman" w:hAnsi="Times New Roman" w:cs="Times New Roman"/>
-                <w:color w:val="000000"/>
-                <w:sz w:val="24"/>
-                <w:szCs w:val="24"/>
+                <w:sz w:val="28"/>
+                <w:szCs w:val="28"/>
+              </w:rPr>
+            </w:pPr>
+            <w:r>
+              <w:rPr>
+                <w:rFonts w:ascii="Times New Roman" w:hAnsi="Times New Roman" w:cs="Times New Roman"/>
+                <w:color w:val="000000"/>
+                <w:sz w:val="28"/>
+                <w:szCs w:val="28"/>
               </w:rPr>
               <w:t>2,2</w:t>
             </w:r>
@@ -4200,16 +4127,16 @@
               <w:jc w:val="center"/>
               <w:rPr>
                 <w:rFonts w:ascii="Times New Roman" w:hAnsi="Times New Roman" w:cs="Times New Roman"/>
-                <w:sz w:val="24"/>
-                <w:szCs w:val="24"/>
-              </w:rPr>
-            </w:pPr>
-            <w:r>
-              <w:rPr>
-                <w:rFonts w:ascii="Times New Roman" w:hAnsi="Times New Roman" w:cs="Times New Roman"/>
-                <w:color w:val="000000"/>
-                <w:sz w:val="24"/>
-                <w:szCs w:val="24"/>
+                <w:sz w:val="28"/>
+                <w:szCs w:val="28"/>
+              </w:rPr>
+            </w:pPr>
+            <w:r>
+              <w:rPr>
+                <w:rFonts w:ascii="Times New Roman" w:hAnsi="Times New Roman" w:cs="Times New Roman"/>
+                <w:color w:val="000000"/>
+                <w:sz w:val="28"/>
+                <w:szCs w:val="28"/>
               </w:rPr>
               <w:t>2,21</w:t>
             </w:r>
@@ -4226,16 +4153,16 @@
               <w:jc w:val="center"/>
               <w:rPr>
                 <w:rFonts w:ascii="Times New Roman" w:hAnsi="Times New Roman" w:cs="Times New Roman"/>
-                <w:sz w:val="24"/>
-                <w:szCs w:val="24"/>
-              </w:rPr>
-            </w:pPr>
-            <w:r>
-              <w:rPr>
-                <w:rFonts w:ascii="Times New Roman" w:hAnsi="Times New Roman" w:cs="Times New Roman"/>
-                <w:color w:val="000000"/>
-                <w:sz w:val="24"/>
-                <w:szCs w:val="24"/>
+                <w:sz w:val="28"/>
+                <w:szCs w:val="28"/>
+              </w:rPr>
+            </w:pPr>
+            <w:r>
+              <w:rPr>
+                <w:rFonts w:ascii="Times New Roman" w:hAnsi="Times New Roman" w:cs="Times New Roman"/>
+                <w:color w:val="000000"/>
+                <w:sz w:val="28"/>
+                <w:szCs w:val="28"/>
               </w:rPr>
               <w:t>2,21</w:t>
             </w:r>
@@ -4252,16 +4179,16 @@
               <w:jc w:val="center"/>
               <w:rPr>
                 <w:rFonts w:ascii="Times New Roman" w:hAnsi="Times New Roman" w:cs="Times New Roman"/>
-                <w:sz w:val="24"/>
-                <w:szCs w:val="24"/>
-              </w:rPr>
-            </w:pPr>
-            <w:r>
-              <w:rPr>
-                <w:rFonts w:ascii="Times New Roman" w:hAnsi="Times New Roman" w:cs="Times New Roman"/>
-                <w:color w:val="000000"/>
-                <w:sz w:val="24"/>
-                <w:szCs w:val="24"/>
+                <w:sz w:val="28"/>
+                <w:szCs w:val="28"/>
+              </w:rPr>
+            </w:pPr>
+            <w:r>
+              <w:rPr>
+                <w:rFonts w:ascii="Times New Roman" w:hAnsi="Times New Roman" w:cs="Times New Roman"/>
+                <w:color w:val="000000"/>
+                <w:sz w:val="28"/>
+                <w:szCs w:val="28"/>
               </w:rPr>
               <w:t>2,22</w:t>
             </w:r>
@@ -4280,16 +4207,16 @@
               <w:jc w:val="center"/>
               <w:rPr>
                 <w:rFonts w:ascii="Times New Roman" w:hAnsi="Times New Roman" w:cs="Times New Roman"/>
-                <w:sz w:val="24"/>
-                <w:szCs w:val="24"/>
-              </w:rPr>
-            </w:pPr>
-            <w:r>
-              <w:rPr>
-                <w:rFonts w:ascii="Times New Roman" w:hAnsi="Times New Roman" w:cs="Times New Roman"/>
-                <w:color w:val="000000"/>
-                <w:sz w:val="24"/>
-                <w:szCs w:val="24"/>
+                <w:sz w:val="28"/>
+                <w:szCs w:val="28"/>
+              </w:rPr>
+            </w:pPr>
+            <w:r>
+              <w:rPr>
+                <w:rFonts w:ascii="Times New Roman" w:hAnsi="Times New Roman" w:cs="Times New Roman"/>
+                <w:color w:val="000000"/>
+                <w:sz w:val="28"/>
+                <w:szCs w:val="28"/>
               </w:rPr>
               <w:t>2</w:t>
             </w:r>
@@ -4306,16 +4233,16 @@
               <w:jc w:val="center"/>
               <w:rPr>
                 <w:rFonts w:ascii="Times New Roman" w:hAnsi="Times New Roman" w:cs="Times New Roman"/>
-                <w:sz w:val="24"/>
-                <w:szCs w:val="24"/>
-              </w:rPr>
-            </w:pPr>
-            <w:r>
-              <w:rPr>
-                <w:rFonts w:ascii="Times New Roman" w:hAnsi="Times New Roman" w:cs="Times New Roman"/>
-                <w:color w:val="000000"/>
-                <w:sz w:val="24"/>
-                <w:szCs w:val="24"/>
+                <w:sz w:val="28"/>
+                <w:szCs w:val="28"/>
+              </w:rPr>
+            </w:pPr>
+            <w:r>
+              <w:rPr>
+                <w:rFonts w:ascii="Times New Roman" w:hAnsi="Times New Roman" w:cs="Times New Roman"/>
+                <w:color w:val="000000"/>
+                <w:sz w:val="28"/>
+                <w:szCs w:val="28"/>
               </w:rPr>
               <w:t>6К8</w:t>
             </w:r>
@@ -4332,16 +4259,16 @@
               <w:jc w:val="center"/>
               <w:rPr>
                 <w:rFonts w:ascii="Times New Roman" w:hAnsi="Times New Roman" w:cs="Times New Roman"/>
-                <w:sz w:val="24"/>
-                <w:szCs w:val="24"/>
-              </w:rPr>
-            </w:pPr>
-            <w:r>
-              <w:rPr>
-                <w:rFonts w:ascii="Times New Roman" w:hAnsi="Times New Roman" w:cs="Times New Roman"/>
-                <w:color w:val="000000"/>
-                <w:sz w:val="24"/>
-                <w:szCs w:val="24"/>
+                <w:sz w:val="28"/>
+                <w:szCs w:val="28"/>
+              </w:rPr>
+            </w:pPr>
+            <w:r>
+              <w:rPr>
+                <w:rFonts w:ascii="Times New Roman" w:hAnsi="Times New Roman" w:cs="Times New Roman"/>
+                <w:color w:val="000000"/>
+                <w:sz w:val="28"/>
+                <w:szCs w:val="28"/>
               </w:rPr>
               <w:t>6,8 кОм</w:t>
             </w:r>
@@ -4358,16 +4285,16 @@
               <w:jc w:val="center"/>
               <w:rPr>
                 <w:rFonts w:ascii="Times New Roman" w:hAnsi="Times New Roman" w:cs="Times New Roman"/>
-                <w:sz w:val="24"/>
-                <w:szCs w:val="24"/>
-              </w:rPr>
-            </w:pPr>
-            <w:r>
-              <w:rPr>
-                <w:rFonts w:ascii="Times New Roman" w:hAnsi="Times New Roman" w:cs="Times New Roman"/>
-                <w:color w:val="000000"/>
-                <w:sz w:val="24"/>
-                <w:szCs w:val="24"/>
+                <w:sz w:val="28"/>
+                <w:szCs w:val="28"/>
+              </w:rPr>
+            </w:pPr>
+            <w:r>
+              <w:rPr>
+                <w:rFonts w:ascii="Times New Roman" w:hAnsi="Times New Roman" w:cs="Times New Roman"/>
+                <w:color w:val="000000"/>
+                <w:sz w:val="28"/>
+                <w:szCs w:val="28"/>
               </w:rPr>
               <w:t>6,89</w:t>
             </w:r>
@@ -4384,16 +4311,16 @@
               <w:jc w:val="center"/>
               <w:rPr>
                 <w:rFonts w:ascii="Times New Roman" w:hAnsi="Times New Roman" w:cs="Times New Roman"/>
-                <w:sz w:val="24"/>
-                <w:szCs w:val="24"/>
-              </w:rPr>
-            </w:pPr>
-            <w:r>
-              <w:rPr>
-                <w:rFonts w:ascii="Times New Roman" w:hAnsi="Times New Roman" w:cs="Times New Roman"/>
-                <w:color w:val="000000"/>
-                <w:sz w:val="24"/>
-                <w:szCs w:val="24"/>
+                <w:sz w:val="28"/>
+                <w:szCs w:val="28"/>
+              </w:rPr>
+            </w:pPr>
+            <w:r>
+              <w:rPr>
+                <w:rFonts w:ascii="Times New Roman" w:hAnsi="Times New Roman" w:cs="Times New Roman"/>
+                <w:color w:val="000000"/>
+                <w:sz w:val="28"/>
+                <w:szCs w:val="28"/>
               </w:rPr>
               <w:t>6,88</w:t>
             </w:r>
@@ -4410,16 +4337,16 @@
               <w:jc w:val="center"/>
               <w:rPr>
                 <w:rFonts w:ascii="Times New Roman" w:hAnsi="Times New Roman" w:cs="Times New Roman"/>
-                <w:sz w:val="24"/>
-                <w:szCs w:val="24"/>
-              </w:rPr>
-            </w:pPr>
-            <w:r>
-              <w:rPr>
-                <w:rFonts w:ascii="Times New Roman" w:hAnsi="Times New Roman" w:cs="Times New Roman"/>
-                <w:color w:val="000000"/>
-                <w:sz w:val="24"/>
-                <w:szCs w:val="24"/>
+                <w:sz w:val="28"/>
+                <w:szCs w:val="28"/>
+              </w:rPr>
+            </w:pPr>
+            <w:r>
+              <w:rPr>
+                <w:rFonts w:ascii="Times New Roman" w:hAnsi="Times New Roman" w:cs="Times New Roman"/>
+                <w:color w:val="000000"/>
+                <w:sz w:val="28"/>
+                <w:szCs w:val="28"/>
               </w:rPr>
               <w:t>6,88</w:t>
             </w:r>
@@ -4436,16 +4363,16 @@
               <w:jc w:val="center"/>
               <w:rPr>
                 <w:rFonts w:ascii="Times New Roman" w:hAnsi="Times New Roman" w:cs="Times New Roman"/>
-                <w:sz w:val="24"/>
-                <w:szCs w:val="24"/>
-              </w:rPr>
-            </w:pPr>
-            <w:r>
-              <w:rPr>
-                <w:rFonts w:ascii="Times New Roman" w:hAnsi="Times New Roman" w:cs="Times New Roman"/>
-                <w:color w:val="000000"/>
-                <w:sz w:val="24"/>
-                <w:szCs w:val="24"/>
+                <w:sz w:val="28"/>
+                <w:szCs w:val="28"/>
+              </w:rPr>
+            </w:pPr>
+            <w:r>
+              <w:rPr>
+                <w:rFonts w:ascii="Times New Roman" w:hAnsi="Times New Roman" w:cs="Times New Roman"/>
+                <w:color w:val="000000"/>
+                <w:sz w:val="28"/>
+                <w:szCs w:val="28"/>
               </w:rPr>
               <w:t>6,87</w:t>
             </w:r>
@@ -4462,16 +4389,16 @@
               <w:jc w:val="center"/>
               <w:rPr>
                 <w:rFonts w:ascii="Times New Roman" w:hAnsi="Times New Roman" w:cs="Times New Roman"/>
-                <w:sz w:val="24"/>
-                <w:szCs w:val="24"/>
-              </w:rPr>
-            </w:pPr>
-            <w:r>
-              <w:rPr>
-                <w:rFonts w:ascii="Times New Roman" w:hAnsi="Times New Roman" w:cs="Times New Roman"/>
-                <w:color w:val="000000"/>
-                <w:sz w:val="24"/>
-                <w:szCs w:val="24"/>
+                <w:sz w:val="28"/>
+                <w:szCs w:val="28"/>
+              </w:rPr>
+            </w:pPr>
+            <w:r>
+              <w:rPr>
+                <w:rFonts w:ascii="Times New Roman" w:hAnsi="Times New Roman" w:cs="Times New Roman"/>
+                <w:color w:val="000000"/>
+                <w:sz w:val="28"/>
+                <w:szCs w:val="28"/>
               </w:rPr>
               <w:t>6,81</w:t>
             </w:r>
@@ -4488,16 +4415,16 @@
               <w:jc w:val="center"/>
               <w:rPr>
                 <w:rFonts w:ascii="Times New Roman" w:hAnsi="Times New Roman" w:cs="Times New Roman"/>
-                <w:sz w:val="24"/>
-                <w:szCs w:val="24"/>
-              </w:rPr>
-            </w:pPr>
-            <w:r>
-              <w:rPr>
-                <w:rFonts w:ascii="Times New Roman" w:hAnsi="Times New Roman" w:cs="Times New Roman"/>
-                <w:color w:val="000000"/>
-                <w:sz w:val="24"/>
-                <w:szCs w:val="24"/>
+                <w:sz w:val="28"/>
+                <w:szCs w:val="28"/>
+              </w:rPr>
+            </w:pPr>
+            <w:r>
+              <w:rPr>
+                <w:rFonts w:ascii="Times New Roman" w:hAnsi="Times New Roman" w:cs="Times New Roman"/>
+                <w:color w:val="000000"/>
+                <w:sz w:val="28"/>
+                <w:szCs w:val="28"/>
               </w:rPr>
               <w:t>6,87</w:t>
             </w:r>
@@ -4514,16 +4441,16 @@
               <w:jc w:val="center"/>
               <w:rPr>
                 <w:rFonts w:ascii="Times New Roman" w:hAnsi="Times New Roman" w:cs="Times New Roman"/>
-                <w:sz w:val="24"/>
-                <w:szCs w:val="24"/>
-              </w:rPr>
-            </w:pPr>
-            <w:r>
-              <w:rPr>
-                <w:rFonts w:ascii="Times New Roman" w:hAnsi="Times New Roman" w:cs="Times New Roman"/>
-                <w:color w:val="000000"/>
-                <w:sz w:val="24"/>
-                <w:szCs w:val="24"/>
+                <w:sz w:val="28"/>
+                <w:szCs w:val="28"/>
+              </w:rPr>
+            </w:pPr>
+            <w:r>
+              <w:rPr>
+                <w:rFonts w:ascii="Times New Roman" w:hAnsi="Times New Roman" w:cs="Times New Roman"/>
+                <w:color w:val="000000"/>
+                <w:sz w:val="28"/>
+                <w:szCs w:val="28"/>
               </w:rPr>
               <w:t>6,88</w:t>
             </w:r>
@@ -4540,16 +4467,16 @@
               <w:jc w:val="center"/>
               <w:rPr>
                 <w:rFonts w:ascii="Times New Roman" w:hAnsi="Times New Roman" w:cs="Times New Roman"/>
-                <w:sz w:val="24"/>
-                <w:szCs w:val="24"/>
-              </w:rPr>
-            </w:pPr>
-            <w:r>
-              <w:rPr>
-                <w:rFonts w:ascii="Times New Roman" w:hAnsi="Times New Roman" w:cs="Times New Roman"/>
-                <w:color w:val="000000"/>
-                <w:sz w:val="24"/>
-                <w:szCs w:val="24"/>
+                <w:sz w:val="28"/>
+                <w:szCs w:val="28"/>
+              </w:rPr>
+            </w:pPr>
+            <w:r>
+              <w:rPr>
+                <w:rFonts w:ascii="Times New Roman" w:hAnsi="Times New Roman" w:cs="Times New Roman"/>
+                <w:color w:val="000000"/>
+                <w:sz w:val="28"/>
+                <w:szCs w:val="28"/>
               </w:rPr>
               <w:t>6,87</w:t>
             </w:r>
@@ -4566,16 +4493,16 @@
               <w:jc w:val="center"/>
               <w:rPr>
                 <w:rFonts w:ascii="Times New Roman" w:hAnsi="Times New Roman" w:cs="Times New Roman"/>
-                <w:sz w:val="24"/>
-                <w:szCs w:val="24"/>
-              </w:rPr>
-            </w:pPr>
-            <w:r>
-              <w:rPr>
-                <w:rFonts w:ascii="Times New Roman" w:hAnsi="Times New Roman" w:cs="Times New Roman"/>
-                <w:color w:val="000000"/>
-                <w:sz w:val="24"/>
-                <w:szCs w:val="24"/>
+                <w:sz w:val="28"/>
+                <w:szCs w:val="28"/>
+              </w:rPr>
+            </w:pPr>
+            <w:r>
+              <w:rPr>
+                <w:rFonts w:ascii="Times New Roman" w:hAnsi="Times New Roman" w:cs="Times New Roman"/>
+                <w:color w:val="000000"/>
+                <w:sz w:val="28"/>
+                <w:szCs w:val="28"/>
               </w:rPr>
               <w:t>6,89</w:t>
             </w:r>
@@ -4592,16 +4519,16 @@
               <w:jc w:val="center"/>
               <w:rPr>
                 <w:rFonts w:ascii="Times New Roman" w:hAnsi="Times New Roman" w:cs="Times New Roman"/>
-                <w:sz w:val="24"/>
-                <w:szCs w:val="24"/>
-              </w:rPr>
-            </w:pPr>
-            <w:r>
-              <w:rPr>
-                <w:rFonts w:ascii="Times New Roman" w:hAnsi="Times New Roman" w:cs="Times New Roman"/>
-                <w:color w:val="000000"/>
-                <w:sz w:val="24"/>
-                <w:szCs w:val="24"/>
+                <w:sz w:val="28"/>
+                <w:szCs w:val="28"/>
+              </w:rPr>
+            </w:pPr>
+            <w:r>
+              <w:rPr>
+                <w:rFonts w:ascii="Times New Roman" w:hAnsi="Times New Roman" w:cs="Times New Roman"/>
+                <w:color w:val="000000"/>
+                <w:sz w:val="28"/>
+                <w:szCs w:val="28"/>
               </w:rPr>
               <w:t>6,88</w:t>
             </w:r>
@@ -4620,18 +4547,17 @@
               <w:jc w:val="center"/>
               <w:rPr>
                 <w:rFonts w:ascii="Times New Roman" w:hAnsi="Times New Roman" w:cs="Times New Roman"/>
-                <w:sz w:val="24"/>
-                <w:szCs w:val="24"/>
-              </w:rPr>
-            </w:pPr>
-            <w:r>
-              <w:rPr>
-                <w:rFonts w:ascii="Times New Roman" w:hAnsi="Times New Roman" w:cs="Times New Roman"/>
-                <w:color w:val="000000"/>
-                <w:sz w:val="24"/>
-                <w:szCs w:val="24"/>
-              </w:rPr>
-              <w:lastRenderedPageBreak/>
+                <w:sz w:val="28"/>
+                <w:szCs w:val="28"/>
+              </w:rPr>
+            </w:pPr>
+            <w:r>
+              <w:rPr>
+                <w:rFonts w:ascii="Times New Roman" w:hAnsi="Times New Roman" w:cs="Times New Roman"/>
+                <w:color w:val="000000"/>
+                <w:sz w:val="28"/>
+                <w:szCs w:val="28"/>
+              </w:rPr>
               <w:t>3</w:t>
             </w:r>
           </w:p>
@@ -4647,16 +4573,16 @@
               <w:jc w:val="center"/>
               <w:rPr>
                 <w:rFonts w:ascii="Times New Roman" w:hAnsi="Times New Roman" w:cs="Times New Roman"/>
-                <w:sz w:val="24"/>
-                <w:szCs w:val="24"/>
-              </w:rPr>
-            </w:pPr>
-            <w:r>
-              <w:rPr>
-                <w:rFonts w:ascii="Times New Roman" w:hAnsi="Times New Roman" w:cs="Times New Roman"/>
-                <w:color w:val="000000"/>
-                <w:sz w:val="24"/>
-                <w:szCs w:val="24"/>
+                <w:sz w:val="28"/>
+                <w:szCs w:val="28"/>
+              </w:rPr>
+            </w:pPr>
+            <w:r>
+              <w:rPr>
+                <w:rFonts w:ascii="Times New Roman" w:hAnsi="Times New Roman" w:cs="Times New Roman"/>
+                <w:color w:val="000000"/>
+                <w:sz w:val="28"/>
+                <w:szCs w:val="28"/>
               </w:rPr>
               <w:t>КЧЧОК</w:t>
             </w:r>
@@ -4673,16 +4599,16 @@
               <w:jc w:val="center"/>
               <w:rPr>
                 <w:rFonts w:ascii="Times New Roman" w:hAnsi="Times New Roman" w:cs="Times New Roman"/>
-                <w:sz w:val="24"/>
-                <w:szCs w:val="24"/>
-              </w:rPr>
-            </w:pPr>
-            <w:r>
-              <w:rPr>
-                <w:rFonts w:ascii="Times New Roman" w:hAnsi="Times New Roman" w:cs="Times New Roman"/>
-                <w:color w:val="000000"/>
-                <w:sz w:val="24"/>
-                <w:szCs w:val="24"/>
+                <w:sz w:val="28"/>
+                <w:szCs w:val="28"/>
+              </w:rPr>
+            </w:pPr>
+            <w:r>
+              <w:rPr>
+                <w:rFonts w:ascii="Times New Roman" w:hAnsi="Times New Roman" w:cs="Times New Roman"/>
+                <w:color w:val="000000"/>
+                <w:sz w:val="28"/>
+                <w:szCs w:val="28"/>
               </w:rPr>
               <w:t>100 кОм</w:t>
             </w:r>
@@ -4699,16 +4625,16 @@
               <w:jc w:val="center"/>
               <w:rPr>
                 <w:rFonts w:ascii="Times New Roman" w:hAnsi="Times New Roman" w:cs="Times New Roman"/>
-                <w:sz w:val="24"/>
-                <w:szCs w:val="24"/>
-              </w:rPr>
-            </w:pPr>
-            <w:r>
-              <w:rPr>
-                <w:rFonts w:ascii="Times New Roman" w:hAnsi="Times New Roman" w:cs="Times New Roman"/>
-                <w:color w:val="000000"/>
-                <w:sz w:val="24"/>
-                <w:szCs w:val="24"/>
+                <w:sz w:val="28"/>
+                <w:szCs w:val="28"/>
+              </w:rPr>
+            </w:pPr>
+            <w:r>
+              <w:rPr>
+                <w:rFonts w:ascii="Times New Roman" w:hAnsi="Times New Roman" w:cs="Times New Roman"/>
+                <w:color w:val="000000"/>
+                <w:sz w:val="28"/>
+                <w:szCs w:val="28"/>
               </w:rPr>
               <w:t>100,8</w:t>
             </w:r>
@@ -4725,16 +4651,16 @@
               <w:jc w:val="center"/>
               <w:rPr>
                 <w:rFonts w:ascii="Times New Roman" w:hAnsi="Times New Roman" w:cs="Times New Roman"/>
-                <w:sz w:val="24"/>
-                <w:szCs w:val="24"/>
-              </w:rPr>
-            </w:pPr>
-            <w:r>
-              <w:rPr>
-                <w:rFonts w:ascii="Times New Roman" w:hAnsi="Times New Roman" w:cs="Times New Roman"/>
-                <w:color w:val="000000"/>
-                <w:sz w:val="24"/>
-                <w:szCs w:val="24"/>
+                <w:sz w:val="28"/>
+                <w:szCs w:val="28"/>
+              </w:rPr>
+            </w:pPr>
+            <w:r>
+              <w:rPr>
+                <w:rFonts w:ascii="Times New Roman" w:hAnsi="Times New Roman" w:cs="Times New Roman"/>
+                <w:color w:val="000000"/>
+                <w:sz w:val="28"/>
+                <w:szCs w:val="28"/>
               </w:rPr>
               <w:t>99,5</w:t>
             </w:r>
@@ -4751,16 +4677,16 @@
               <w:jc w:val="center"/>
               <w:rPr>
                 <w:rFonts w:ascii="Times New Roman" w:hAnsi="Times New Roman" w:cs="Times New Roman"/>
-                <w:sz w:val="24"/>
-                <w:szCs w:val="24"/>
-              </w:rPr>
-            </w:pPr>
-            <w:r>
-              <w:rPr>
-                <w:rFonts w:ascii="Times New Roman" w:hAnsi="Times New Roman" w:cs="Times New Roman"/>
-                <w:color w:val="000000"/>
-                <w:sz w:val="24"/>
-                <w:szCs w:val="24"/>
+                <w:sz w:val="28"/>
+                <w:szCs w:val="28"/>
+              </w:rPr>
+            </w:pPr>
+            <w:r>
+              <w:rPr>
+                <w:rFonts w:ascii="Times New Roman" w:hAnsi="Times New Roman" w:cs="Times New Roman"/>
+                <w:color w:val="000000"/>
+                <w:sz w:val="28"/>
+                <w:szCs w:val="28"/>
               </w:rPr>
               <w:t>99,7</w:t>
             </w:r>
@@ -4777,16 +4703,16 @@
               <w:jc w:val="center"/>
               <w:rPr>
                 <w:rFonts w:ascii="Times New Roman" w:hAnsi="Times New Roman" w:cs="Times New Roman"/>
-                <w:sz w:val="24"/>
-                <w:szCs w:val="24"/>
-              </w:rPr>
-            </w:pPr>
-            <w:r>
-              <w:rPr>
-                <w:rFonts w:ascii="Times New Roman" w:hAnsi="Times New Roman" w:cs="Times New Roman"/>
-                <w:color w:val="000000"/>
-                <w:sz w:val="24"/>
-                <w:szCs w:val="24"/>
+                <w:sz w:val="28"/>
+                <w:szCs w:val="28"/>
+              </w:rPr>
+            </w:pPr>
+            <w:r>
+              <w:rPr>
+                <w:rFonts w:ascii="Times New Roman" w:hAnsi="Times New Roman" w:cs="Times New Roman"/>
+                <w:color w:val="000000"/>
+                <w:sz w:val="28"/>
+                <w:szCs w:val="28"/>
               </w:rPr>
               <w:t>99,7</w:t>
             </w:r>
@@ -4803,16 +4729,16 @@
               <w:jc w:val="center"/>
               <w:rPr>
                 <w:rFonts w:ascii="Times New Roman" w:hAnsi="Times New Roman" w:cs="Times New Roman"/>
-                <w:sz w:val="24"/>
-                <w:szCs w:val="24"/>
-              </w:rPr>
-            </w:pPr>
-            <w:r>
-              <w:rPr>
-                <w:rFonts w:ascii="Times New Roman" w:hAnsi="Times New Roman" w:cs="Times New Roman"/>
-                <w:color w:val="000000"/>
-                <w:sz w:val="24"/>
-                <w:szCs w:val="24"/>
+                <w:sz w:val="28"/>
+                <w:szCs w:val="28"/>
+              </w:rPr>
+            </w:pPr>
+            <w:r>
+              <w:rPr>
+                <w:rFonts w:ascii="Times New Roman" w:hAnsi="Times New Roman" w:cs="Times New Roman"/>
+                <w:color w:val="000000"/>
+                <w:sz w:val="28"/>
+                <w:szCs w:val="28"/>
               </w:rPr>
               <w:t>100,2</w:t>
             </w:r>
@@ -4829,16 +4755,16 @@
               <w:jc w:val="center"/>
               <w:rPr>
                 <w:rFonts w:ascii="Times New Roman" w:hAnsi="Times New Roman" w:cs="Times New Roman"/>
-                <w:sz w:val="24"/>
-                <w:szCs w:val="24"/>
-              </w:rPr>
-            </w:pPr>
-            <w:r>
-              <w:rPr>
-                <w:rFonts w:ascii="Times New Roman" w:hAnsi="Times New Roman" w:cs="Times New Roman"/>
-                <w:color w:val="000000"/>
-                <w:sz w:val="24"/>
-                <w:szCs w:val="24"/>
+                <w:sz w:val="28"/>
+                <w:szCs w:val="28"/>
+              </w:rPr>
+            </w:pPr>
+            <w:r>
+              <w:rPr>
+                <w:rFonts w:ascii="Times New Roman" w:hAnsi="Times New Roman" w:cs="Times New Roman"/>
+                <w:color w:val="000000"/>
+                <w:sz w:val="28"/>
+                <w:szCs w:val="28"/>
               </w:rPr>
               <w:t>100,5</w:t>
             </w:r>
@@ -4855,16 +4781,16 @@
               <w:jc w:val="center"/>
               <w:rPr>
                 <w:rFonts w:ascii="Times New Roman" w:hAnsi="Times New Roman" w:cs="Times New Roman"/>
-                <w:sz w:val="24"/>
-                <w:szCs w:val="24"/>
-              </w:rPr>
-            </w:pPr>
-            <w:r>
-              <w:rPr>
-                <w:rFonts w:ascii="Times New Roman" w:hAnsi="Times New Roman" w:cs="Times New Roman"/>
-                <w:color w:val="000000"/>
-                <w:sz w:val="24"/>
-                <w:szCs w:val="24"/>
+                <w:sz w:val="28"/>
+                <w:szCs w:val="28"/>
+              </w:rPr>
+            </w:pPr>
+            <w:r>
+              <w:rPr>
+                <w:rFonts w:ascii="Times New Roman" w:hAnsi="Times New Roman" w:cs="Times New Roman"/>
+                <w:color w:val="000000"/>
+                <w:sz w:val="28"/>
+                <w:szCs w:val="28"/>
               </w:rPr>
               <w:t>99,8</w:t>
             </w:r>
@@ -4881,16 +4807,16 @@
               <w:jc w:val="center"/>
               <w:rPr>
                 <w:rFonts w:ascii="Times New Roman" w:hAnsi="Times New Roman" w:cs="Times New Roman"/>
-                <w:sz w:val="24"/>
-                <w:szCs w:val="24"/>
-              </w:rPr>
-            </w:pPr>
-            <w:r>
-              <w:rPr>
-                <w:rFonts w:ascii="Times New Roman" w:hAnsi="Times New Roman" w:cs="Times New Roman"/>
-                <w:color w:val="000000"/>
-                <w:sz w:val="24"/>
-                <w:szCs w:val="24"/>
+                <w:sz w:val="28"/>
+                <w:szCs w:val="28"/>
+              </w:rPr>
+            </w:pPr>
+            <w:r>
+              <w:rPr>
+                <w:rFonts w:ascii="Times New Roman" w:hAnsi="Times New Roman" w:cs="Times New Roman"/>
+                <w:color w:val="000000"/>
+                <w:sz w:val="28"/>
+                <w:szCs w:val="28"/>
               </w:rPr>
               <w:t>99,7</w:t>
             </w:r>
@@ -4907,16 +4833,16 @@
               <w:jc w:val="center"/>
               <w:rPr>
                 <w:rFonts w:ascii="Times New Roman" w:hAnsi="Times New Roman" w:cs="Times New Roman"/>
-                <w:sz w:val="24"/>
-                <w:szCs w:val="24"/>
-              </w:rPr>
-            </w:pPr>
-            <w:r>
-              <w:rPr>
-                <w:rFonts w:ascii="Times New Roman" w:hAnsi="Times New Roman" w:cs="Times New Roman"/>
-                <w:color w:val="000000"/>
-                <w:sz w:val="24"/>
-                <w:szCs w:val="24"/>
+                <w:sz w:val="28"/>
+                <w:szCs w:val="28"/>
+              </w:rPr>
+            </w:pPr>
+            <w:r>
+              <w:rPr>
+                <w:rFonts w:ascii="Times New Roman" w:hAnsi="Times New Roman" w:cs="Times New Roman"/>
+                <w:color w:val="000000"/>
+                <w:sz w:val="28"/>
+                <w:szCs w:val="28"/>
               </w:rPr>
               <w:t>99,8</w:t>
             </w:r>
@@ -4933,16 +4859,16 @@
               <w:jc w:val="center"/>
               <w:rPr>
                 <w:rFonts w:ascii="Times New Roman" w:hAnsi="Times New Roman" w:cs="Times New Roman"/>
-                <w:sz w:val="24"/>
-                <w:szCs w:val="24"/>
-              </w:rPr>
-            </w:pPr>
-            <w:r>
-              <w:rPr>
-                <w:rFonts w:ascii="Times New Roman" w:hAnsi="Times New Roman" w:cs="Times New Roman"/>
-                <w:color w:val="000000"/>
-                <w:sz w:val="24"/>
-                <w:szCs w:val="24"/>
+                <w:sz w:val="28"/>
+                <w:szCs w:val="28"/>
+              </w:rPr>
+            </w:pPr>
+            <w:r>
+              <w:rPr>
+                <w:rFonts w:ascii="Times New Roman" w:hAnsi="Times New Roman" w:cs="Times New Roman"/>
+                <w:color w:val="000000"/>
+                <w:sz w:val="28"/>
+                <w:szCs w:val="28"/>
               </w:rPr>
               <w:t>100,2</w:t>
             </w:r>
@@ -4961,16 +4887,16 @@
               <w:jc w:val="center"/>
               <w:rPr>
                 <w:rFonts w:ascii="Times New Roman" w:hAnsi="Times New Roman" w:cs="Times New Roman"/>
-                <w:sz w:val="24"/>
-                <w:szCs w:val="24"/>
-              </w:rPr>
-            </w:pPr>
-            <w:r>
-              <w:rPr>
-                <w:rFonts w:ascii="Times New Roman" w:hAnsi="Times New Roman" w:cs="Times New Roman"/>
-                <w:color w:val="000000"/>
-                <w:sz w:val="24"/>
-                <w:szCs w:val="24"/>
+                <w:sz w:val="28"/>
+                <w:szCs w:val="28"/>
+              </w:rPr>
+            </w:pPr>
+            <w:r>
+              <w:rPr>
+                <w:rFonts w:ascii="Times New Roman" w:hAnsi="Times New Roman" w:cs="Times New Roman"/>
+                <w:color w:val="000000"/>
+                <w:sz w:val="28"/>
+                <w:szCs w:val="28"/>
               </w:rPr>
               <w:t>4</w:t>
             </w:r>
@@ -4987,16 +4913,16 @@
               <w:jc w:val="center"/>
               <w:rPr>
                 <w:rFonts w:ascii="Times New Roman" w:hAnsi="Times New Roman" w:cs="Times New Roman"/>
-                <w:sz w:val="24"/>
-                <w:szCs w:val="24"/>
-              </w:rPr>
-            </w:pPr>
-            <w:r>
-              <w:rPr>
-                <w:rFonts w:ascii="Times New Roman" w:hAnsi="Times New Roman" w:cs="Times New Roman"/>
-                <w:color w:val="000000"/>
-                <w:sz w:val="24"/>
-                <w:szCs w:val="24"/>
+                <w:sz w:val="28"/>
+                <w:szCs w:val="28"/>
+              </w:rPr>
+            </w:pPr>
+            <w:r>
+              <w:rPr>
+                <w:rFonts w:ascii="Times New Roman" w:hAnsi="Times New Roman" w:cs="Times New Roman"/>
+                <w:color w:val="000000"/>
+                <w:sz w:val="28"/>
+                <w:szCs w:val="28"/>
               </w:rPr>
               <w:t>СКФЗ</w:t>
             </w:r>
@@ -5013,16 +4939,16 @@
               <w:jc w:val="center"/>
               <w:rPr>
                 <w:rFonts w:ascii="Times New Roman" w:hAnsi="Times New Roman" w:cs="Times New Roman"/>
-                <w:sz w:val="24"/>
-                <w:szCs w:val="24"/>
-              </w:rPr>
-            </w:pPr>
-            <w:r>
-              <w:rPr>
-                <w:rFonts w:ascii="Times New Roman" w:hAnsi="Times New Roman" w:cs="Times New Roman"/>
-                <w:color w:val="000000"/>
-                <w:sz w:val="24"/>
-                <w:szCs w:val="24"/>
+                <w:sz w:val="28"/>
+                <w:szCs w:val="28"/>
+              </w:rPr>
+            </w:pPr>
+            <w:r>
+              <w:rPr>
+                <w:rFonts w:ascii="Times New Roman" w:hAnsi="Times New Roman" w:cs="Times New Roman"/>
+                <w:color w:val="000000"/>
+                <w:sz w:val="28"/>
+                <w:szCs w:val="28"/>
               </w:rPr>
               <w:t>810 МОм</w:t>
             </w:r>
@@ -5039,16 +4965,16 @@
               <w:jc w:val="center"/>
               <w:rPr>
                 <w:rFonts w:ascii="Times New Roman" w:hAnsi="Times New Roman" w:cs="Times New Roman"/>
-                <w:sz w:val="24"/>
-                <w:szCs w:val="24"/>
-              </w:rPr>
-            </w:pPr>
-            <w:r>
-              <w:rPr>
-                <w:rFonts w:ascii="Times New Roman" w:hAnsi="Times New Roman" w:cs="Times New Roman"/>
-                <w:color w:val="000000"/>
-                <w:sz w:val="24"/>
-                <w:szCs w:val="24"/>
+                <w:sz w:val="28"/>
+                <w:szCs w:val="28"/>
+              </w:rPr>
+            </w:pPr>
+            <w:r>
+              <w:rPr>
+                <w:rFonts w:ascii="Times New Roman" w:hAnsi="Times New Roman" w:cs="Times New Roman"/>
+                <w:color w:val="000000"/>
+                <w:sz w:val="28"/>
+                <w:szCs w:val="28"/>
               </w:rPr>
               <w:t>810,2</w:t>
             </w:r>
@@ -5065,16 +4991,16 @@
               <w:jc w:val="center"/>
               <w:rPr>
                 <w:rFonts w:ascii="Times New Roman" w:hAnsi="Times New Roman" w:cs="Times New Roman"/>
-                <w:sz w:val="24"/>
-                <w:szCs w:val="24"/>
-              </w:rPr>
-            </w:pPr>
-            <w:r>
-              <w:rPr>
-                <w:rFonts w:ascii="Times New Roman" w:hAnsi="Times New Roman" w:cs="Times New Roman"/>
-                <w:color w:val="000000"/>
-                <w:sz w:val="24"/>
-                <w:szCs w:val="24"/>
+                <w:sz w:val="28"/>
+                <w:szCs w:val="28"/>
+              </w:rPr>
+            </w:pPr>
+            <w:r>
+              <w:rPr>
+                <w:rFonts w:ascii="Times New Roman" w:hAnsi="Times New Roman" w:cs="Times New Roman"/>
+                <w:color w:val="000000"/>
+                <w:sz w:val="28"/>
+                <w:szCs w:val="28"/>
               </w:rPr>
               <w:t>809,8</w:t>
             </w:r>
@@ -5091,16 +5017,16 @@
               <w:jc w:val="center"/>
               <w:rPr>
                 <w:rFonts w:ascii="Times New Roman" w:hAnsi="Times New Roman" w:cs="Times New Roman"/>
-                <w:sz w:val="24"/>
-                <w:szCs w:val="24"/>
-              </w:rPr>
-            </w:pPr>
-            <w:r>
-              <w:rPr>
-                <w:rFonts w:ascii="Times New Roman" w:hAnsi="Times New Roman" w:cs="Times New Roman"/>
-                <w:color w:val="000000"/>
-                <w:sz w:val="24"/>
-                <w:szCs w:val="24"/>
+                <w:sz w:val="28"/>
+                <w:szCs w:val="28"/>
+              </w:rPr>
+            </w:pPr>
+            <w:r>
+              <w:rPr>
+                <w:rFonts w:ascii="Times New Roman" w:hAnsi="Times New Roman" w:cs="Times New Roman"/>
+                <w:color w:val="000000"/>
+                <w:sz w:val="28"/>
+                <w:szCs w:val="28"/>
               </w:rPr>
               <w:t>810,4</w:t>
             </w:r>
@@ -5117,16 +5043,16 @@
               <w:jc w:val="center"/>
               <w:rPr>
                 <w:rFonts w:ascii="Times New Roman" w:hAnsi="Times New Roman" w:cs="Times New Roman"/>
-                <w:sz w:val="24"/>
-                <w:szCs w:val="24"/>
-              </w:rPr>
-            </w:pPr>
-            <w:r>
-              <w:rPr>
-                <w:rFonts w:ascii="Times New Roman" w:hAnsi="Times New Roman" w:cs="Times New Roman"/>
-                <w:color w:val="000000"/>
-                <w:sz w:val="24"/>
-                <w:szCs w:val="24"/>
+                <w:sz w:val="28"/>
+                <w:szCs w:val="28"/>
+              </w:rPr>
+            </w:pPr>
+            <w:r>
+              <w:rPr>
+                <w:rFonts w:ascii="Times New Roman" w:hAnsi="Times New Roman" w:cs="Times New Roman"/>
+                <w:color w:val="000000"/>
+                <w:sz w:val="28"/>
+                <w:szCs w:val="28"/>
               </w:rPr>
               <w:t>810,1</w:t>
             </w:r>
@@ -5143,16 +5069,16 @@
               <w:jc w:val="center"/>
               <w:rPr>
                 <w:rFonts w:ascii="Times New Roman" w:hAnsi="Times New Roman" w:cs="Times New Roman"/>
-                <w:sz w:val="24"/>
-                <w:szCs w:val="24"/>
-              </w:rPr>
-            </w:pPr>
-            <w:r>
-              <w:rPr>
-                <w:rFonts w:ascii="Times New Roman" w:hAnsi="Times New Roman" w:cs="Times New Roman"/>
-                <w:color w:val="000000"/>
-                <w:sz w:val="24"/>
-                <w:szCs w:val="24"/>
+                <w:sz w:val="28"/>
+                <w:szCs w:val="28"/>
+              </w:rPr>
+            </w:pPr>
+            <w:r>
+              <w:rPr>
+                <w:rFonts w:ascii="Times New Roman" w:hAnsi="Times New Roman" w:cs="Times New Roman"/>
+                <w:color w:val="000000"/>
+                <w:sz w:val="28"/>
+                <w:szCs w:val="28"/>
               </w:rPr>
               <w:t>809,9</w:t>
             </w:r>
@@ -5169,16 +5095,16 @@
               <w:jc w:val="center"/>
               <w:rPr>
                 <w:rFonts w:ascii="Times New Roman" w:hAnsi="Times New Roman" w:cs="Times New Roman"/>
-                <w:sz w:val="24"/>
-                <w:szCs w:val="24"/>
-              </w:rPr>
-            </w:pPr>
-            <w:r>
-              <w:rPr>
-                <w:rFonts w:ascii="Times New Roman" w:hAnsi="Times New Roman" w:cs="Times New Roman"/>
-                <w:color w:val="000000"/>
-                <w:sz w:val="24"/>
-                <w:szCs w:val="24"/>
+                <w:sz w:val="28"/>
+                <w:szCs w:val="28"/>
+              </w:rPr>
+            </w:pPr>
+            <w:r>
+              <w:rPr>
+                <w:rFonts w:ascii="Times New Roman" w:hAnsi="Times New Roman" w:cs="Times New Roman"/>
+                <w:color w:val="000000"/>
+                <w:sz w:val="28"/>
+                <w:szCs w:val="28"/>
               </w:rPr>
               <w:t>810,2</w:t>
             </w:r>
@@ -5195,16 +5121,16 @@
               <w:jc w:val="center"/>
               <w:rPr>
                 <w:rFonts w:ascii="Times New Roman" w:hAnsi="Times New Roman" w:cs="Times New Roman"/>
-                <w:sz w:val="24"/>
-                <w:szCs w:val="24"/>
-              </w:rPr>
-            </w:pPr>
-            <w:r>
-              <w:rPr>
-                <w:rFonts w:ascii="Times New Roman" w:hAnsi="Times New Roman" w:cs="Times New Roman"/>
-                <w:color w:val="000000"/>
-                <w:sz w:val="24"/>
-                <w:szCs w:val="24"/>
+                <w:sz w:val="28"/>
+                <w:szCs w:val="28"/>
+              </w:rPr>
+            </w:pPr>
+            <w:r>
+              <w:rPr>
+                <w:rFonts w:ascii="Times New Roman" w:hAnsi="Times New Roman" w:cs="Times New Roman"/>
+                <w:color w:val="000000"/>
+                <w:sz w:val="28"/>
+                <w:szCs w:val="28"/>
               </w:rPr>
               <w:t>810</w:t>
             </w:r>
@@ -5221,16 +5147,16 @@
               <w:jc w:val="center"/>
               <w:rPr>
                 <w:rFonts w:ascii="Times New Roman" w:hAnsi="Times New Roman" w:cs="Times New Roman"/>
-                <w:sz w:val="24"/>
-                <w:szCs w:val="24"/>
-              </w:rPr>
-            </w:pPr>
-            <w:r>
-              <w:rPr>
-                <w:rFonts w:ascii="Times New Roman" w:hAnsi="Times New Roman" w:cs="Times New Roman"/>
-                <w:color w:val="000000"/>
-                <w:sz w:val="24"/>
-                <w:szCs w:val="24"/>
+                <w:sz w:val="28"/>
+                <w:szCs w:val="28"/>
+              </w:rPr>
+            </w:pPr>
+            <w:r>
+              <w:rPr>
+                <w:rFonts w:ascii="Times New Roman" w:hAnsi="Times New Roman" w:cs="Times New Roman"/>
+                <w:color w:val="000000"/>
+                <w:sz w:val="28"/>
+                <w:szCs w:val="28"/>
               </w:rPr>
               <w:t>809,7</w:t>
             </w:r>
@@ -5247,16 +5173,16 @@
               <w:jc w:val="center"/>
               <w:rPr>
                 <w:rFonts w:ascii="Times New Roman" w:hAnsi="Times New Roman" w:cs="Times New Roman"/>
-                <w:sz w:val="24"/>
-                <w:szCs w:val="24"/>
-              </w:rPr>
-            </w:pPr>
-            <w:r>
-              <w:rPr>
-                <w:rFonts w:ascii="Times New Roman" w:hAnsi="Times New Roman" w:cs="Times New Roman"/>
-                <w:color w:val="000000"/>
-                <w:sz w:val="24"/>
-                <w:szCs w:val="24"/>
+                <w:sz w:val="28"/>
+                <w:szCs w:val="28"/>
+              </w:rPr>
+            </w:pPr>
+            <w:r>
+              <w:rPr>
+                <w:rFonts w:ascii="Times New Roman" w:hAnsi="Times New Roman" w:cs="Times New Roman"/>
+                <w:color w:val="000000"/>
+                <w:sz w:val="28"/>
+                <w:szCs w:val="28"/>
               </w:rPr>
               <w:t>809,8</w:t>
             </w:r>
@@ -5273,16 +5199,16 @@
               <w:jc w:val="center"/>
               <w:rPr>
                 <w:rFonts w:ascii="Times New Roman" w:hAnsi="Times New Roman" w:cs="Times New Roman"/>
-                <w:sz w:val="24"/>
-                <w:szCs w:val="24"/>
-              </w:rPr>
-            </w:pPr>
-            <w:r>
-              <w:rPr>
-                <w:rFonts w:ascii="Times New Roman" w:hAnsi="Times New Roman" w:cs="Times New Roman"/>
-                <w:color w:val="000000"/>
-                <w:sz w:val="24"/>
-                <w:szCs w:val="24"/>
+                <w:sz w:val="28"/>
+                <w:szCs w:val="28"/>
+              </w:rPr>
+            </w:pPr>
+            <w:r>
+              <w:rPr>
+                <w:rFonts w:ascii="Times New Roman" w:hAnsi="Times New Roman" w:cs="Times New Roman"/>
+                <w:color w:val="000000"/>
+                <w:sz w:val="28"/>
+                <w:szCs w:val="28"/>
               </w:rPr>
               <w:t>810,2</w:t>
             </w:r>
@@ -5301,16 +5227,16 @@
               <w:jc w:val="center"/>
               <w:rPr>
                 <w:rFonts w:ascii="Times New Roman" w:hAnsi="Times New Roman" w:cs="Times New Roman"/>
-                <w:sz w:val="24"/>
-                <w:szCs w:val="24"/>
-              </w:rPr>
-            </w:pPr>
-            <w:r>
-              <w:rPr>
-                <w:rFonts w:ascii="Times New Roman" w:hAnsi="Times New Roman" w:cs="Times New Roman"/>
-                <w:color w:val="000000"/>
-                <w:sz w:val="24"/>
-                <w:szCs w:val="24"/>
+                <w:sz w:val="28"/>
+                <w:szCs w:val="28"/>
+              </w:rPr>
+            </w:pPr>
+            <w:r>
+              <w:rPr>
+                <w:rFonts w:ascii="Times New Roman" w:hAnsi="Times New Roman" w:cs="Times New Roman"/>
+                <w:color w:val="000000"/>
+                <w:sz w:val="28"/>
+                <w:szCs w:val="28"/>
               </w:rPr>
               <w:t>5</w:t>
             </w:r>
@@ -5327,16 +5253,16 @@
               <w:jc w:val="center"/>
               <w:rPr>
                 <w:rFonts w:ascii="Times New Roman" w:hAnsi="Times New Roman" w:cs="Times New Roman"/>
-                <w:sz w:val="24"/>
-                <w:szCs w:val="24"/>
-              </w:rPr>
-            </w:pPr>
-            <w:r>
-              <w:rPr>
-                <w:rFonts w:ascii="Times New Roman" w:hAnsi="Times New Roman" w:cs="Times New Roman"/>
-                <w:color w:val="000000"/>
-                <w:sz w:val="24"/>
-                <w:szCs w:val="24"/>
+                <w:sz w:val="28"/>
+                <w:szCs w:val="28"/>
+              </w:rPr>
+            </w:pPr>
+            <w:r>
+              <w:rPr>
+                <w:rFonts w:ascii="Times New Roman" w:hAnsi="Times New Roman" w:cs="Times New Roman"/>
+                <w:color w:val="000000"/>
+                <w:sz w:val="28"/>
+                <w:szCs w:val="28"/>
               </w:rPr>
               <w:t>СЧГК</w:t>
             </w:r>
@@ -5353,16 +5279,16 @@
               <w:jc w:val="center"/>
               <w:rPr>
                 <w:rFonts w:ascii="Times New Roman" w:hAnsi="Times New Roman" w:cs="Times New Roman"/>
-                <w:sz w:val="24"/>
-                <w:szCs w:val="24"/>
-              </w:rPr>
-            </w:pPr>
-            <w:r>
-              <w:rPr>
-                <w:rFonts w:ascii="Times New Roman" w:hAnsi="Times New Roman" w:cs="Times New Roman"/>
-                <w:color w:val="000000"/>
-                <w:sz w:val="24"/>
-                <w:szCs w:val="24"/>
+                <w:sz w:val="28"/>
+                <w:szCs w:val="28"/>
+              </w:rPr>
+            </w:pPr>
+            <w:r>
+              <w:rPr>
+                <w:rFonts w:ascii="Times New Roman" w:hAnsi="Times New Roman" w:cs="Times New Roman"/>
+                <w:color w:val="000000"/>
+                <w:sz w:val="28"/>
+                <w:szCs w:val="28"/>
               </w:rPr>
               <w:t>80 МОм</w:t>
             </w:r>
@@ -5379,16 +5305,16 @@
               <w:jc w:val="center"/>
               <w:rPr>
                 <w:rFonts w:ascii="Times New Roman" w:hAnsi="Times New Roman" w:cs="Times New Roman"/>
-                <w:sz w:val="24"/>
-                <w:szCs w:val="24"/>
-              </w:rPr>
-            </w:pPr>
-            <w:r>
-              <w:rPr>
-                <w:rFonts w:ascii="Times New Roman" w:hAnsi="Times New Roman" w:cs="Times New Roman"/>
-                <w:color w:val="000000"/>
-                <w:sz w:val="24"/>
-                <w:szCs w:val="24"/>
+                <w:sz w:val="28"/>
+                <w:szCs w:val="28"/>
+              </w:rPr>
+            </w:pPr>
+            <w:r>
+              <w:rPr>
+                <w:rFonts w:ascii="Times New Roman" w:hAnsi="Times New Roman" w:cs="Times New Roman"/>
+                <w:color w:val="000000"/>
+                <w:sz w:val="28"/>
+                <w:szCs w:val="28"/>
               </w:rPr>
               <w:t>80,7</w:t>
             </w:r>
@@ -5405,16 +5331,16 @@
               <w:jc w:val="center"/>
               <w:rPr>
                 <w:rFonts w:ascii="Times New Roman" w:hAnsi="Times New Roman" w:cs="Times New Roman"/>
-                <w:sz w:val="24"/>
-                <w:szCs w:val="24"/>
-              </w:rPr>
-            </w:pPr>
-            <w:r>
-              <w:rPr>
-                <w:rFonts w:ascii="Times New Roman" w:hAnsi="Times New Roman" w:cs="Times New Roman"/>
-                <w:color w:val="000000"/>
-                <w:sz w:val="24"/>
-                <w:szCs w:val="24"/>
+                <w:sz w:val="28"/>
+                <w:szCs w:val="28"/>
+              </w:rPr>
+            </w:pPr>
+            <w:r>
+              <w:rPr>
+                <w:rFonts w:ascii="Times New Roman" w:hAnsi="Times New Roman" w:cs="Times New Roman"/>
+                <w:color w:val="000000"/>
+                <w:sz w:val="28"/>
+                <w:szCs w:val="28"/>
               </w:rPr>
               <w:t>80,5</w:t>
             </w:r>
@@ -5431,16 +5357,16 @@
               <w:jc w:val="center"/>
               <w:rPr>
                 <w:rFonts w:ascii="Times New Roman" w:hAnsi="Times New Roman" w:cs="Times New Roman"/>
-                <w:sz w:val="24"/>
-                <w:szCs w:val="24"/>
-              </w:rPr>
-            </w:pPr>
-            <w:r>
-              <w:rPr>
-                <w:rFonts w:ascii="Times New Roman" w:hAnsi="Times New Roman" w:cs="Times New Roman"/>
-                <w:color w:val="000000"/>
-                <w:sz w:val="24"/>
-                <w:szCs w:val="24"/>
+                <w:sz w:val="28"/>
+                <w:szCs w:val="28"/>
+              </w:rPr>
+            </w:pPr>
+            <w:r>
+              <w:rPr>
+                <w:rFonts w:ascii="Times New Roman" w:hAnsi="Times New Roman" w:cs="Times New Roman"/>
+                <w:color w:val="000000"/>
+                <w:sz w:val="28"/>
+                <w:szCs w:val="28"/>
               </w:rPr>
               <w:t>80,5</w:t>
             </w:r>
@@ -5457,16 +5383,16 @@
               <w:jc w:val="center"/>
               <w:rPr>
                 <w:rFonts w:ascii="Times New Roman" w:hAnsi="Times New Roman" w:cs="Times New Roman"/>
-                <w:sz w:val="24"/>
-                <w:szCs w:val="24"/>
-              </w:rPr>
-            </w:pPr>
-            <w:r>
-              <w:rPr>
-                <w:rFonts w:ascii="Times New Roman" w:hAnsi="Times New Roman" w:cs="Times New Roman"/>
-                <w:color w:val="000000"/>
-                <w:sz w:val="24"/>
-                <w:szCs w:val="24"/>
+                <w:sz w:val="28"/>
+                <w:szCs w:val="28"/>
+              </w:rPr>
+            </w:pPr>
+            <w:r>
+              <w:rPr>
+                <w:rFonts w:ascii="Times New Roman" w:hAnsi="Times New Roman" w:cs="Times New Roman"/>
+                <w:color w:val="000000"/>
+                <w:sz w:val="28"/>
+                <w:szCs w:val="28"/>
               </w:rPr>
               <w:t>80,2</w:t>
             </w:r>
@@ -5483,16 +5409,16 @@
               <w:jc w:val="center"/>
               <w:rPr>
                 <w:rFonts w:ascii="Times New Roman" w:hAnsi="Times New Roman" w:cs="Times New Roman"/>
-                <w:sz w:val="24"/>
-                <w:szCs w:val="24"/>
-              </w:rPr>
-            </w:pPr>
-            <w:r>
-              <w:rPr>
-                <w:rFonts w:ascii="Times New Roman" w:hAnsi="Times New Roman" w:cs="Times New Roman"/>
-                <w:color w:val="000000"/>
-                <w:sz w:val="24"/>
-                <w:szCs w:val="24"/>
+                <w:sz w:val="28"/>
+                <w:szCs w:val="28"/>
+              </w:rPr>
+            </w:pPr>
+            <w:r>
+              <w:rPr>
+                <w:rFonts w:ascii="Times New Roman" w:hAnsi="Times New Roman" w:cs="Times New Roman"/>
+                <w:color w:val="000000"/>
+                <w:sz w:val="28"/>
+                <w:szCs w:val="28"/>
               </w:rPr>
               <w:t>79,8</w:t>
             </w:r>
@@ -5509,16 +5435,16 @@
               <w:jc w:val="center"/>
               <w:rPr>
                 <w:rFonts w:ascii="Times New Roman" w:hAnsi="Times New Roman" w:cs="Times New Roman"/>
-                <w:sz w:val="24"/>
-                <w:szCs w:val="24"/>
-              </w:rPr>
-            </w:pPr>
-            <w:r>
-              <w:rPr>
-                <w:rFonts w:ascii="Times New Roman" w:hAnsi="Times New Roman" w:cs="Times New Roman"/>
-                <w:color w:val="000000"/>
-                <w:sz w:val="24"/>
-                <w:szCs w:val="24"/>
+                <w:sz w:val="28"/>
+                <w:szCs w:val="28"/>
+              </w:rPr>
+            </w:pPr>
+            <w:r>
+              <w:rPr>
+                <w:rFonts w:ascii="Times New Roman" w:hAnsi="Times New Roman" w:cs="Times New Roman"/>
+                <w:color w:val="000000"/>
+                <w:sz w:val="28"/>
+                <w:szCs w:val="28"/>
               </w:rPr>
               <w:t>80,6</w:t>
             </w:r>
@@ -5535,16 +5461,16 @@
               <w:jc w:val="center"/>
               <w:rPr>
                 <w:rFonts w:ascii="Times New Roman" w:hAnsi="Times New Roman" w:cs="Times New Roman"/>
-                <w:sz w:val="24"/>
-                <w:szCs w:val="24"/>
-              </w:rPr>
-            </w:pPr>
-            <w:r>
-              <w:rPr>
-                <w:rFonts w:ascii="Times New Roman" w:hAnsi="Times New Roman" w:cs="Times New Roman"/>
-                <w:color w:val="000000"/>
-                <w:sz w:val="24"/>
-                <w:szCs w:val="24"/>
+                <w:sz w:val="28"/>
+                <w:szCs w:val="28"/>
+              </w:rPr>
+            </w:pPr>
+            <w:r>
+              <w:rPr>
+                <w:rFonts w:ascii="Times New Roman" w:hAnsi="Times New Roman" w:cs="Times New Roman"/>
+                <w:color w:val="000000"/>
+                <w:sz w:val="28"/>
+                <w:szCs w:val="28"/>
               </w:rPr>
               <w:t>80,2</w:t>
             </w:r>
@@ -5561,16 +5487,16 @@
               <w:jc w:val="center"/>
               <w:rPr>
                 <w:rFonts w:ascii="Times New Roman" w:hAnsi="Times New Roman" w:cs="Times New Roman"/>
-                <w:sz w:val="24"/>
-                <w:szCs w:val="24"/>
-              </w:rPr>
-            </w:pPr>
-            <w:r>
-              <w:rPr>
-                <w:rFonts w:ascii="Times New Roman" w:hAnsi="Times New Roman" w:cs="Times New Roman"/>
-                <w:color w:val="000000"/>
-                <w:sz w:val="24"/>
-                <w:szCs w:val="24"/>
+                <w:sz w:val="28"/>
+                <w:szCs w:val="28"/>
+              </w:rPr>
+            </w:pPr>
+            <w:r>
+              <w:rPr>
+                <w:rFonts w:ascii="Times New Roman" w:hAnsi="Times New Roman" w:cs="Times New Roman"/>
+                <w:color w:val="000000"/>
+                <w:sz w:val="28"/>
+                <w:szCs w:val="28"/>
               </w:rPr>
               <w:t>79,9</w:t>
             </w:r>
@@ -5587,16 +5513,16 @@
               <w:jc w:val="center"/>
               <w:rPr>
                 <w:rFonts w:ascii="Times New Roman" w:hAnsi="Times New Roman" w:cs="Times New Roman"/>
-                <w:sz w:val="24"/>
-                <w:szCs w:val="24"/>
-              </w:rPr>
-            </w:pPr>
-            <w:r>
-              <w:rPr>
-                <w:rFonts w:ascii="Times New Roman" w:hAnsi="Times New Roman" w:cs="Times New Roman"/>
-                <w:color w:val="000000"/>
-                <w:sz w:val="24"/>
-                <w:szCs w:val="24"/>
+                <w:sz w:val="28"/>
+                <w:szCs w:val="28"/>
+              </w:rPr>
+            </w:pPr>
+            <w:r>
+              <w:rPr>
+                <w:rFonts w:ascii="Times New Roman" w:hAnsi="Times New Roman" w:cs="Times New Roman"/>
+                <w:color w:val="000000"/>
+                <w:sz w:val="28"/>
+                <w:szCs w:val="28"/>
               </w:rPr>
               <w:t>80,4</w:t>
             </w:r>
@@ -5613,16 +5539,16 @@
               <w:jc w:val="center"/>
               <w:rPr>
                 <w:rFonts w:ascii="Times New Roman" w:hAnsi="Times New Roman" w:cs="Times New Roman"/>
-                <w:sz w:val="24"/>
-                <w:szCs w:val="24"/>
-              </w:rPr>
-            </w:pPr>
-            <w:r>
-              <w:rPr>
-                <w:rFonts w:ascii="Times New Roman" w:hAnsi="Times New Roman" w:cs="Times New Roman"/>
-                <w:color w:val="000000"/>
-                <w:sz w:val="24"/>
-                <w:szCs w:val="24"/>
+                <w:sz w:val="28"/>
+                <w:szCs w:val="28"/>
+              </w:rPr>
+            </w:pPr>
+            <w:r>
+              <w:rPr>
+                <w:rFonts w:ascii="Times New Roman" w:hAnsi="Times New Roman" w:cs="Times New Roman"/>
+                <w:color w:val="000000"/>
+                <w:sz w:val="28"/>
+                <w:szCs w:val="28"/>
               </w:rPr>
               <w:t>80,6</w:t>
             </w:r>
@@ -5680,6 +5606,14 @@
         </w:rPr>
         <w:t>Для визуальной оценки закона распределения случайной погрешности были построены гистограммы для результатов измерений каждого резистора. Анализ формы гистограмм позволяет сделать предварительные выводы о характере рассеяния результатов.</w:t>
       </w:r>
+      <w:r>
+        <w:rPr>
+          <w:rFonts w:ascii="Times New Roman" w:hAnsi="Times New Roman" w:cs="Times New Roman"/>
+          <w:sz w:val="28"/>
+          <w:szCs w:val="28"/>
+        </w:rPr>
+        <w:t xml:space="preserve"> Результаты измерений на первом мультиметре:</w:t>
+      </w:r>
     </w:p>
     <w:p>
       <w:pPr>
@@ -5698,10 +5632,11 @@
           <w:sz w:val="28"/>
           <w:szCs w:val="28"/>
         </w:rPr>
+        <w:lastRenderedPageBreak/>
         <w:drawing>
-          <wp:inline distT="0" distB="0" distL="0" distR="0" wp14:anchorId="4E205B1A" wp14:editId="324CFA12">
-            <wp:extent cx="5940425" cy="3752215"/>
-            <wp:effectExtent l="0" t="0" r="3175" b="635"/>
+          <wp:inline distT="0" distB="0" distL="0" distR="0" wp14:anchorId="3919E402" wp14:editId="314CEBE2">
+            <wp:extent cx="5696745" cy="3362794"/>
+            <wp:effectExtent l="0" t="0" r="0" b="9525"/>
             <wp:docPr id="1" name="Рисунок 1"/>
             <wp:cNvGraphicFramePr>
               <a:graphicFrameLocks xmlns:a="http://schemas.openxmlformats.org/drawingml/2006/main" noChangeAspect="1"/>
@@ -5722,7 +5657,7 @@
                   <pic:spPr>
                     <a:xfrm>
                       <a:off x="0" y="0"/>
-                      <a:ext cx="5940425" cy="3752215"/>
+                      <a:ext cx="5696745" cy="3362794"/>
                     </a:xfrm>
                     <a:prstGeom prst="rect">
                       <a:avLst/>
@@ -5793,7 +5728,14 @@
           <w:sz w:val="28"/>
           <w:szCs w:val="28"/>
         </w:rPr>
-        <w:t xml:space="preserve"> — Гистограмма отклонений результатов измерений (первый мультиметр)</w:t>
+        <w:t xml:space="preserve"> — </w:t>
+      </w:r>
+      <w:r>
+        <w:rPr>
+          <w:sz w:val="28"/>
+          <w:szCs w:val="28"/>
+        </w:rPr>
+        <w:t>Распределение результатов измерения первого резистора</w:t>
       </w:r>
     </w:p>
     <w:p>
@@ -5826,11 +5768,10 @@
           <w:sz w:val="28"/>
           <w:szCs w:val="28"/>
         </w:rPr>
-        <w:lastRenderedPageBreak/>
         <w:drawing>
-          <wp:inline distT="0" distB="0" distL="0" distR="0" wp14:anchorId="0CEF7067" wp14:editId="119ABEDE">
-            <wp:extent cx="5940425" cy="3681095"/>
-            <wp:effectExtent l="0" t="0" r="3175" b="0"/>
+          <wp:inline distT="0" distB="0" distL="0" distR="0" wp14:anchorId="798E48A6" wp14:editId="62861265">
+            <wp:extent cx="5668166" cy="3315163"/>
+            <wp:effectExtent l="0" t="0" r="0" b="0"/>
             <wp:docPr id="2" name="Рисунок 2"/>
             <wp:cNvGraphicFramePr>
               <a:graphicFrameLocks xmlns:a="http://schemas.openxmlformats.org/drawingml/2006/main" noChangeAspect="1"/>
@@ -5851,7 +5792,7 @@
                   <pic:spPr>
                     <a:xfrm>
                       <a:off x="0" y="0"/>
-                      <a:ext cx="5940425" cy="3681095"/>
+                      <a:ext cx="5668166" cy="3315163"/>
                     </a:xfrm>
                     <a:prstGeom prst="rect">
                       <a:avLst/>
@@ -5939,8 +5880,800 @@
           <w:sz w:val="28"/>
           <w:szCs w:val="28"/>
         </w:rPr>
-        <w:t>— Гистограмма отклонений результатов измерений (второй мультиметр)</w:t>
-      </w:r>
+        <w:t xml:space="preserve">— </w:t>
+      </w:r>
+      <w:r>
+        <w:rPr>
+          <w:rFonts w:ascii="Times New Roman" w:hAnsi="Times New Roman" w:cs="Times New Roman"/>
+          <w:sz w:val="28"/>
+          <w:szCs w:val="28"/>
+        </w:rPr>
+        <w:t>Распределение результатов измерения второго резистора</w:t>
+      </w:r>
+    </w:p>
+    <w:p>
+      <w:pPr>
+        <w:spacing w:after="0" w:line="360" w:lineRule="auto"/>
+        <w:jc w:val="center"/>
+        <w:rPr>
+          <w:rFonts w:ascii="Times New Roman" w:hAnsi="Times New Roman" w:cs="Times New Roman"/>
+          <w:sz w:val="28"/>
+          <w:szCs w:val="28"/>
+          <w:lang w:val="en-US"/>
+        </w:rPr>
+      </w:pPr>
+      <w:r>
+        <w:rPr>
+          <w:rFonts w:ascii="Times New Roman" w:hAnsi="Times New Roman" w:cs="Times New Roman"/>
+          <w:sz w:val="28"/>
+          <w:szCs w:val="28"/>
+          <w:lang w:val="en-US"/>
+        </w:rPr>
+        <w:lastRenderedPageBreak/>
+        <w:drawing>
+          <wp:inline distT="0" distB="0" distL="0" distR="0" wp14:anchorId="38638ABE" wp14:editId="5DCE7E14">
+            <wp:extent cx="5563376" cy="3324689"/>
+            <wp:effectExtent l="0" t="0" r="0" b="9525"/>
+            <wp:docPr id="7" name="Рисунок 7"/>
+            <wp:cNvGraphicFramePr>
+              <a:graphicFrameLocks xmlns:a="http://schemas.openxmlformats.org/drawingml/2006/main" noChangeAspect="1"/>
+            </wp:cNvGraphicFramePr>
+            <a:graphic xmlns:a="http://schemas.openxmlformats.org/drawingml/2006/main">
+              <a:graphicData uri="http://schemas.openxmlformats.org/drawingml/2006/picture">
+                <pic:pic xmlns:pic="http://schemas.openxmlformats.org/drawingml/2006/picture">
+                  <pic:nvPicPr>
+                    <pic:cNvPr id="1" name=""/>
+                    <pic:cNvPicPr/>
+                  </pic:nvPicPr>
+                  <pic:blipFill>
+                    <a:blip r:embed="rId9"/>
+                    <a:stretch>
+                      <a:fillRect/>
+                    </a:stretch>
+                  </pic:blipFill>
+                  <pic:spPr>
+                    <a:xfrm>
+                      <a:off x="0" y="0"/>
+                      <a:ext cx="5563376" cy="3324689"/>
+                    </a:xfrm>
+                    <a:prstGeom prst="rect">
+                      <a:avLst/>
+                    </a:prstGeom>
+                  </pic:spPr>
+                </pic:pic>
+              </a:graphicData>
+            </a:graphic>
+          </wp:inline>
+        </w:drawing>
+      </w:r>
+    </w:p>
+    <w:p>
+      <w:pPr>
+        <w:spacing w:after="0" w:line="360" w:lineRule="auto"/>
+        <w:jc w:val="center"/>
+        <w:rPr>
+          <w:rFonts w:ascii="Times New Roman" w:hAnsi="Times New Roman" w:cs="Times New Roman"/>
+          <w:sz w:val="28"/>
+          <w:szCs w:val="28"/>
+        </w:rPr>
+      </w:pPr>
+      <w:r>
+        <w:rPr>
+          <w:rFonts w:ascii="Times New Roman" w:hAnsi="Times New Roman" w:cs="Times New Roman"/>
+          <w:sz w:val="28"/>
+          <w:szCs w:val="28"/>
+        </w:rPr>
+        <w:t>Рисунок 3</w:t>
+      </w:r>
+      <w:r>
+        <w:rPr>
+          <w:rFonts w:ascii="Times New Roman" w:hAnsi="Times New Roman" w:cs="Times New Roman"/>
+          <w:noProof/>
+          <w:sz w:val="28"/>
+          <w:szCs w:val="28"/>
+        </w:rPr>
+        <w:t xml:space="preserve"> </w:t>
+      </w:r>
+      <w:r>
+        <w:rPr>
+          <w:rFonts w:ascii="Times New Roman" w:hAnsi="Times New Roman" w:cs="Times New Roman"/>
+          <w:sz w:val="28"/>
+          <w:szCs w:val="28"/>
+        </w:rPr>
+        <w:t>— Распределение результатов измерения третьего резистора</w:t>
+      </w:r>
+    </w:p>
+    <w:p>
+      <w:pPr>
+        <w:spacing w:after="0" w:line="360" w:lineRule="auto"/>
+        <w:jc w:val="center"/>
+        <w:rPr>
+          <w:rFonts w:ascii="Times New Roman" w:hAnsi="Times New Roman" w:cs="Times New Roman"/>
+          <w:sz w:val="28"/>
+          <w:szCs w:val="28"/>
+          <w:lang w:val="en-US"/>
+        </w:rPr>
+      </w:pPr>
+      <w:r>
+        <w:rPr>
+          <w:rFonts w:ascii="Times New Roman" w:hAnsi="Times New Roman" w:cs="Times New Roman"/>
+          <w:sz w:val="28"/>
+          <w:szCs w:val="28"/>
+          <w:lang w:val="en-US"/>
+        </w:rPr>
+        <w:drawing>
+          <wp:inline distT="0" distB="0" distL="0" distR="0" wp14:anchorId="0322C43E" wp14:editId="67CF2050">
+            <wp:extent cx="5649113" cy="3362794"/>
+            <wp:effectExtent l="0" t="0" r="8890" b="9525"/>
+            <wp:docPr id="8" name="Рисунок 8"/>
+            <wp:cNvGraphicFramePr>
+              <a:graphicFrameLocks xmlns:a="http://schemas.openxmlformats.org/drawingml/2006/main" noChangeAspect="1"/>
+            </wp:cNvGraphicFramePr>
+            <a:graphic xmlns:a="http://schemas.openxmlformats.org/drawingml/2006/main">
+              <a:graphicData uri="http://schemas.openxmlformats.org/drawingml/2006/picture">
+                <pic:pic xmlns:pic="http://schemas.openxmlformats.org/drawingml/2006/picture">
+                  <pic:nvPicPr>
+                    <pic:cNvPr id="1" name=""/>
+                    <pic:cNvPicPr/>
+                  </pic:nvPicPr>
+                  <pic:blipFill>
+                    <a:blip r:embed="rId10"/>
+                    <a:stretch>
+                      <a:fillRect/>
+                    </a:stretch>
+                  </pic:blipFill>
+                  <pic:spPr>
+                    <a:xfrm>
+                      <a:off x="0" y="0"/>
+                      <a:ext cx="5649113" cy="3362794"/>
+                    </a:xfrm>
+                    <a:prstGeom prst="rect">
+                      <a:avLst/>
+                    </a:prstGeom>
+                  </pic:spPr>
+                </pic:pic>
+              </a:graphicData>
+            </a:graphic>
+          </wp:inline>
+        </w:drawing>
+      </w:r>
+    </w:p>
+    <w:p>
+      <w:pPr>
+        <w:spacing w:after="0" w:line="360" w:lineRule="auto"/>
+        <w:jc w:val="center"/>
+        <w:rPr>
+          <w:rFonts w:ascii="Times New Roman" w:hAnsi="Times New Roman" w:cs="Times New Roman"/>
+          <w:sz w:val="28"/>
+          <w:szCs w:val="28"/>
+        </w:rPr>
+      </w:pPr>
+      <w:r>
+        <w:rPr>
+          <w:rFonts w:ascii="Times New Roman" w:hAnsi="Times New Roman" w:cs="Times New Roman"/>
+          <w:sz w:val="28"/>
+          <w:szCs w:val="28"/>
+        </w:rPr>
+        <w:t xml:space="preserve">Рисунок </w:t>
+      </w:r>
+      <w:r>
+        <w:rPr>
+          <w:rFonts w:ascii="Times New Roman" w:hAnsi="Times New Roman" w:cs="Times New Roman"/>
+          <w:sz w:val="28"/>
+          <w:szCs w:val="28"/>
+        </w:rPr>
+        <w:t>4</w:t>
+      </w:r>
+      <w:r>
+        <w:rPr>
+          <w:rFonts w:ascii="Times New Roman" w:hAnsi="Times New Roman" w:cs="Times New Roman"/>
+          <w:sz w:val="28"/>
+          <w:szCs w:val="28"/>
+        </w:rPr>
+        <w:t xml:space="preserve"> — </w:t>
+      </w:r>
+      <w:r>
+        <w:rPr>
+          <w:rFonts w:ascii="Times New Roman" w:hAnsi="Times New Roman" w:cs="Times New Roman"/>
+          <w:sz w:val="28"/>
+          <w:szCs w:val="28"/>
+        </w:rPr>
+        <w:t>Распределение результатов измерения четвертого резистора</w:t>
+      </w:r>
+    </w:p>
+    <w:p>
+      <w:pPr>
+        <w:spacing w:after="0" w:line="360" w:lineRule="auto"/>
+        <w:jc w:val="center"/>
+        <w:rPr>
+          <w:rFonts w:ascii="Times New Roman" w:hAnsi="Times New Roman" w:cs="Times New Roman"/>
+          <w:sz w:val="28"/>
+          <w:szCs w:val="28"/>
+          <w:lang w:val="en-US"/>
+        </w:rPr>
+      </w:pPr>
+      <w:r>
+        <w:rPr>
+          <w:rFonts w:ascii="Times New Roman" w:hAnsi="Times New Roman" w:cs="Times New Roman"/>
+          <w:sz w:val="28"/>
+          <w:szCs w:val="28"/>
+          <w:lang w:val="en-US"/>
+        </w:rPr>
+        <w:lastRenderedPageBreak/>
+        <w:drawing>
+          <wp:inline distT="0" distB="0" distL="0" distR="0" wp14:anchorId="4E2CB826" wp14:editId="24A15662">
+            <wp:extent cx="5668166" cy="3315163"/>
+            <wp:effectExtent l="0" t="0" r="0" b="0"/>
+            <wp:docPr id="9" name="Рисунок 9"/>
+            <wp:cNvGraphicFramePr>
+              <a:graphicFrameLocks xmlns:a="http://schemas.openxmlformats.org/drawingml/2006/main" noChangeAspect="1"/>
+            </wp:cNvGraphicFramePr>
+            <a:graphic xmlns:a="http://schemas.openxmlformats.org/drawingml/2006/main">
+              <a:graphicData uri="http://schemas.openxmlformats.org/drawingml/2006/picture">
+                <pic:pic xmlns:pic="http://schemas.openxmlformats.org/drawingml/2006/picture">
+                  <pic:nvPicPr>
+                    <pic:cNvPr id="1" name=""/>
+                    <pic:cNvPicPr/>
+                  </pic:nvPicPr>
+                  <pic:blipFill>
+                    <a:blip r:embed="rId11"/>
+                    <a:stretch>
+                      <a:fillRect/>
+                    </a:stretch>
+                  </pic:blipFill>
+                  <pic:spPr>
+                    <a:xfrm>
+                      <a:off x="0" y="0"/>
+                      <a:ext cx="5668166" cy="3315163"/>
+                    </a:xfrm>
+                    <a:prstGeom prst="rect">
+                      <a:avLst/>
+                    </a:prstGeom>
+                  </pic:spPr>
+                </pic:pic>
+              </a:graphicData>
+            </a:graphic>
+          </wp:inline>
+        </w:drawing>
+      </w:r>
+    </w:p>
+    <w:p>
+      <w:pPr>
+        <w:spacing w:after="0" w:line="360" w:lineRule="auto"/>
+        <w:jc w:val="center"/>
+        <w:rPr>
+          <w:rFonts w:ascii="Times New Roman" w:hAnsi="Times New Roman" w:cs="Times New Roman"/>
+          <w:sz w:val="28"/>
+          <w:szCs w:val="28"/>
+        </w:rPr>
+      </w:pPr>
+      <w:r>
+        <w:rPr>
+          <w:rFonts w:ascii="Times New Roman" w:hAnsi="Times New Roman" w:cs="Times New Roman"/>
+          <w:sz w:val="28"/>
+          <w:szCs w:val="28"/>
+        </w:rPr>
+        <w:t xml:space="preserve">Рисунок </w:t>
+      </w:r>
+      <w:r>
+        <w:rPr>
+          <w:rFonts w:ascii="Times New Roman" w:hAnsi="Times New Roman" w:cs="Times New Roman"/>
+          <w:sz w:val="28"/>
+          <w:szCs w:val="28"/>
+        </w:rPr>
+        <w:t>5</w:t>
+      </w:r>
+      <w:r>
+        <w:rPr>
+          <w:rFonts w:ascii="Times New Roman" w:hAnsi="Times New Roman" w:cs="Times New Roman"/>
+          <w:sz w:val="28"/>
+          <w:szCs w:val="28"/>
+        </w:rPr>
+        <w:t xml:space="preserve"> — </w:t>
+      </w:r>
+      <w:r>
+        <w:rPr>
+          <w:rFonts w:ascii="Times New Roman" w:hAnsi="Times New Roman" w:cs="Times New Roman"/>
+          <w:sz w:val="28"/>
+          <w:szCs w:val="28"/>
+        </w:rPr>
+        <w:t>Распределение результатов измерения пятого резистора</w:t>
+      </w:r>
+    </w:p>
+    <w:p>
+      <w:pPr>
+        <w:spacing w:after="0" w:line="360" w:lineRule="auto"/>
+        <w:ind w:firstLine="709"/>
+        <w:jc w:val="both"/>
+        <w:rPr>
+          <w:rFonts w:ascii="Times New Roman" w:hAnsi="Times New Roman" w:cs="Times New Roman"/>
+          <w:sz w:val="28"/>
+          <w:szCs w:val="28"/>
+        </w:rPr>
+      </w:pPr>
+      <w:r>
+        <w:rPr>
+          <w:rFonts w:ascii="Times New Roman" w:hAnsi="Times New Roman" w:cs="Times New Roman"/>
+          <w:sz w:val="28"/>
+          <w:szCs w:val="28"/>
+        </w:rPr>
+        <w:t>Результаты измерений на втором мультиметре:</w:t>
+      </w:r>
+    </w:p>
+    <w:p>
+      <w:pPr>
+        <w:keepNext/>
+        <w:spacing w:after="0" w:line="360" w:lineRule="auto"/>
+        <w:jc w:val="center"/>
+        <w:rPr>
+          <w:rFonts w:ascii="Times New Roman" w:hAnsi="Times New Roman" w:cs="Times New Roman"/>
+          <w:sz w:val="28"/>
+          <w:szCs w:val="28"/>
+        </w:rPr>
+      </w:pPr>
+      <w:r>
+        <w:rPr>
+          <w:rFonts w:ascii="Times New Roman" w:hAnsi="Times New Roman" w:cs="Times New Roman"/>
+          <w:sz w:val="28"/>
+          <w:szCs w:val="28"/>
+        </w:rPr>
+        <w:drawing>
+          <wp:inline distT="0" distB="0" distL="0" distR="0" wp14:anchorId="16E2556E" wp14:editId="03F42858">
+            <wp:extent cx="5649113" cy="3305636"/>
+            <wp:effectExtent l="0" t="0" r="8890" b="9525"/>
+            <wp:docPr id="10" name="Рисунок 10"/>
+            <wp:cNvGraphicFramePr>
+              <a:graphicFrameLocks xmlns:a="http://schemas.openxmlformats.org/drawingml/2006/main" noChangeAspect="1"/>
+            </wp:cNvGraphicFramePr>
+            <a:graphic xmlns:a="http://schemas.openxmlformats.org/drawingml/2006/main">
+              <a:graphicData uri="http://schemas.openxmlformats.org/drawingml/2006/picture">
+                <pic:pic xmlns:pic="http://schemas.openxmlformats.org/drawingml/2006/picture">
+                  <pic:nvPicPr>
+                    <pic:cNvPr id="1" name=""/>
+                    <pic:cNvPicPr/>
+                  </pic:nvPicPr>
+                  <pic:blipFill>
+                    <a:blip r:embed="rId12"/>
+                    <a:stretch>
+                      <a:fillRect/>
+                    </a:stretch>
+                  </pic:blipFill>
+                  <pic:spPr>
+                    <a:xfrm>
+                      <a:off x="0" y="0"/>
+                      <a:ext cx="5649113" cy="3305636"/>
+                    </a:xfrm>
+                    <a:prstGeom prst="rect">
+                      <a:avLst/>
+                    </a:prstGeom>
+                  </pic:spPr>
+                </pic:pic>
+              </a:graphicData>
+            </a:graphic>
+          </wp:inline>
+        </w:drawing>
+      </w:r>
+    </w:p>
+    <w:p>
+      <w:pPr>
+        <w:pStyle w:val="af6"/>
+        <w:ind w:left="0"/>
+        <w:rPr>
+          <w:sz w:val="28"/>
+          <w:szCs w:val="28"/>
+        </w:rPr>
+      </w:pPr>
+      <w:r>
+        <w:rPr>
+          <w:sz w:val="28"/>
+          <w:szCs w:val="28"/>
+        </w:rPr>
+        <w:t>Рисунок 6 — Распределение результатов измерения первого резистора</w:t>
+      </w:r>
+    </w:p>
+    <w:p>
+      <w:pPr>
+        <w:pStyle w:val="af6"/>
+        <w:ind w:left="0"/>
+        <w:jc w:val="both"/>
+        <w:rPr>
+          <w:sz w:val="28"/>
+          <w:szCs w:val="28"/>
+        </w:rPr>
+      </w:pPr>
+    </w:p>
+    <w:p>
+      <w:pPr>
+        <w:pStyle w:val="a7"/>
+        <w:keepNext/>
+        <w:spacing w:after="0" w:line="360" w:lineRule="auto"/>
+        <w:ind w:left="0"/>
+        <w:jc w:val="both"/>
+        <w:rPr>
+          <w:rFonts w:ascii="Times New Roman" w:hAnsi="Times New Roman" w:cs="Times New Roman"/>
+          <w:sz w:val="28"/>
+          <w:szCs w:val="28"/>
+        </w:rPr>
+      </w:pPr>
+      <w:r>
+        <w:rPr>
+          <w:rFonts w:ascii="Times New Roman" w:hAnsi="Times New Roman" w:cs="Times New Roman"/>
+          <w:sz w:val="28"/>
+          <w:szCs w:val="28"/>
+        </w:rPr>
+        <w:lastRenderedPageBreak/>
+        <w:drawing>
+          <wp:inline distT="0" distB="0" distL="0" distR="0" wp14:anchorId="0495AEB0" wp14:editId="7D5B5519">
+            <wp:extent cx="5611008" cy="3324689"/>
+            <wp:effectExtent l="0" t="0" r="8890" b="9525"/>
+            <wp:docPr id="11" name="Рисунок 11"/>
+            <wp:cNvGraphicFramePr>
+              <a:graphicFrameLocks xmlns:a="http://schemas.openxmlformats.org/drawingml/2006/main" noChangeAspect="1"/>
+            </wp:cNvGraphicFramePr>
+            <a:graphic xmlns:a="http://schemas.openxmlformats.org/drawingml/2006/main">
+              <a:graphicData uri="http://schemas.openxmlformats.org/drawingml/2006/picture">
+                <pic:pic xmlns:pic="http://schemas.openxmlformats.org/drawingml/2006/picture">
+                  <pic:nvPicPr>
+                    <pic:cNvPr id="1" name=""/>
+                    <pic:cNvPicPr/>
+                  </pic:nvPicPr>
+                  <pic:blipFill>
+                    <a:blip r:embed="rId13"/>
+                    <a:stretch>
+                      <a:fillRect/>
+                    </a:stretch>
+                  </pic:blipFill>
+                  <pic:spPr>
+                    <a:xfrm>
+                      <a:off x="0" y="0"/>
+                      <a:ext cx="5611008" cy="3324689"/>
+                    </a:xfrm>
+                    <a:prstGeom prst="rect">
+                      <a:avLst/>
+                    </a:prstGeom>
+                  </pic:spPr>
+                </pic:pic>
+              </a:graphicData>
+            </a:graphic>
+          </wp:inline>
+        </w:drawing>
+      </w:r>
+    </w:p>
+    <w:p>
+      <w:pPr>
+        <w:spacing w:after="0" w:line="360" w:lineRule="auto"/>
+        <w:jc w:val="center"/>
+        <w:rPr>
+          <w:rFonts w:ascii="Times New Roman" w:hAnsi="Times New Roman" w:cs="Times New Roman"/>
+          <w:sz w:val="28"/>
+          <w:szCs w:val="28"/>
+        </w:rPr>
+      </w:pPr>
+      <w:r>
+        <w:rPr>
+          <w:rFonts w:ascii="Times New Roman" w:hAnsi="Times New Roman" w:cs="Times New Roman"/>
+          <w:sz w:val="28"/>
+          <w:szCs w:val="28"/>
+        </w:rPr>
+        <w:t>Рисунок 7</w:t>
+      </w:r>
+      <w:r>
+        <w:rPr>
+          <w:rFonts w:ascii="Times New Roman" w:hAnsi="Times New Roman" w:cs="Times New Roman"/>
+          <w:noProof/>
+          <w:sz w:val="28"/>
+          <w:szCs w:val="28"/>
+        </w:rPr>
+        <w:t xml:space="preserve"> </w:t>
+      </w:r>
+      <w:r>
+        <w:rPr>
+          <w:rFonts w:ascii="Times New Roman" w:hAnsi="Times New Roman" w:cs="Times New Roman"/>
+          <w:sz w:val="28"/>
+          <w:szCs w:val="28"/>
+        </w:rPr>
+        <w:t>— Распределение результатов измерения второго резистора</w:t>
+      </w:r>
+    </w:p>
+    <w:p>
+      <w:pPr>
+        <w:spacing w:after="0" w:line="360" w:lineRule="auto"/>
+        <w:jc w:val="center"/>
+        <w:rPr>
+          <w:rFonts w:ascii="Times New Roman" w:hAnsi="Times New Roman" w:cs="Times New Roman"/>
+          <w:sz w:val="28"/>
+          <w:szCs w:val="28"/>
+          <w:lang w:val="en-US"/>
+        </w:rPr>
+      </w:pPr>
+      <w:r>
+        <w:rPr>
+          <w:rFonts w:ascii="Times New Roman" w:hAnsi="Times New Roman" w:cs="Times New Roman"/>
+          <w:sz w:val="28"/>
+          <w:szCs w:val="28"/>
+          <w:lang w:val="en-US"/>
+        </w:rPr>
+        <w:drawing>
+          <wp:inline distT="0" distB="0" distL="0" distR="0" wp14:anchorId="58661171" wp14:editId="5EB80DDE">
+            <wp:extent cx="5601482" cy="3258005"/>
+            <wp:effectExtent l="0" t="0" r="0" b="0"/>
+            <wp:docPr id="12" name="Рисунок 12"/>
+            <wp:cNvGraphicFramePr>
+              <a:graphicFrameLocks xmlns:a="http://schemas.openxmlformats.org/drawingml/2006/main" noChangeAspect="1"/>
+            </wp:cNvGraphicFramePr>
+            <a:graphic xmlns:a="http://schemas.openxmlformats.org/drawingml/2006/main">
+              <a:graphicData uri="http://schemas.openxmlformats.org/drawingml/2006/picture">
+                <pic:pic xmlns:pic="http://schemas.openxmlformats.org/drawingml/2006/picture">
+                  <pic:nvPicPr>
+                    <pic:cNvPr id="1" name=""/>
+                    <pic:cNvPicPr/>
+                  </pic:nvPicPr>
+                  <pic:blipFill>
+                    <a:blip r:embed="rId14"/>
+                    <a:stretch>
+                      <a:fillRect/>
+                    </a:stretch>
+                  </pic:blipFill>
+                  <pic:spPr>
+                    <a:xfrm>
+                      <a:off x="0" y="0"/>
+                      <a:ext cx="5601482" cy="3258005"/>
+                    </a:xfrm>
+                    <a:prstGeom prst="rect">
+                      <a:avLst/>
+                    </a:prstGeom>
+                  </pic:spPr>
+                </pic:pic>
+              </a:graphicData>
+            </a:graphic>
+          </wp:inline>
+        </w:drawing>
+      </w:r>
+    </w:p>
+    <w:p>
+      <w:pPr>
+        <w:spacing w:after="0" w:line="360" w:lineRule="auto"/>
+        <w:jc w:val="center"/>
+        <w:rPr>
+          <w:rFonts w:ascii="Times New Roman" w:hAnsi="Times New Roman" w:cs="Times New Roman"/>
+          <w:sz w:val="28"/>
+          <w:szCs w:val="28"/>
+        </w:rPr>
+      </w:pPr>
+      <w:r>
+        <w:rPr>
+          <w:rFonts w:ascii="Times New Roman" w:hAnsi="Times New Roman" w:cs="Times New Roman"/>
+          <w:sz w:val="28"/>
+          <w:szCs w:val="28"/>
+        </w:rPr>
+        <w:t>Рисунок 8</w:t>
+      </w:r>
+      <w:r>
+        <w:rPr>
+          <w:rFonts w:ascii="Times New Roman" w:hAnsi="Times New Roman" w:cs="Times New Roman"/>
+          <w:noProof/>
+          <w:sz w:val="28"/>
+          <w:szCs w:val="28"/>
+        </w:rPr>
+        <w:t xml:space="preserve"> </w:t>
+      </w:r>
+      <w:r>
+        <w:rPr>
+          <w:rFonts w:ascii="Times New Roman" w:hAnsi="Times New Roman" w:cs="Times New Roman"/>
+          <w:sz w:val="28"/>
+          <w:szCs w:val="28"/>
+        </w:rPr>
+        <w:t>— Распределение результатов измерения третьего резистора</w:t>
+      </w:r>
+    </w:p>
+    <w:p>
+      <w:pPr>
+        <w:spacing w:after="0" w:line="360" w:lineRule="auto"/>
+        <w:jc w:val="center"/>
+        <w:rPr>
+          <w:rFonts w:ascii="Times New Roman" w:hAnsi="Times New Roman" w:cs="Times New Roman"/>
+          <w:sz w:val="28"/>
+          <w:szCs w:val="28"/>
+          <w:lang w:val="en-US"/>
+        </w:rPr>
+      </w:pPr>
+      <w:r>
+        <w:rPr>
+          <w:rFonts w:ascii="Times New Roman" w:hAnsi="Times New Roman" w:cs="Times New Roman"/>
+          <w:sz w:val="28"/>
+          <w:szCs w:val="28"/>
+          <w:lang w:val="en-US"/>
+        </w:rPr>
+        <w:lastRenderedPageBreak/>
+        <w:drawing>
+          <wp:inline distT="0" distB="0" distL="0" distR="0" wp14:anchorId="500DD351" wp14:editId="3D70AED5">
+            <wp:extent cx="5611008" cy="3305636"/>
+            <wp:effectExtent l="0" t="0" r="8890" b="9525"/>
+            <wp:docPr id="18" name="Рисунок 18"/>
+            <wp:cNvGraphicFramePr>
+              <a:graphicFrameLocks xmlns:a="http://schemas.openxmlformats.org/drawingml/2006/main" noChangeAspect="1"/>
+            </wp:cNvGraphicFramePr>
+            <a:graphic xmlns:a="http://schemas.openxmlformats.org/drawingml/2006/main">
+              <a:graphicData uri="http://schemas.openxmlformats.org/drawingml/2006/picture">
+                <pic:pic xmlns:pic="http://schemas.openxmlformats.org/drawingml/2006/picture">
+                  <pic:nvPicPr>
+                    <pic:cNvPr id="1" name=""/>
+                    <pic:cNvPicPr/>
+                  </pic:nvPicPr>
+                  <pic:blipFill>
+                    <a:blip r:embed="rId15"/>
+                    <a:stretch>
+                      <a:fillRect/>
+                    </a:stretch>
+                  </pic:blipFill>
+                  <pic:spPr>
+                    <a:xfrm>
+                      <a:off x="0" y="0"/>
+                      <a:ext cx="5611008" cy="3305636"/>
+                    </a:xfrm>
+                    <a:prstGeom prst="rect">
+                      <a:avLst/>
+                    </a:prstGeom>
+                  </pic:spPr>
+                </pic:pic>
+              </a:graphicData>
+            </a:graphic>
+          </wp:inline>
+        </w:drawing>
+      </w:r>
+    </w:p>
+    <w:p>
+      <w:pPr>
+        <w:spacing w:after="0" w:line="360" w:lineRule="auto"/>
+        <w:jc w:val="center"/>
+        <w:rPr>
+          <w:rFonts w:ascii="Times New Roman" w:hAnsi="Times New Roman" w:cs="Times New Roman"/>
+          <w:sz w:val="28"/>
+          <w:szCs w:val="28"/>
+        </w:rPr>
+      </w:pPr>
+      <w:r>
+        <w:rPr>
+          <w:rFonts w:ascii="Times New Roman" w:hAnsi="Times New Roman" w:cs="Times New Roman"/>
+          <w:sz w:val="28"/>
+          <w:szCs w:val="28"/>
+        </w:rPr>
+        <w:t xml:space="preserve">Рисунок </w:t>
+      </w:r>
+      <w:r>
+        <w:rPr>
+          <w:rFonts w:ascii="Times New Roman" w:hAnsi="Times New Roman" w:cs="Times New Roman"/>
+          <w:sz w:val="28"/>
+          <w:szCs w:val="28"/>
+        </w:rPr>
+        <w:t>9</w:t>
+      </w:r>
+      <w:r>
+        <w:rPr>
+          <w:rFonts w:ascii="Times New Roman" w:hAnsi="Times New Roman" w:cs="Times New Roman"/>
+          <w:sz w:val="28"/>
+          <w:szCs w:val="28"/>
+        </w:rPr>
+        <w:t xml:space="preserve"> — </w:t>
+      </w:r>
+      <w:r>
+        <w:rPr>
+          <w:rFonts w:ascii="Times New Roman" w:hAnsi="Times New Roman" w:cs="Times New Roman"/>
+          <w:sz w:val="28"/>
+          <w:szCs w:val="28"/>
+        </w:rPr>
+        <w:t>Распределение результатов измерения четвертого резистора</w:t>
+      </w:r>
+    </w:p>
+    <w:p>
+      <w:pPr>
+        <w:spacing w:after="0" w:line="360" w:lineRule="auto"/>
+        <w:jc w:val="center"/>
+        <w:rPr>
+          <w:rFonts w:ascii="Times New Roman" w:hAnsi="Times New Roman" w:cs="Times New Roman"/>
+          <w:sz w:val="28"/>
+          <w:szCs w:val="28"/>
+          <w:lang w:val="en-US"/>
+        </w:rPr>
+      </w:pPr>
+      <w:r>
+        <w:rPr>
+          <w:rFonts w:ascii="Times New Roman" w:hAnsi="Times New Roman" w:cs="Times New Roman"/>
+          <w:sz w:val="28"/>
+          <w:szCs w:val="28"/>
+          <w:lang w:val="en-US"/>
+        </w:rPr>
+        <w:drawing>
+          <wp:inline distT="0" distB="0" distL="0" distR="0" wp14:anchorId="3ADD58E1" wp14:editId="58A78229">
+            <wp:extent cx="5611008" cy="3238952"/>
+            <wp:effectExtent l="0" t="0" r="8890" b="0"/>
+            <wp:docPr id="19" name="Рисунок 19"/>
+            <wp:cNvGraphicFramePr>
+              <a:graphicFrameLocks xmlns:a="http://schemas.openxmlformats.org/drawingml/2006/main" noChangeAspect="1"/>
+            </wp:cNvGraphicFramePr>
+            <a:graphic xmlns:a="http://schemas.openxmlformats.org/drawingml/2006/main">
+              <a:graphicData uri="http://schemas.openxmlformats.org/drawingml/2006/picture">
+                <pic:pic xmlns:pic="http://schemas.openxmlformats.org/drawingml/2006/picture">
+                  <pic:nvPicPr>
+                    <pic:cNvPr id="1" name=""/>
+                    <pic:cNvPicPr/>
+                  </pic:nvPicPr>
+                  <pic:blipFill>
+                    <a:blip r:embed="rId16"/>
+                    <a:stretch>
+                      <a:fillRect/>
+                    </a:stretch>
+                  </pic:blipFill>
+                  <pic:spPr>
+                    <a:xfrm>
+                      <a:off x="0" y="0"/>
+                      <a:ext cx="5611008" cy="3238952"/>
+                    </a:xfrm>
+                    <a:prstGeom prst="rect">
+                      <a:avLst/>
+                    </a:prstGeom>
+                  </pic:spPr>
+                </pic:pic>
+              </a:graphicData>
+            </a:graphic>
+          </wp:inline>
+        </w:drawing>
+      </w:r>
+    </w:p>
+    <w:p>
+      <w:pPr>
+        <w:spacing w:after="0" w:line="360" w:lineRule="auto"/>
+        <w:jc w:val="center"/>
+        <w:rPr>
+          <w:rFonts w:ascii="Times New Roman" w:hAnsi="Times New Roman" w:cs="Times New Roman"/>
+          <w:sz w:val="28"/>
+          <w:szCs w:val="28"/>
+        </w:rPr>
+      </w:pPr>
+      <w:r>
+        <w:rPr>
+          <w:rFonts w:ascii="Times New Roman" w:hAnsi="Times New Roman" w:cs="Times New Roman"/>
+          <w:sz w:val="28"/>
+          <w:szCs w:val="28"/>
+        </w:rPr>
+        <w:t xml:space="preserve">Рисунок </w:t>
+      </w:r>
+      <w:r>
+        <w:rPr>
+          <w:rFonts w:ascii="Times New Roman" w:hAnsi="Times New Roman" w:cs="Times New Roman"/>
+          <w:sz w:val="28"/>
+          <w:szCs w:val="28"/>
+        </w:rPr>
+        <w:t>10</w:t>
+      </w:r>
+      <w:r>
+        <w:rPr>
+          <w:rFonts w:ascii="Times New Roman" w:hAnsi="Times New Roman" w:cs="Times New Roman"/>
+          <w:sz w:val="28"/>
+          <w:szCs w:val="28"/>
+        </w:rPr>
+        <w:t xml:space="preserve"> — </w:t>
+      </w:r>
+      <w:r>
+        <w:rPr>
+          <w:rFonts w:ascii="Times New Roman" w:hAnsi="Times New Roman" w:cs="Times New Roman"/>
+          <w:sz w:val="28"/>
+          <w:szCs w:val="28"/>
+        </w:rPr>
+        <w:t>Распределение результатов измерения пятого резистора</w:t>
+      </w:r>
+    </w:p>
+    <w:p>
+      <w:pPr>
+        <w:spacing w:after="0" w:line="360" w:lineRule="auto"/>
+        <w:ind w:firstLine="709"/>
+        <w:jc w:val="both"/>
+        <w:rPr>
+          <w:rFonts w:ascii="Times New Roman" w:hAnsi="Times New Roman" w:cs="Times New Roman"/>
+          <w:sz w:val="28"/>
+          <w:szCs w:val="28"/>
+        </w:rPr>
+      </w:pPr>
     </w:p>
     <w:p>
       <w:pPr>
@@ -7922,7 +8655,16 @@
           <w:sz w:val="28"/>
           <w:szCs w:val="28"/>
         </w:rPr>
-        <w:t>, что говорит о большей случайной составляющей погрешности при измерении этим прибором (возможно, из-за помех или дребезга контактов).</w:t>
+        <w:t xml:space="preserve">, что </w:t>
+      </w:r>
+      <w:r>
+        <w:rPr>
+          <w:rFonts w:ascii="Times New Roman" w:hAnsi="Times New Roman" w:cs="Times New Roman"/>
+          <w:sz w:val="28"/>
+          <w:szCs w:val="28"/>
+        </w:rPr>
+        <w:lastRenderedPageBreak/>
+        <w:t>говорит о большей случайной составляющей погрешности при измерении этим прибором (возможно, из-за помех или дребезга контактов).</w:t>
       </w:r>
     </w:p>
     <w:p>
@@ -8096,7 +8838,6 @@
           <w:sz w:val="28"/>
           <w:szCs w:val="28"/>
         </w:rPr>
-        <w:lastRenderedPageBreak/>
         <w:t>Резистор 4 (810 МОм):</w:t>
       </w:r>
     </w:p>
@@ -8145,15 +8886,7 @@
           <w:sz w:val="28"/>
           <w:szCs w:val="28"/>
         </w:rPr>
-        <w:t>Второй мультиметр</w:t>
-      </w:r>
-      <w:r>
-        <w:rPr>
-          <w:rFonts w:ascii="Times New Roman" w:hAnsi="Times New Roman" w:cs="Times New Roman"/>
-          <w:sz w:val="28"/>
-          <w:szCs w:val="28"/>
-        </w:rPr>
-        <w:t xml:space="preserve"> </w:t>
+        <w:t xml:space="preserve">Второй мультиметр </w:t>
       </w:r>
       <w:r>
         <w:rPr>
@@ -8348,8 +9081,8 @@
           <w:szCs w:val="28"/>
         </w:rPr>
       </w:pPr>
-      <w:bookmarkStart w:id="7" w:name="_Toc223014597"/>
-      <w:bookmarkStart w:id="8" w:name="_Toc223678868"/>
+      <w:bookmarkStart w:id="8" w:name="_Toc223014597"/>
+      <w:bookmarkStart w:id="9" w:name="_Toc223766104"/>
       <w:r>
         <w:rPr>
           <w:rFonts w:ascii="Times New Roman" w:hAnsi="Times New Roman" w:cs="Times New Roman"/>
@@ -8362,8 +9095,8 @@
         <w:lastRenderedPageBreak/>
         <w:t>ЗАКЛЮЧЕНИЕ</w:t>
       </w:r>
-      <w:bookmarkEnd w:id="7"/>
       <w:bookmarkEnd w:id="8"/>
+      <w:bookmarkEnd w:id="9"/>
     </w:p>
     <w:p>
       <w:pPr>
@@ -8673,8 +9406,8 @@
           <w:szCs w:val="28"/>
         </w:rPr>
       </w:pPr>
-      <w:bookmarkStart w:id="9" w:name="_Toc223014598"/>
-      <w:bookmarkStart w:id="10" w:name="_Toc223678869"/>
+      <w:bookmarkStart w:id="10" w:name="_Toc223014598"/>
+      <w:bookmarkStart w:id="11" w:name="_Toc223766105"/>
       <w:r>
         <w:rPr>
           <w:rFonts w:ascii="Times New Roman" w:hAnsi="Times New Roman" w:cs="Times New Roman"/>
@@ -8687,8 +9420,8 @@
         <w:lastRenderedPageBreak/>
         <w:t>СПИСОК ИСПОЛЬЗОВАННЫХ ИСТОЧНИКОВ</w:t>
       </w:r>
-      <w:bookmarkEnd w:id="9"/>
       <w:bookmarkEnd w:id="10"/>
+      <w:bookmarkEnd w:id="11"/>
     </w:p>
     <w:p>
       <w:pPr>
@@ -8707,39 +9440,7 @@
           <w:sz w:val="28"/>
           <w:szCs w:val="28"/>
         </w:rPr>
-        <w:t xml:space="preserve">ГОСТ 7.32-2017.  Отчет о научно-исследовательской работе. М., 2017. 26 с. [Электронный ресурс] — URL: https://lms.surgu.ru/pluginfile.php/616472/mod_resource/content/1/7.32-2017.pdf (дата обращения </w:t>
-      </w:r>
-      <w:r>
-        <w:rPr>
-          <w:rFonts w:ascii="Times New Roman" w:hAnsi="Times New Roman" w:cs="Times New Roman"/>
-          <w:sz w:val="28"/>
-          <w:szCs w:val="28"/>
-        </w:rPr>
-        <w:t>05</w:t>
-      </w:r>
-      <w:r>
-        <w:rPr>
-          <w:rFonts w:ascii="Times New Roman" w:hAnsi="Times New Roman" w:cs="Times New Roman"/>
-          <w:sz w:val="28"/>
-          <w:szCs w:val="28"/>
-        </w:rPr>
-        <w:t>.0</w:t>
-      </w:r>
-      <w:r>
-        <w:rPr>
-          <w:rFonts w:ascii="Times New Roman" w:hAnsi="Times New Roman" w:cs="Times New Roman"/>
-          <w:sz w:val="28"/>
-          <w:szCs w:val="28"/>
-        </w:rPr>
-        <w:t>3</w:t>
-      </w:r>
-      <w:r>
-        <w:rPr>
-          <w:rFonts w:ascii="Times New Roman" w:hAnsi="Times New Roman" w:cs="Times New Roman"/>
-          <w:sz w:val="28"/>
-          <w:szCs w:val="28"/>
-        </w:rPr>
-        <w:t>.2026).</w:t>
+        <w:t>ГОСТ 7.32-2017.  Отчет о научно-исследовательской работе. М., 2017. 26 с. [Электронный ресурс] — URL: https://lms.surgu.ru/pluginfile.php/616472/mod_resource/content/1/7.32-2017.pdf (дата обращения 05.03.2026).</w:t>
       </w:r>
     </w:p>
     <w:p>
@@ -8759,39 +9460,7 @@
           <w:sz w:val="28"/>
           <w:szCs w:val="28"/>
         </w:rPr>
-        <w:t xml:space="preserve">ГОСТ 8.736-2011. Государственная система обеспечения единства измерений. Измерения прямые многократные. Методы обработки результатов наблюдений. Основные положения. </w:t>
-      </w:r>
-      <w:r>
-        <w:rPr>
-          <w:rFonts w:ascii="Times New Roman" w:hAnsi="Times New Roman" w:cs="Times New Roman"/>
-          <w:sz w:val="28"/>
-          <w:szCs w:val="28"/>
-        </w:rPr>
-        <w:t>—</w:t>
-      </w:r>
-      <w:r>
-        <w:rPr>
-          <w:rFonts w:ascii="Times New Roman" w:hAnsi="Times New Roman" w:cs="Times New Roman"/>
-          <w:sz w:val="28"/>
-          <w:szCs w:val="28"/>
-        </w:rPr>
-        <w:t xml:space="preserve"> М.: Стандартинформ, 2013.</w:t>
-      </w:r>
-      <w:r>
-        <w:rPr>
-          <w:rFonts w:ascii="Times New Roman" w:hAnsi="Times New Roman" w:cs="Times New Roman"/>
-          <w:sz w:val="28"/>
-          <w:szCs w:val="28"/>
-        </w:rPr>
-        <w:t xml:space="preserve"> </w:t>
-      </w:r>
-      <w:r>
-        <w:rPr>
-          <w:rFonts w:ascii="Times New Roman" w:hAnsi="Times New Roman" w:cs="Times New Roman"/>
-          <w:sz w:val="28"/>
-          <w:szCs w:val="28"/>
-        </w:rPr>
-        <w:t xml:space="preserve">[Электронный ресурс] — URL: </w:t>
+        <w:t xml:space="preserve">ГОСТ 8.736-2011. Государственная система обеспечения единства измерений. Измерения прямые многократные. Методы обработки результатов наблюдений. Основные положения. — М.: Стандартинформ, 2013. [Электронный ресурс] — URL: </w:t>
       </w:r>
       <w:r>
         <w:rPr>
@@ -8807,43 +9476,11 @@
           <w:sz w:val="28"/>
           <w:szCs w:val="28"/>
         </w:rPr>
-        <w:t xml:space="preserve"> (дата обращения </w:t>
-      </w:r>
-      <w:r>
-        <w:rPr>
-          <w:rFonts w:ascii="Times New Roman" w:hAnsi="Times New Roman" w:cs="Times New Roman"/>
-          <w:sz w:val="28"/>
-          <w:szCs w:val="28"/>
-        </w:rPr>
-        <w:t>05</w:t>
-      </w:r>
-      <w:r>
-        <w:rPr>
-          <w:rFonts w:ascii="Times New Roman" w:hAnsi="Times New Roman" w:cs="Times New Roman"/>
-          <w:sz w:val="28"/>
-          <w:szCs w:val="28"/>
-        </w:rPr>
-        <w:t>.0</w:t>
-      </w:r>
-      <w:r>
-        <w:rPr>
-          <w:rFonts w:ascii="Times New Roman" w:hAnsi="Times New Roman" w:cs="Times New Roman"/>
-          <w:sz w:val="28"/>
-          <w:szCs w:val="28"/>
-        </w:rPr>
-        <w:t>3</w:t>
-      </w:r>
-      <w:r>
-        <w:rPr>
-          <w:rFonts w:ascii="Times New Roman" w:hAnsi="Times New Roman" w:cs="Times New Roman"/>
-          <w:sz w:val="28"/>
-          <w:szCs w:val="28"/>
-        </w:rPr>
-        <w:t>.2026).</w:t>
+        <w:t xml:space="preserve"> (дата обращения 05.03.2026).</w:t>
       </w:r>
     </w:p>
     <w:sectPr>
-      <w:footerReference w:type="default" r:id="rId9"/>
+      <w:footerReference w:type="default" r:id="rId17"/>
       <w:pgSz w:w="11906" w:h="16838"/>
       <w:pgMar w:top="1134" w:right="850" w:bottom="1134" w:left="1701" w:header="708" w:footer="708" w:gutter="0"/>
       <w:cols w:space="708"/>
@@ -11026,7 +11663,7 @@
   <w:style w:type="paragraph" w:default="1" w:styleId="a">
     <w:name w:val="Normal"/>
     <w:qFormat/>
-    <w:rsid w:val="00F33C60"/>
+    <w:rsid w:val="00690FE5"/>
     <w:pPr>
       <w:spacing w:line="259" w:lineRule="auto"/>
     </w:pPr>
